--- a/demo/AI実装講座_デモ素材集_第7-9回.docx
+++ b/demo/AI実装講座_デモ素材集_第7-9回.docx
@@ -579,7 +579,7 @@
                 <w:sz w:val="18"/>
                 <w:szCs w:val="18"/>
               </w:rPr>
-              <w:t xml:space="preserve">通知を1ノードだけ、目の前で足す</w:t>
+              <w:t xml:space="preserve">失敗したときの通知を、既存のフローに足す</w:t>
             </w:r>
           </w:p>
         </w:tc>
@@ -738,7 +738,7 @@
           <w:sz w:val="20"/>
           <w:szCs w:val="20"/>
         </w:rPr>
-        <w:t xml:space="preserve">全部をゼロから組んで見せない　</w:t>
+        <w:t xml:space="preserve">7分で足すのは「失敗通知」。ゼロから作るものではありません　</w:t>
       </w:r>
       <w:r>
         <w:rPr>
@@ -751,7 +751,46 @@
           <w:sz w:val="20"/>
           <w:szCs w:val="20"/>
         </w:rPr>
-        <w:t xml:space="preserve">20分枠に入りません。そして途中で詰まると、その回のテーマ説明ごと崩れます。完成形を見せてから1ノードだけ足す、が最も安全で、しかも「フローは部品の積み重ねでできている」がいちばんよく伝わります。</w:t>
+        <w:t xml:space="preserve">新しいフローを1本作るのは7分では終わりません。足すのは、すでに動いている処理に対するエラー時の分岐1つです。A案なら既存の関数を try / catch で囲んでメールを1通送る数行、B案なら既存フローに「実行が失敗したら」の分岐を1つ。別紙の完成コードから該当部分をコピーして貼るだけでも構いません。コードを書いて見せることが目的ではなく、「止まったときに気づく仕掛けが要る」を体で分からせるのが目的です。</w:t>
+      </w:r>
+    </w:p>
+    <w:p>
+      <w:pPr>
+        <w:pBdr>
+          <w:top w:val="single" w:color="FFE599" w:sz="2" w:space="4"/>
+          <w:left w:val="single" w:color="C00000" w:sz="18" w:space="6"/>
+          <w:bottom w:val="single" w:color="FFE599" w:sz="2" w:space="4"/>
+          <w:right w:val="single" w:color="FFE599" w:sz="2" w:space="4"/>
+        </w:pBdr>
+        <w:shd w:fill="FFF2CC" w:color="auto" w:val="clear"/>
+        <w:spacing w:after="180" w:before="140" w:line="264"/>
+        <w:ind w:left="120" w:right="120"/>
+      </w:pPr>
+      <w:r>
+        <w:rPr>
+          <w:rFonts w:ascii="Yu Gothic" w:cs="Yu Gothic" w:eastAsia="Yu Gothic" w:hAnsi="Yu Gothic"/>
+          <w:b/>
+          <w:bCs/>
+          <w:i w:val="false"/>
+          <w:iCs w:val="false"/>
+          <w:color w:val="C00000"/>
+          <w:sz w:val="20"/>
+          <w:szCs w:val="20"/>
+        </w:rPr>
+        <w:t xml:space="preserve">全部をゼロから組んで見せない　</w:t>
+      </w:r>
+      <w:r>
+        <w:rPr>
+          <w:rFonts w:ascii="Yu Gothic" w:cs="Yu Gothic" w:eastAsia="Yu Gothic" w:hAnsi="Yu Gothic"/>
+          <w:b w:val="false"/>
+          <w:bCs w:val="false"/>
+          <w:i w:val="false"/>
+          <w:iCs w:val="false"/>
+          <w:color w:val="000000"/>
+          <w:sz w:val="20"/>
+          <w:szCs w:val="20"/>
+        </w:rPr>
+        <w:t xml:space="preserve">20分枠に入りません。そして途中で詰まると、その回のテーマ説明ごと崩れます。完成形を見せてから失敗通知だけを足す、が最も安全で、しかも「フローは部品の積み重ねでできている」がいちばんよく伝わります。</w:t>
       </w:r>
     </w:p>
     <w:p>
@@ -818,6 +857,501 @@
           <w:szCs w:val="21"/>
         </w:rPr>
         <w:t xml:space="preserve">にします。問い合わせフォームの受信を、AIに分類・要約させて台帳に1行足し、担当者に通知する。業種を問わず「見たことがある」形なので、説明が要りません。</w:t>
+      </w:r>
+    </w:p>
+    <w:p>
+      <w:pPr>
+        <w:pBdr>
+          <w:top w:val="single" w:color="FFE599" w:sz="2" w:space="4"/>
+          <w:left w:val="single" w:color="C00000" w:sz="18" w:space="6"/>
+          <w:bottom w:val="single" w:color="FFE599" w:sz="2" w:space="4"/>
+          <w:right w:val="single" w:color="FFE599" w:sz="2" w:space="4"/>
+        </w:pBdr>
+        <w:shd w:fill="FFF2CC" w:color="auto" w:val="clear"/>
+        <w:spacing w:after="180" w:before="140" w:line="264"/>
+        <w:ind w:left="120" w:right="120"/>
+      </w:pPr>
+      <w:r>
+        <w:rPr>
+          <w:rFonts w:ascii="Yu Gothic" w:cs="Yu Gothic" w:eastAsia="Yu Gothic" w:hAnsi="Yu Gothic"/>
+          <w:b/>
+          <w:bCs/>
+          <w:i w:val="false"/>
+          <w:iCs w:val="false"/>
+          <w:color w:val="C00000"/>
+          <w:sz w:val="20"/>
+          <w:szCs w:val="20"/>
+        </w:rPr>
+        <w:t xml:space="preserve">先に決めておくこと：AIをどう呼ぶか、いくらかかるか　</w:t>
+      </w:r>
+      <w:r>
+        <w:rPr>
+          <w:rFonts w:ascii="Yu Gothic" w:cs="Yu Gothic" w:eastAsia="Yu Gothic" w:hAnsi="Yu Gothic"/>
+          <w:b w:val="false"/>
+          <w:bCs w:val="false"/>
+          <w:i w:val="false"/>
+          <w:iCs w:val="false"/>
+          <w:color w:val="000000"/>
+          <w:sz w:val="20"/>
+          <w:szCs w:val="20"/>
+        </w:rPr>
+        <w:t xml:space="preserve">ここが3基盤すべてで最初に止まります。「AIに投げる」と書いてある部分は、実際には次のどれかです。決めてから組んでください。</w:t>
+      </w:r>
+    </w:p>
+    <w:tbl>
+      <w:tblPr>
+        <w:tblW w:type="dxa" w:w="8800"/>
+        <w:tblBorders>
+          <w:top w:val="single" w:color="8FAADC" w:sz="6"/>
+          <w:left w:val="single" w:color="8FAADC" w:sz="6"/>
+          <w:bottom w:val="single" w:color="8FAADC" w:sz="6"/>
+          <w:right w:val="single" w:color="8FAADC" w:sz="6"/>
+          <w:insideH w:val="single" w:color="BFBFBF" w:sz="4"/>
+          <w:insideV w:val="single" w:color="BFBFBF" w:sz="4"/>
+        </w:tblBorders>
+      </w:tblPr>
+      <w:tblGrid>
+        <w:gridCol w:w="2200"/>
+        <w:gridCol w:w="3000"/>
+        <w:gridCol w:w="3600"/>
+      </w:tblGrid>
+      <w:tr>
+        <w:trPr>
+          <w:cantSplit/>
+          <w:tblHeader/>
+        </w:trPr>
+        <w:tc>
+          <w:tcPr>
+            <w:tcW w:type="dxa" w:w="2200"/>
+            <w:shd w:fill="1F3864" w:color="auto" w:val="clear"/>
+            <w:tcMar>
+              <w:top w:type="dxa" w:w="70"/>
+              <w:left w:type="dxa" w:w="100"/>
+              <w:bottom w:type="dxa" w:w="70"/>
+              <w:right w:type="dxa" w:w="100"/>
+            </w:tcMar>
+            <w:vAlign w:val="center"/>
+          </w:tcPr>
+          <w:p>
+            <w:pPr>
+              <w:spacing w:after="0" w:line="252"/>
+              <w:jc w:val="center"/>
+            </w:pPr>
+            <w:r>
+              <w:rPr>
+                <w:rFonts w:ascii="Yu Gothic" w:cs="Yu Gothic" w:eastAsia="Yu Gothic" w:hAnsi="Yu Gothic"/>
+                <w:b/>
+                <w:bCs/>
+                <w:i w:val="false"/>
+                <w:iCs w:val="false"/>
+                <w:color w:val="FFFFFF"/>
+                <w:sz w:val="19"/>
+                <w:szCs w:val="19"/>
+              </w:rPr>
+              <w:t xml:space="preserve">呼び方</w:t>
+            </w:r>
+          </w:p>
+        </w:tc>
+        <w:tc>
+          <w:tcPr>
+            <w:tcW w:type="dxa" w:w="3000"/>
+            <w:shd w:fill="1F3864" w:color="auto" w:val="clear"/>
+            <w:tcMar>
+              <w:top w:type="dxa" w:w="70"/>
+              <w:left w:type="dxa" w:w="100"/>
+              <w:bottom w:type="dxa" w:w="70"/>
+              <w:right w:type="dxa" w:w="100"/>
+            </w:tcMar>
+            <w:vAlign w:val="center"/>
+          </w:tcPr>
+          <w:p>
+            <w:pPr>
+              <w:spacing w:after="0" w:line="252"/>
+              <w:jc w:val="center"/>
+            </w:pPr>
+            <w:r>
+              <w:rPr>
+                <w:rFonts w:ascii="Yu Gothic" w:cs="Yu Gothic" w:eastAsia="Yu Gothic" w:hAnsi="Yu Gothic"/>
+                <w:b/>
+                <w:bCs/>
+                <w:i w:val="false"/>
+                <w:iCs w:val="false"/>
+                <w:color w:val="FFFFFF"/>
+                <w:sz w:val="19"/>
+                <w:szCs w:val="19"/>
+              </w:rPr>
+              <w:t xml:space="preserve">何が要るか</w:t>
+            </w:r>
+          </w:p>
+        </w:tc>
+        <w:tc>
+          <w:tcPr>
+            <w:tcW w:type="dxa" w:w="3600"/>
+            <w:shd w:fill="1F3864" w:color="auto" w:val="clear"/>
+            <w:tcMar>
+              <w:top w:type="dxa" w:w="70"/>
+              <w:left w:type="dxa" w:w="100"/>
+              <w:bottom w:type="dxa" w:w="70"/>
+              <w:right w:type="dxa" w:w="100"/>
+            </w:tcMar>
+            <w:vAlign w:val="center"/>
+          </w:tcPr>
+          <w:p>
+            <w:pPr>
+              <w:spacing w:after="0" w:line="252"/>
+              <w:jc w:val="center"/>
+            </w:pPr>
+            <w:r>
+              <w:rPr>
+                <w:rFonts w:ascii="Yu Gothic" w:cs="Yu Gothic" w:eastAsia="Yu Gothic" w:hAnsi="Yu Gothic"/>
+                <w:b/>
+                <w:bCs/>
+                <w:i w:val="false"/>
+                <w:iCs w:val="false"/>
+                <w:color w:val="FFFFFF"/>
+                <w:sz w:val="19"/>
+                <w:szCs w:val="19"/>
+              </w:rPr>
+              <w:t xml:space="preserve">費用の目安（受講者に言う数字）</w:t>
+            </w:r>
+          </w:p>
+        </w:tc>
+      </w:tr>
+      <w:tr>
+        <w:trPr>
+          <w:cantSplit/>
+        </w:trPr>
+        <w:tc>
+          <w:tcPr>
+            <w:tcW w:type="dxa" w:w="2200"/>
+            <w:tcMar>
+              <w:top w:type="dxa" w:w="70"/>
+              <w:left w:type="dxa" w:w="100"/>
+              <w:bottom w:type="dxa" w:w="70"/>
+              <w:right w:type="dxa" w:w="100"/>
+            </w:tcMar>
+            <w:vAlign w:val="center"/>
+          </w:tcPr>
+          <w:p>
+            <w:pPr>
+              <w:spacing w:after="0" w:line="252"/>
+              <w:jc w:val="left"/>
+            </w:pPr>
+            <w:r>
+              <w:rPr>
+                <w:rFonts w:ascii="Yu Gothic" w:cs="Yu Gothic" w:eastAsia="Yu Gothic" w:hAnsi="Yu Gothic"/>
+                <w:b w:val="false"/>
+                <w:bCs w:val="false"/>
+                <w:i w:val="false"/>
+                <w:iCs w:val="false"/>
+                <w:color w:val="000000"/>
+                <w:sz w:val="17"/>
+                <w:szCs w:val="17"/>
+              </w:rPr>
+              <w:t xml:space="preserve">APIを直接叩く</w:t>
+            </w:r>
+          </w:p>
+        </w:tc>
+        <w:tc>
+          <w:tcPr>
+            <w:tcW w:type="dxa" w:w="3000"/>
+            <w:tcMar>
+              <w:top w:type="dxa" w:w="70"/>
+              <w:left w:type="dxa" w:w="100"/>
+              <w:bottom w:type="dxa" w:w="70"/>
+              <w:right w:type="dxa" w:w="100"/>
+            </w:tcMar>
+            <w:vAlign w:val="center"/>
+          </w:tcPr>
+          <w:p>
+            <w:pPr>
+              <w:spacing w:after="0" w:line="252"/>
+              <w:jc w:val="left"/>
+            </w:pPr>
+            <w:r>
+              <w:rPr>
+                <w:rFonts w:ascii="Yu Gothic" w:cs="Yu Gothic" w:eastAsia="Yu Gothic" w:hAnsi="Yu Gothic"/>
+                <w:b w:val="false"/>
+                <w:bCs w:val="false"/>
+                <w:i w:val="false"/>
+                <w:iCs w:val="false"/>
+                <w:color w:val="000000"/>
+                <w:sz w:val="17"/>
+                <w:szCs w:val="17"/>
+              </w:rPr>
+              <w:t xml:space="preserve">APIキー1本。GASならスクリプトプロパティに、Power Automateなら接続情報に保存する</w:t>
+            </w:r>
+          </w:p>
+        </w:tc>
+        <w:tc>
+          <w:tcPr>
+            <w:tcW w:type="dxa" w:w="3600"/>
+            <w:tcMar>
+              <w:top w:type="dxa" w:w="70"/>
+              <w:left w:type="dxa" w:w="100"/>
+              <w:bottom w:type="dxa" w:w="70"/>
+              <w:right w:type="dxa" w:w="100"/>
+            </w:tcMar>
+            <w:vAlign w:val="center"/>
+          </w:tcPr>
+          <w:p>
+            <w:pPr>
+              <w:spacing w:after="0" w:line="252"/>
+              <w:jc w:val="left"/>
+            </w:pPr>
+            <w:r>
+              <w:rPr>
+                <w:rFonts w:ascii="Yu Gothic" w:cs="Yu Gothic" w:eastAsia="Yu Gothic" w:hAnsi="Yu Gothic"/>
+                <w:b w:val="false"/>
+                <w:bCs w:val="false"/>
+                <w:i w:val="false"/>
+                <w:iCs w:val="false"/>
+                <w:color w:val="000000"/>
+                <w:sz w:val="17"/>
+                <w:szCs w:val="17"/>
+              </w:rPr>
+              <w:t xml:space="preserve">従量課金。廉価モデルなら問い合わせ1件あたり0.1円以下。月100件でも数十円</w:t>
+            </w:r>
+          </w:p>
+        </w:tc>
+      </w:tr>
+      <w:tr>
+        <w:trPr>
+          <w:cantSplit/>
+        </w:trPr>
+        <w:tc>
+          <w:tcPr>
+            <w:tcW w:type="dxa" w:w="2200"/>
+            <w:shd w:fill="F2F2F2" w:color="auto" w:val="clear"/>
+            <w:tcMar>
+              <w:top w:type="dxa" w:w="70"/>
+              <w:left w:type="dxa" w:w="100"/>
+              <w:bottom w:type="dxa" w:w="70"/>
+              <w:right w:type="dxa" w:w="100"/>
+            </w:tcMar>
+            <w:vAlign w:val="center"/>
+          </w:tcPr>
+          <w:p>
+            <w:pPr>
+              <w:spacing w:after="0" w:line="252"/>
+              <w:jc w:val="left"/>
+            </w:pPr>
+            <w:r>
+              <w:rPr>
+                <w:rFonts w:ascii="Yu Gothic" w:cs="Yu Gothic" w:eastAsia="Yu Gothic" w:hAnsi="Yu Gothic"/>
+                <w:b w:val="false"/>
+                <w:bCs w:val="false"/>
+                <w:i w:val="false"/>
+                <w:iCs w:val="false"/>
+                <w:color w:val="000000"/>
+                <w:sz w:val="17"/>
+                <w:szCs w:val="17"/>
+              </w:rPr>
+              <w:t xml:space="preserve">各社の組み込み機能</w:t>
+            </w:r>
+          </w:p>
+        </w:tc>
+        <w:tc>
+          <w:tcPr>
+            <w:tcW w:type="dxa" w:w="3000"/>
+            <w:shd w:fill="F2F2F2" w:color="auto" w:val="clear"/>
+            <w:tcMar>
+              <w:top w:type="dxa" w:w="70"/>
+              <w:left w:type="dxa" w:w="100"/>
+              <w:bottom w:type="dxa" w:w="70"/>
+              <w:right w:type="dxa" w:w="100"/>
+            </w:tcMar>
+            <w:vAlign w:val="center"/>
+          </w:tcPr>
+          <w:p>
+            <w:pPr>
+              <w:spacing w:after="0" w:line="252"/>
+              <w:jc w:val="left"/>
+            </w:pPr>
+            <w:r>
+              <w:rPr>
+                <w:rFonts w:ascii="Yu Gothic" w:cs="Yu Gothic" w:eastAsia="Yu Gothic" w:hAnsi="Yu Gothic"/>
+                <w:b w:val="false"/>
+                <w:bCs w:val="false"/>
+                <w:i w:val="false"/>
+                <w:iCs w:val="false"/>
+                <w:color w:val="000000"/>
+                <w:sz w:val="17"/>
+                <w:szCs w:val="17"/>
+              </w:rPr>
+              <w:t xml:space="preserve">Power Automate の AI Builder など。プレミアムライセンスが要ることが多い</w:t>
+            </w:r>
+          </w:p>
+        </w:tc>
+        <w:tc>
+          <w:tcPr>
+            <w:tcW w:type="dxa" w:w="3600"/>
+            <w:shd w:fill="F2F2F2" w:color="auto" w:val="clear"/>
+            <w:tcMar>
+              <w:top w:type="dxa" w:w="70"/>
+              <w:left w:type="dxa" w:w="100"/>
+              <w:bottom w:type="dxa" w:w="70"/>
+              <w:right w:type="dxa" w:w="100"/>
+            </w:tcMar>
+            <w:vAlign w:val="center"/>
+          </w:tcPr>
+          <w:p>
+            <w:pPr>
+              <w:spacing w:after="0" w:line="252"/>
+              <w:jc w:val="left"/>
+            </w:pPr>
+            <w:r>
+              <w:rPr>
+                <w:rFonts w:ascii="Yu Gothic" w:cs="Yu Gothic" w:eastAsia="Yu Gothic" w:hAnsi="Yu Gothic"/>
+                <w:b w:val="false"/>
+                <w:bCs w:val="false"/>
+                <w:i w:val="false"/>
+                <w:iCs w:val="false"/>
+                <w:color w:val="000000"/>
+                <w:sz w:val="17"/>
+                <w:szCs w:val="17"/>
+              </w:rPr>
+              <w:t xml:space="preserve">席あたり月額。追加契約なしという前提が崩れるので、選ぶ前に確認する</w:t>
+            </w:r>
+          </w:p>
+        </w:tc>
+      </w:tr>
+      <w:tr>
+        <w:trPr>
+          <w:cantSplit/>
+        </w:trPr>
+        <w:tc>
+          <w:tcPr>
+            <w:tcW w:type="dxa" w:w="2200"/>
+            <w:tcMar>
+              <w:top w:type="dxa" w:w="70"/>
+              <w:left w:type="dxa" w:w="100"/>
+              <w:bottom w:type="dxa" w:w="70"/>
+              <w:right w:type="dxa" w:w="100"/>
+            </w:tcMar>
+            <w:vAlign w:val="center"/>
+          </w:tcPr>
+          <w:p>
+            <w:pPr>
+              <w:spacing w:after="0" w:line="252"/>
+              <w:jc w:val="left"/>
+            </w:pPr>
+            <w:r>
+              <w:rPr>
+                <w:rFonts w:ascii="Yu Gothic" w:cs="Yu Gothic" w:eastAsia="Yu Gothic" w:hAnsi="Yu Gothic"/>
+                <w:b w:val="false"/>
+                <w:bCs w:val="false"/>
+                <w:i w:val="false"/>
+                <w:iCs w:val="false"/>
+                <w:color w:val="000000"/>
+                <w:sz w:val="17"/>
+                <w:szCs w:val="17"/>
+              </w:rPr>
+              <w:t xml:space="preserve">ワークフロー系のAIノード</w:t>
+            </w:r>
+          </w:p>
+        </w:tc>
+        <w:tc>
+          <w:tcPr>
+            <w:tcW w:type="dxa" w:w="3000"/>
+            <w:tcMar>
+              <w:top w:type="dxa" w:w="70"/>
+              <w:left w:type="dxa" w:w="100"/>
+              <w:bottom w:type="dxa" w:w="70"/>
+              <w:right w:type="dxa" w:w="100"/>
+            </w:tcMar>
+            <w:vAlign w:val="center"/>
+          </w:tcPr>
+          <w:p>
+            <w:pPr>
+              <w:spacing w:after="0" w:line="252"/>
+              <w:jc w:val="left"/>
+            </w:pPr>
+            <w:r>
+              <w:rPr>
+                <w:rFonts w:ascii="Yu Gothic" w:cs="Yu Gothic" w:eastAsia="Yu Gothic" w:hAnsi="Yu Gothic"/>
+                <w:b w:val="false"/>
+                <w:bCs w:val="false"/>
+                <w:i w:val="false"/>
+                <w:iCs w:val="false"/>
+                <w:color w:val="000000"/>
+                <w:sz w:val="17"/>
+                <w:szCs w:val="17"/>
+              </w:rPr>
+              <w:t xml:space="preserve">サービス側の契約に含まれる場合と、別途APIキーが要る場合がある</w:t>
+            </w:r>
+          </w:p>
+        </w:tc>
+        <w:tc>
+          <w:tcPr>
+            <w:tcW w:type="dxa" w:w="3600"/>
+            <w:tcMar>
+              <w:top w:type="dxa" w:w="70"/>
+              <w:left w:type="dxa" w:w="100"/>
+              <w:bottom w:type="dxa" w:w="70"/>
+              <w:right w:type="dxa" w:w="100"/>
+            </w:tcMar>
+            <w:vAlign w:val="center"/>
+          </w:tcPr>
+          <w:p>
+            <w:pPr>
+              <w:spacing w:after="0" w:line="252"/>
+              <w:jc w:val="left"/>
+            </w:pPr>
+            <w:r>
+              <w:rPr>
+                <w:rFonts w:ascii="Yu Gothic" w:cs="Yu Gothic" w:eastAsia="Yu Gothic" w:hAnsi="Yu Gothic"/>
+                <w:b w:val="false"/>
+                <w:bCs w:val="false"/>
+                <w:i w:val="false"/>
+                <w:iCs w:val="false"/>
+                <w:color w:val="000000"/>
+                <w:sz w:val="17"/>
+                <w:szCs w:val="17"/>
+              </w:rPr>
+              <w:t xml:space="preserve">サービス月額＋従量。C案の説明で必ず言う</w:t>
+            </w:r>
+          </w:p>
+        </w:tc>
+      </w:tr>
+    </w:tbl>
+    <w:p>
+      <w:pPr>
+        <w:pBdr>
+          <w:top w:val="single" w:color="FFE599" w:sz="2" w:space="4"/>
+          <w:left w:val="single" w:color="C00000" w:sz="18" w:space="6"/>
+          <w:bottom w:val="single" w:color="FFE599" w:sz="2" w:space="4"/>
+          <w:right w:val="single" w:color="FFE599" w:sz="2" w:space="4"/>
+        </w:pBdr>
+        <w:shd w:fill="FFF2CC" w:color="auto" w:val="clear"/>
+        <w:spacing w:after="180" w:before="140" w:line="264"/>
+        <w:ind w:left="120" w:right="120"/>
+      </w:pPr>
+      <w:r>
+        <w:rPr>
+          <w:rFonts w:ascii="Yu Gothic" w:cs="Yu Gothic" w:eastAsia="Yu Gothic" w:hAnsi="Yu Gothic"/>
+          <w:b/>
+          <w:bCs/>
+          <w:i w:val="false"/>
+          <w:iCs w:val="false"/>
+          <w:color w:val="C00000"/>
+          <w:sz w:val="20"/>
+          <w:szCs w:val="20"/>
+        </w:rPr>
+        <w:t xml:space="preserve">「A・Bは追加契約なし」は半分だけ正しい　</w:t>
+      </w:r>
+      <w:r>
+        <w:rPr>
+          <w:rFonts w:ascii="Yu Gothic" w:cs="Yu Gothic" w:eastAsia="Yu Gothic" w:hAnsi="Yu Gothic"/>
+          <w:b w:val="false"/>
+          <w:bCs w:val="false"/>
+          <w:i w:val="false"/>
+          <w:iCs w:val="false"/>
+          <w:color w:val="000000"/>
+          <w:sz w:val="20"/>
+          <w:szCs w:val="20"/>
+        </w:rPr>
+        <w:t xml:space="preserve">ハンドブックはA案・B案を「追加契約なし」を理由に第一候補にしていますが、外部のAIを呼べば、AでもBでも従量課金は発生します。無いのは「新しいSaaSの月額」であって「AIの利用料」ではありません。受講者にはこう言ってください——「新しいサービスの契約は増えません。AIの利用料だけ、使った分がかかります。この規模なら月に数十円です」。第11回の費用管理表には、金額の大小にかかわらず1行として載せさせます。</w:t>
       </w:r>
     </w:p>
     <w:p>
@@ -1387,7 +1921,7 @@
                 <w:sz w:val="18"/>
                 <w:szCs w:val="18"/>
               </w:rPr>
-              <w:t xml:space="preserve">5</w:t>
+              <w:t xml:space="preserve">5a</w:t>
             </w:r>
           </w:p>
         </w:tc>
@@ -1418,7 +1952,7 @@
                 <w:sz w:val="18"/>
                 <w:szCs w:val="18"/>
               </w:rPr>
-              <w:t xml:space="preserve">見張り（ライブで足す部分）</w:t>
+              <w:t xml:space="preserve">失敗通知（ライブで足す部分）</w:t>
             </w:r>
           </w:p>
         </w:tc>
@@ -1449,7 +1983,108 @@
                 <w:sz w:val="18"/>
                 <w:szCs w:val="18"/>
               </w:rPr>
-              <w:t xml:space="preserve">3日間、行が増えなかったら社長にメールする。これがデモの山場</w:t>
+              <w:t xml:space="preserve">処理が失敗したら、その場で自分にメールする。7分で足すのはこれ</w:t>
+            </w:r>
+          </w:p>
+        </w:tc>
+      </w:tr>
+      <w:tr>
+        <w:trPr>
+          <w:cantSplit/>
+        </w:trPr>
+        <w:tc>
+          <w:tcPr>
+            <w:tcW w:type="dxa" w:w="600"/>
+            <w:shd w:fill="F2F2F2" w:color="auto" w:val="clear"/>
+            <w:tcMar>
+              <w:top w:type="dxa" w:w="70"/>
+              <w:left w:type="dxa" w:w="100"/>
+              <w:bottom w:type="dxa" w:w="70"/>
+              <w:right w:type="dxa" w:w="100"/>
+            </w:tcMar>
+            <w:vAlign w:val="center"/>
+          </w:tcPr>
+          <w:p>
+            <w:pPr>
+              <w:spacing w:after="0" w:line="252"/>
+              <w:jc w:val="center"/>
+            </w:pPr>
+            <w:r>
+              <w:rPr>
+                <w:rFonts w:ascii="Yu Gothic" w:cs="Yu Gothic" w:eastAsia="Yu Gothic" w:hAnsi="Yu Gothic"/>
+                <w:b w:val="false"/>
+                <w:bCs w:val="false"/>
+                <w:i w:val="false"/>
+                <w:iCs w:val="false"/>
+                <w:color w:val="000000"/>
+                <w:sz w:val="18"/>
+                <w:szCs w:val="18"/>
+              </w:rPr>
+              <w:t xml:space="preserve">5b</w:t>
+            </w:r>
+          </w:p>
+        </w:tc>
+        <w:tc>
+          <w:tcPr>
+            <w:tcW w:type="dxa" w:w="2800"/>
+            <w:shd w:fill="F2F2F2" w:color="auto" w:val="clear"/>
+            <w:tcMar>
+              <w:top w:type="dxa" w:w="70"/>
+              <w:left w:type="dxa" w:w="100"/>
+              <w:bottom w:type="dxa" w:w="70"/>
+              <w:right w:type="dxa" w:w="100"/>
+            </w:tcMar>
+            <w:vAlign w:val="center"/>
+          </w:tcPr>
+          <w:p>
+            <w:pPr>
+              <w:spacing w:after="0" w:line="252"/>
+              <w:jc w:val="left"/>
+            </w:pPr>
+            <w:r>
+              <w:rPr>
+                <w:rFonts w:ascii="Yu Gothic" w:cs="Yu Gothic" w:eastAsia="Yu Gothic" w:hAnsi="Yu Gothic"/>
+                <w:b w:val="false"/>
+                <w:bCs w:val="false"/>
+                <w:i w:val="false"/>
+                <w:iCs w:val="false"/>
+                <w:color w:val="000000"/>
+                <w:sz w:val="18"/>
+                <w:szCs w:val="18"/>
+              </w:rPr>
+              <w:t xml:space="preserve">無音検知（作り置きに含める）</w:t>
+            </w:r>
+          </w:p>
+        </w:tc>
+        <w:tc>
+          <w:tcPr>
+            <w:tcW w:type="dxa" w:w="5400"/>
+            <w:shd w:fill="F2F2F2" w:color="auto" w:val="clear"/>
+            <w:tcMar>
+              <w:top w:type="dxa" w:w="70"/>
+              <w:left w:type="dxa" w:w="100"/>
+              <w:bottom w:type="dxa" w:w="70"/>
+              <w:right w:type="dxa" w:w="100"/>
+            </w:tcMar>
+            <w:vAlign w:val="center"/>
+          </w:tcPr>
+          <w:p>
+            <w:pPr>
+              <w:spacing w:after="0" w:line="252"/>
+              <w:jc w:val="left"/>
+            </w:pPr>
+            <w:r>
+              <w:rPr>
+                <w:rFonts w:ascii="Yu Gothic" w:cs="Yu Gothic" w:eastAsia="Yu Gothic" w:hAnsi="Yu Gothic"/>
+                <w:b w:val="false"/>
+                <w:bCs w:val="false"/>
+                <w:i w:val="false"/>
+                <w:iCs w:val="false"/>
+                <w:color w:val="000000"/>
+                <w:sz w:val="18"/>
+                <w:szCs w:val="18"/>
+              </w:rPr>
+              <w:t xml:space="preserve">3日間、行が増えなかったら社長にメールする。ライブでは作らず完成形の中で見せる</w:t>
             </w:r>
           </w:p>
         </w:tc>
@@ -2061,7 +2696,7 @@
                 <w:sz w:val="18"/>
                 <w:szCs w:val="18"/>
               </w:rPr>
-              <w:t xml:space="preserve">5</w:t>
+              <w:t xml:space="preserve">5a</w:t>
             </w:r>
           </w:p>
         </w:tc>
@@ -2092,7 +2727,7 @@
                 <w:sz w:val="18"/>
                 <w:szCs w:val="18"/>
               </w:rPr>
-              <w:t xml:space="preserve">見張り（ライブで足す部分）</w:t>
+              <w:t xml:space="preserve">失敗通知（ライブで足す部分）</w:t>
             </w:r>
           </w:p>
         </w:tc>
@@ -2123,7 +2758,108 @@
                 <w:sz w:val="18"/>
                 <w:szCs w:val="18"/>
               </w:rPr>
-              <w:t xml:space="preserve">スケジュール実行のフローを1本足し、3日間追加が無ければ社長に通知</w:t>
+              <w:t xml:space="preserve">既存フローに「失敗したら」の分岐を1つ足し、自分にメール。7分で足すのはこれ</w:t>
+            </w:r>
+          </w:p>
+        </w:tc>
+      </w:tr>
+      <w:tr>
+        <w:trPr>
+          <w:cantSplit/>
+        </w:trPr>
+        <w:tc>
+          <w:tcPr>
+            <w:tcW w:type="dxa" w:w="600"/>
+            <w:shd w:fill="F2F2F2" w:color="auto" w:val="clear"/>
+            <w:tcMar>
+              <w:top w:type="dxa" w:w="70"/>
+              <w:left w:type="dxa" w:w="100"/>
+              <w:bottom w:type="dxa" w:w="70"/>
+              <w:right w:type="dxa" w:w="100"/>
+            </w:tcMar>
+            <w:vAlign w:val="center"/>
+          </w:tcPr>
+          <w:p>
+            <w:pPr>
+              <w:spacing w:after="0" w:line="252"/>
+              <w:jc w:val="center"/>
+            </w:pPr>
+            <w:r>
+              <w:rPr>
+                <w:rFonts w:ascii="Yu Gothic" w:cs="Yu Gothic" w:eastAsia="Yu Gothic" w:hAnsi="Yu Gothic"/>
+                <w:b w:val="false"/>
+                <w:bCs w:val="false"/>
+                <w:i w:val="false"/>
+                <w:iCs w:val="false"/>
+                <w:color w:val="000000"/>
+                <w:sz w:val="18"/>
+                <w:szCs w:val="18"/>
+              </w:rPr>
+              <w:t xml:space="preserve">5b</w:t>
+            </w:r>
+          </w:p>
+        </w:tc>
+        <w:tc>
+          <w:tcPr>
+            <w:tcW w:type="dxa" w:w="2800"/>
+            <w:shd w:fill="F2F2F2" w:color="auto" w:val="clear"/>
+            <w:tcMar>
+              <w:top w:type="dxa" w:w="70"/>
+              <w:left w:type="dxa" w:w="100"/>
+              <w:bottom w:type="dxa" w:w="70"/>
+              <w:right w:type="dxa" w:w="100"/>
+            </w:tcMar>
+            <w:vAlign w:val="center"/>
+          </w:tcPr>
+          <w:p>
+            <w:pPr>
+              <w:spacing w:after="0" w:line="252"/>
+              <w:jc w:val="left"/>
+            </w:pPr>
+            <w:r>
+              <w:rPr>
+                <w:rFonts w:ascii="Yu Gothic" w:cs="Yu Gothic" w:eastAsia="Yu Gothic" w:hAnsi="Yu Gothic"/>
+                <w:b w:val="false"/>
+                <w:bCs w:val="false"/>
+                <w:i w:val="false"/>
+                <w:iCs w:val="false"/>
+                <w:color w:val="000000"/>
+                <w:sz w:val="18"/>
+                <w:szCs w:val="18"/>
+              </w:rPr>
+              <w:t xml:space="preserve">無音検知（作り置きに含める）</w:t>
+            </w:r>
+          </w:p>
+        </w:tc>
+        <w:tc>
+          <w:tcPr>
+            <w:tcW w:type="dxa" w:w="5400"/>
+            <w:shd w:fill="F2F2F2" w:color="auto" w:val="clear"/>
+            <w:tcMar>
+              <w:top w:type="dxa" w:w="70"/>
+              <w:left w:type="dxa" w:w="100"/>
+              <w:bottom w:type="dxa" w:w="70"/>
+              <w:right w:type="dxa" w:w="100"/>
+            </w:tcMar>
+            <w:vAlign w:val="center"/>
+          </w:tcPr>
+          <w:p>
+            <w:pPr>
+              <w:spacing w:after="0" w:line="252"/>
+              <w:jc w:val="left"/>
+            </w:pPr>
+            <w:r>
+              <w:rPr>
+                <w:rFonts w:ascii="Yu Gothic" w:cs="Yu Gothic" w:eastAsia="Yu Gothic" w:hAnsi="Yu Gothic"/>
+                <w:b w:val="false"/>
+                <w:bCs w:val="false"/>
+                <w:i w:val="false"/>
+                <w:iCs w:val="false"/>
+                <w:color w:val="000000"/>
+                <w:sz w:val="18"/>
+                <w:szCs w:val="18"/>
+              </w:rPr>
+              <w:t xml:space="preserve">スケジュール実行のフローを別に1本。3日間追加が無ければ社長に通知</w:t>
             </w:r>
           </w:p>
         </w:tc>
@@ -2215,7 +2951,7 @@
           <w:sz w:val="21"/>
           <w:szCs w:val="21"/>
         </w:rPr>
-        <w:t xml:space="preserve">この基盤の受講者には、デモの最後に必ず「これは月いくらかかります」を言います。</w:t>
+        <w:t xml:space="preserve">2026年9月時点のおおよそのレンジは、Zapier が月20ドル前後から、Make が月10ドル前後から、n8n はクラウド版が月20ユーロ前後・自社サーバーなら無料（ただし構築と保守が自社に来る）。中小企業の1本目なら、まず最も安いプランで足ります。実行回数で段階的に上がる課金なので、「増えたら上がります」まで言うこと。この基盤の受講者には、デモの最後に必ず「これは月いくらかかります」を言います。</w:t>
       </w:r>
     </w:p>
     <w:p>
@@ -2237,333 +2973,7 @@
           <w:sz w:val="24"/>
           <w:szCs w:val="24"/>
         </w:rPr>
-        <w:t xml:space="preserve">必ず用意する2本目：権限が無かったときの代替デモ</w:t>
-      </w:r>
-    </w:p>
-    <w:p>
-      <w:pPr>
-        <w:spacing w:after="100" w:before="0" w:line="276"/>
-      </w:pPr>
-      <w:r>
-        <w:rPr>
-          <w:rFonts w:ascii="Yu Gothic" w:cs="Yu Gothic" w:eastAsia="Yu Gothic" w:hAnsi="Yu Gothic"/>
-          <w:b w:val="false"/>
-          <w:bCs w:val="false"/>
-          <w:i w:val="false"/>
-          <w:iCs w:val="false"/>
-          <w:color w:val="000000"/>
-          <w:sz w:val="21"/>
-          <w:szCs w:val="21"/>
-        </w:rPr>
-        <w:t xml:space="preserve"/>
-      </w:r>
-      <w:r>
-        <w:rPr>
-          <w:rFonts w:ascii="Yu Gothic" w:cs="Yu Gothic" w:eastAsia="Yu Gothic" w:hAnsi="Yu Gothic"/>
-          <w:b/>
-          <w:bCs/>
-          <w:i w:val="false"/>
-          <w:iCs w:val="false"/>
-          <w:color w:val="000000"/>
-          <w:sz w:val="21"/>
-          <w:szCs w:val="21"/>
-        </w:rPr>
-        <w:t xml:space="preserve">管理者権限が無くて組めない、は事故ではなく発見です。</w:t>
-      </w:r>
-      <w:r>
-        <w:rPr>
-          <w:rFonts w:ascii="Yu Gothic" w:cs="Yu Gothic" w:eastAsia="Yu Gothic" w:hAnsi="Yu Gothic"/>
-          <w:b w:val="false"/>
-          <w:bCs w:val="false"/>
-          <w:i w:val="false"/>
-          <w:iCs w:val="false"/>
-          <w:color w:val="000000"/>
-          <w:sz w:val="21"/>
-          <w:szCs w:val="21"/>
-        </w:rPr>
-        <w:t xml:space="preserve"> ハンドブックのつまずき欄どおり、第11回の権限管理の題材として記録し、その場は講師の環境に切り替えます。切り替え先が用意されていないと、この回は空中分解します。</w:t>
-      </w:r>
-    </w:p>
-    <w:tbl>
-      <w:tblPr>
-        <w:tblW w:type="dxa" w:w="8800"/>
-        <w:tblBorders>
-          <w:top w:val="single" w:color="8FAADC" w:sz="6"/>
-          <w:left w:val="single" w:color="8FAADC" w:sz="6"/>
-          <w:bottom w:val="single" w:color="8FAADC" w:sz="6"/>
-          <w:right w:val="single" w:color="8FAADC" w:sz="6"/>
-          <w:insideH w:val="single" w:color="BFBFBF" w:sz="4"/>
-          <w:insideV w:val="single" w:color="BFBFBF" w:sz="4"/>
-        </w:tblBorders>
-      </w:tblPr>
-      <w:tblGrid>
-        <w:gridCol w:w="2400"/>
-        <w:gridCol w:w="6400"/>
-      </w:tblGrid>
-      <w:tr>
-        <w:trPr>
-          <w:cantSplit/>
-        </w:trPr>
-        <w:tc>
-          <w:tcPr>
-            <w:tcW w:type="dxa" w:w="2400"/>
-            <w:shd w:fill="D9E2F3" w:color="auto" w:val="clear"/>
-            <w:tcMar>
-              <w:top w:type="dxa" w:w="70"/>
-              <w:left w:type="dxa" w:w="100"/>
-              <w:bottom w:type="dxa" w:w="70"/>
-              <w:right w:type="dxa" w:w="100"/>
-            </w:tcMar>
-            <w:vAlign w:val="center"/>
-          </w:tcPr>
-          <w:p>
-            <w:pPr>
-              <w:spacing w:after="0" w:line="252"/>
-              <w:jc w:val="center"/>
-            </w:pPr>
-            <w:r>
-              <w:rPr>
-                <w:rFonts w:ascii="Yu Gothic" w:cs="Yu Gothic" w:eastAsia="Yu Gothic" w:hAnsi="Yu Gothic"/>
-                <w:b/>
-                <w:bCs/>
-                <w:i w:val="false"/>
-                <w:iCs w:val="false"/>
-                <w:color w:val="000000"/>
-                <w:sz w:val="19"/>
-                <w:szCs w:val="19"/>
-              </w:rPr>
-              <w:t xml:space="preserve">用意するもの</w:t>
-            </w:r>
-          </w:p>
-        </w:tc>
-        <w:tc>
-          <w:tcPr>
-            <w:tcW w:type="dxa" w:w="6400"/>
-            <w:tcMar>
-              <w:top w:type="dxa" w:w="70"/>
-              <w:left w:type="dxa" w:w="100"/>
-              <w:bottom w:type="dxa" w:w="70"/>
-              <w:right w:type="dxa" w:w="100"/>
-            </w:tcMar>
-            <w:vAlign w:val="center"/>
-          </w:tcPr>
-          <w:p>
-            <w:pPr>
-              <w:spacing w:after="0" w:line="252"/>
-              <w:jc w:val="left"/>
-            </w:pPr>
-            <w:r>
-              <w:rPr>
-                <w:rFonts w:ascii="Yu Gothic" w:cs="Yu Gothic" w:eastAsia="Yu Gothic" w:hAnsi="Yu Gothic"/>
-                <w:b w:val="false"/>
-                <w:bCs w:val="false"/>
-                <w:i w:val="false"/>
-                <w:iCs w:val="false"/>
-                <w:color w:val="000000"/>
-                <w:sz w:val="19"/>
-                <w:szCs w:val="19"/>
-              </w:rPr>
-              <w:t xml:space="preserve">上記A〜Cのうち、自分がいちばん速く動かせる1本の完成版（録画も撮っておく）</w:t>
-            </w:r>
-          </w:p>
-        </w:tc>
-      </w:tr>
-      <w:tr>
-        <w:trPr>
-          <w:cantSplit/>
-        </w:trPr>
-        <w:tc>
-          <w:tcPr>
-            <w:tcW w:type="dxa" w:w="2400"/>
-            <w:shd w:fill="D9E2F3" w:color="auto" w:val="clear"/>
-            <w:tcMar>
-              <w:top w:type="dxa" w:w="70"/>
-              <w:left w:type="dxa" w:w="100"/>
-              <w:bottom w:type="dxa" w:w="70"/>
-              <w:right w:type="dxa" w:w="100"/>
-            </w:tcMar>
-            <w:vAlign w:val="center"/>
-          </w:tcPr>
-          <w:p>
-            <w:pPr>
-              <w:spacing w:after="0" w:line="252"/>
-              <w:jc w:val="center"/>
-            </w:pPr>
-            <w:r>
-              <w:rPr>
-                <w:rFonts w:ascii="Yu Gothic" w:cs="Yu Gothic" w:eastAsia="Yu Gothic" w:hAnsi="Yu Gothic"/>
-                <w:b/>
-                <w:bCs/>
-                <w:i w:val="false"/>
-                <w:iCs w:val="false"/>
-                <w:color w:val="000000"/>
-                <w:sz w:val="19"/>
-                <w:szCs w:val="19"/>
-              </w:rPr>
-              <w:t xml:space="preserve">切り替えの言い方</w:t>
-            </w:r>
-          </w:p>
-        </w:tc>
-        <w:tc>
-          <w:tcPr>
-            <w:tcW w:type="dxa" w:w="6400"/>
-            <w:tcMar>
-              <w:top w:type="dxa" w:w="70"/>
-              <w:left w:type="dxa" w:w="100"/>
-              <w:bottom w:type="dxa" w:w="70"/>
-              <w:right w:type="dxa" w:w="100"/>
-            </w:tcMar>
-            <w:vAlign w:val="center"/>
-          </w:tcPr>
-          <w:p>
-            <w:pPr>
-              <w:spacing w:after="0" w:line="252"/>
-              <w:jc w:val="left"/>
-            </w:pPr>
-            <w:r>
-              <w:rPr>
-                <w:rFonts w:ascii="Yu Gothic" w:cs="Yu Gothic" w:eastAsia="Yu Gothic" w:hAnsi="Yu Gothic"/>
-                <w:b w:val="false"/>
-                <w:bCs w:val="false"/>
-                <w:i w:val="false"/>
-                <w:iCs w:val="false"/>
-                <w:color w:val="000000"/>
-                <w:sz w:val="19"/>
-                <w:szCs w:val="19"/>
-              </w:rPr>
-              <w:t xml:space="preserve">下記のSAY欄をそのまま使う</w:t>
-            </w:r>
-          </w:p>
-        </w:tc>
-      </w:tr>
-      <w:tr>
-        <w:trPr>
-          <w:cantSplit/>
-        </w:trPr>
-        <w:tc>
-          <w:tcPr>
-            <w:tcW w:type="dxa" w:w="2400"/>
-            <w:shd w:fill="D9E2F3" w:color="auto" w:val="clear"/>
-            <w:tcMar>
-              <w:top w:type="dxa" w:w="70"/>
-              <w:left w:type="dxa" w:w="100"/>
-              <w:bottom w:type="dxa" w:w="70"/>
-              <w:right w:type="dxa" w:w="100"/>
-            </w:tcMar>
-            <w:vAlign w:val="center"/>
-          </w:tcPr>
-          <w:p>
-            <w:pPr>
-              <w:spacing w:after="0" w:line="252"/>
-              <w:jc w:val="center"/>
-            </w:pPr>
-            <w:r>
-              <w:rPr>
-                <w:rFonts w:ascii="Yu Gothic" w:cs="Yu Gothic" w:eastAsia="Yu Gothic" w:hAnsi="Yu Gothic"/>
-                <w:b/>
-                <w:bCs/>
-                <w:i w:val="false"/>
-                <w:iCs w:val="false"/>
-                <w:color w:val="000000"/>
-                <w:sz w:val="19"/>
-                <w:szCs w:val="19"/>
-              </w:rPr>
-              <w:t xml:space="preserve">記録すること</w:t>
-            </w:r>
-          </w:p>
-        </w:tc>
-        <w:tc>
-          <w:tcPr>
-            <w:tcW w:type="dxa" w:w="6400"/>
-            <w:tcMar>
-              <w:top w:type="dxa" w:w="70"/>
-              <w:left w:type="dxa" w:w="100"/>
-              <w:bottom w:type="dxa" w:w="70"/>
-              <w:right w:type="dxa" w:w="100"/>
-            </w:tcMar>
-            <w:vAlign w:val="center"/>
-          </w:tcPr>
-          <w:p>
-            <w:pPr>
-              <w:spacing w:after="0" w:line="252"/>
-              <w:jc w:val="left"/>
-            </w:pPr>
-            <w:r>
-              <w:rPr>
-                <w:rFonts w:ascii="Yu Gothic" w:cs="Yu Gothic" w:eastAsia="Yu Gothic" w:hAnsi="Yu Gothic"/>
-                <w:b w:val="false"/>
-                <w:bCs w:val="false"/>
-                <w:i w:val="false"/>
-                <w:iCs w:val="false"/>
-                <w:color w:val="000000"/>
-                <w:sz w:val="19"/>
-                <w:szCs w:val="19"/>
-              </w:rPr>
-              <w:t xml:space="preserve">何の権限が無かったか。誰が持っているか。第11回の権限・費用管理表の1行目になる</w:t>
-            </w:r>
-          </w:p>
-        </w:tc>
-      </w:tr>
-    </w:tbl>
-    <w:p>
-      <w:pPr>
-        <w:pBdr>
-          <w:top w:val="single" w:color="C6D6E4" w:sz="2" w:space="4"/>
-          <w:left w:val="single" w:color="2F4F6B" w:sz="18" w:space="6"/>
-          <w:bottom w:val="single" w:color="C6D6E4" w:sz="2" w:space="4"/>
-          <w:right w:val="single" w:color="C6D6E4" w:sz="2" w:space="4"/>
-        </w:pBdr>
-        <w:shd w:fill="EFF4F8" w:color="auto" w:val="clear"/>
-        <w:spacing w:after="200" w:before="120" w:line="270"/>
-        <w:ind w:left="120" w:right="120"/>
-      </w:pPr>
-      <w:r>
-        <w:rPr>
-          <w:rFonts w:ascii="Yu Gothic" w:cs="Yu Gothic" w:eastAsia="Yu Gothic" w:hAnsi="Yu Gothic"/>
-          <w:b/>
-          <w:bCs/>
-          <w:i w:val="false"/>
-          <w:iCs w:val="false"/>
-          <w:color w:val="2F4F6B"/>
-          <w:sz w:val="19"/>
-          <w:szCs w:val="19"/>
-        </w:rPr>
-        <w:t xml:space="preserve">こう言う　</w:t>
-      </w:r>
-      <w:r>
-        <w:rPr>
-          <w:rFonts w:ascii="Yu Gothic" w:cs="Yu Gothic" w:eastAsia="Yu Gothic" w:hAnsi="Yu Gothic"/>
-          <w:b w:val="false"/>
-          <w:bCs w:val="false"/>
-          <w:i w:val="false"/>
-          <w:iCs w:val="false"/>
-          <w:color w:val="000000"/>
-          <w:sz w:val="19"/>
-          <w:szCs w:val="19"/>
-        </w:rPr>
-        <w:t xml:space="preserve">権限が無いことが分かった、というのが今日いちばんの収穫です。これは第11回でやる権限の棚卸しの1行目になります。今日は私の環境で動かしますので、見ていてください。御社で誰がこの権限を持っているかは、宿題として調べてきてください。</w:t>
-      </w:r>
-    </w:p>
-    <w:p>
-      <w:pPr>
-        <w:pStyle w:val="Heading2"/>
-        <w:pBdr>
-          <w:bottom w:val="single" w:color="1F3864" w:sz="8" w:space="4"/>
-        </w:pBdr>
-        <w:spacing w:after="140" w:before="280"/>
-      </w:pPr>
-      <w:r>
-        <w:rPr>
-          <w:rFonts w:ascii="Yu Gothic" w:cs="Yu Gothic" w:eastAsia="Yu Gothic" w:hAnsi="Yu Gothic"/>
-          <w:b/>
-          <w:bCs/>
-          <w:i w:val="false"/>
-          <w:iCs w:val="false"/>
-          <w:color w:val="1F3864"/>
-          <w:sz w:val="24"/>
-          <w:szCs w:val="24"/>
-        </w:rPr>
-        <w:t xml:space="preserve">失敗しなかったときの言い方</w:t>
+        <w:t xml:space="preserve">別紙として用意しておくもの</w:t>
       </w:r>
     </w:p>
     <w:tbl>
@@ -2615,7 +3025,7 @@
                 <w:sz w:val="19"/>
                 <w:szCs w:val="19"/>
               </w:rPr>
-              <w:t xml:space="preserve">場面</w:t>
+              <w:t xml:space="preserve">別紙</w:t>
             </w:r>
           </w:p>
         </w:tc>
@@ -2647,7 +3057,7 @@
                 <w:sz w:val="19"/>
                 <w:szCs w:val="19"/>
               </w:rPr>
-              <w:t xml:space="preserve">言い方</w:t>
+              <w:t xml:space="preserve">中身</w:t>
             </w:r>
           </w:p>
         </w:tc>
@@ -2683,7 +3093,7 @@
                 <w:sz w:val="18"/>
                 <w:szCs w:val="18"/>
               </w:rPr>
-              <w:t xml:space="preserve">通知の追加が一発で通った</w:t>
+              <w:t xml:space="preserve">完成コード（A案）</w:t>
             </w:r>
           </w:p>
         </w:tc>
@@ -2714,7 +3124,7 @@
                 <w:sz w:val="18"/>
                 <w:szCs w:val="18"/>
               </w:rPr>
-              <w:t xml:space="preserve">「今きれいに通りましたが、実務では3回に1回は権限やIDのところで止まります。止まる前提で、次の『手動に戻す手順』を必ず作ります」</w:t>
+              <w:t xml:space="preserve">AIに書かせて動作確認済みのGASを、コメント付きで1本。当日AIが動くコードを出さなかったときに貼る</w:t>
             </w:r>
           </w:p>
         </w:tc>
@@ -2751,7 +3161,7 @@
                 <w:sz w:val="18"/>
                 <w:szCs w:val="18"/>
               </w:rPr>
-              <w:t xml:space="preserve">受講者が「意外と簡単ですね」と言う</w:t>
+              <w:t xml:space="preserve">完成フローの書き出し（B・C案）</w:t>
             </w:r>
           </w:p>
         </w:tc>
@@ -2783,7 +3193,7 @@
                 <w:sz w:val="18"/>
                 <w:szCs w:val="18"/>
               </w:rPr>
-              <w:t xml:space="preserve">「組むのは簡単です。難しいのは止まったときに気づくことです。だから見張りを先に作りました」</w:t>
+              <w:t xml:space="preserve">エクスポートしたJSONまたはスクリーンショット一式</w:t>
             </w:r>
           </w:p>
         </w:tc>
@@ -2819,6 +3229,827 @@
                 <w:sz w:val="18"/>
                 <w:szCs w:val="18"/>
               </w:rPr>
+              <w:t xml:space="preserve">デモの録画</w:t>
+            </w:r>
+          </w:p>
+        </w:tc>
+        <w:tc>
+          <w:tcPr>
+            <w:tcW w:type="dxa" w:w="6200"/>
+            <w:tcMar>
+              <w:top w:type="dxa" w:w="70"/>
+              <w:left w:type="dxa" w:w="100"/>
+              <w:bottom w:type="dxa" w:w="70"/>
+              <w:right w:type="dxa" w:w="100"/>
+            </w:tcMar>
+            <w:vAlign w:val="center"/>
+          </w:tcPr>
+          <w:p>
+            <w:pPr>
+              <w:spacing w:after="0" w:line="252"/>
+              <w:jc w:val="left"/>
+            </w:pPr>
+            <w:r>
+              <w:rPr>
+                <w:rFonts w:ascii="Yu Gothic" w:cs="Yu Gothic" w:eastAsia="Yu Gothic" w:hAnsi="Yu Gothic"/>
+                <w:b w:val="false"/>
+                <w:bCs w:val="false"/>
+                <w:i w:val="false"/>
+                <w:iCs w:val="false"/>
+                <w:color w:val="000000"/>
+                <w:sz w:val="18"/>
+                <w:szCs w:val="18"/>
+              </w:rPr>
+              <w:t xml:space="preserve">完成形を動かしている3分。回線が落ちても進められる</w:t>
+            </w:r>
+          </w:p>
+        </w:tc>
+      </w:tr>
+    </w:tbl>
+    <w:p>
+      <w:pPr>
+        <w:pBdr>
+          <w:top w:val="single" w:color="BBD9D6" w:sz="2" w:space="4"/>
+          <w:left w:val="single" w:color="1F6F6B" w:sz="18" w:space="6"/>
+          <w:bottom w:val="single" w:color="BBD9D6" w:sz="2" w:space="4"/>
+          <w:right w:val="single" w:color="BBD9D6" w:sz="2" w:space="4"/>
+        </w:pBdr>
+        <w:shd w:fill="E8F2F1" w:color="auto" w:val="clear"/>
+        <w:spacing w:after="180" w:before="140" w:line="264"/>
+        <w:ind w:left="120" w:right="120"/>
+      </w:pPr>
+      <w:r>
+        <w:rPr>
+          <w:rFonts w:ascii="Yu Gothic" w:cs="Yu Gothic" w:eastAsia="Yu Gothic" w:hAnsi="Yu Gothic"/>
+          <w:b/>
+          <w:bCs/>
+          <w:i w:val="false"/>
+          <w:iCs w:val="false"/>
+          <w:color w:val="1F6F6B"/>
+          <w:sz w:val="20"/>
+          <w:szCs w:val="20"/>
+        </w:rPr>
+        <w:t xml:space="preserve">コードは講師が書かない。ただし「動くもの」は先に持っておく　</w:t>
+      </w:r>
+      <w:r>
+        <w:rPr>
+          <w:rFonts w:ascii="Yu Gothic" w:cs="Yu Gothic" w:eastAsia="Yu Gothic" w:hAnsi="Yu Gothic"/>
+          <w:b w:val="false"/>
+          <w:bCs w:val="false"/>
+          <w:i w:val="false"/>
+          <w:iCs w:val="false"/>
+          <w:color w:val="000000"/>
+          <w:sz w:val="20"/>
+          <w:szCs w:val="20"/>
+        </w:rPr>
+        <w:t xml:space="preserve">原則4は当日ゼロから書かないという意味で、準備段階でAIに書かせて動作確認しておくことまで禁じてはいません。確認していないコードを当日AIに出させて貼るほうが、原則ではなく無謀です。</w:t>
+      </w:r>
+    </w:p>
+    <w:p>
+      <w:pPr>
+        <w:pStyle w:val="Heading2"/>
+        <w:pBdr>
+          <w:bottom w:val="single" w:color="1F3864" w:sz="8" w:space="4"/>
+        </w:pBdr>
+        <w:spacing w:after="140" w:before="280"/>
+      </w:pPr>
+      <w:r>
+        <w:rPr>
+          <w:rFonts w:ascii="Yu Gothic" w:cs="Yu Gothic" w:eastAsia="Yu Gothic" w:hAnsi="Yu Gothic"/>
+          <w:b/>
+          <w:bCs/>
+          <w:i w:val="false"/>
+          <w:iCs w:val="false"/>
+          <w:color w:val="1F3864"/>
+          <w:sz w:val="24"/>
+          <w:szCs w:val="24"/>
+        </w:rPr>
+        <w:t xml:space="preserve">権限は、第6回のうちに潰しておく</w:t>
+      </w:r>
+    </w:p>
+    <w:p>
+      <w:pPr>
+        <w:spacing w:after="140" w:before="0" w:line="276"/>
+      </w:pPr>
+      <w:r>
+        <w:rPr>
+          <w:rFonts w:ascii="Yu Gothic" w:cs="Yu Gothic" w:eastAsia="Yu Gothic" w:hAnsi="Yu Gothic"/>
+          <w:b w:val="false"/>
+          <w:bCs w:val="false"/>
+          <w:i w:val="false"/>
+          <w:iCs w:val="false"/>
+          <w:color w:val="000000"/>
+          <w:sz w:val="21"/>
+          <w:szCs w:val="21"/>
+        </w:rPr>
+        <w:t xml:space="preserve">下の代替デモは最後の砦です。</w:t>
+      </w:r>
+      <w:r>
+        <w:rPr>
+          <w:rFonts w:ascii="Yu Gothic" w:cs="Yu Gothic" w:eastAsia="Yu Gothic" w:hAnsi="Yu Gothic"/>
+          <w:b/>
+          <w:bCs/>
+          <w:i w:val="false"/>
+          <w:iCs w:val="false"/>
+          <w:color w:val="000000"/>
+          <w:sz w:val="21"/>
+          <w:szCs w:val="21"/>
+        </w:rPr>
+        <w:t xml:space="preserve">そもそも当日に権限で止まらないよう、第6回の宿題で確認させてください。</w:t>
+      </w:r>
+      <w:r>
+        <w:rPr>
+          <w:rFonts w:ascii="Yu Gothic" w:cs="Yu Gothic" w:eastAsia="Yu Gothic" w:hAnsi="Yu Gothic"/>
+          <w:b w:val="false"/>
+          <w:bCs w:val="false"/>
+          <w:i w:val="false"/>
+          <w:iCs w:val="false"/>
+          <w:color w:val="000000"/>
+          <w:sz w:val="21"/>
+          <w:szCs w:val="21"/>
+        </w:rPr>
+        <w:t xml:space="preserve"/>
+      </w:r>
+    </w:p>
+    <w:p>
+      <w:pPr>
+        <w:pBdr>
+          <w:top w:val="single" w:color="C6D6E4" w:sz="2" w:space="4"/>
+          <w:left w:val="single" w:color="2F4F6B" w:sz="18" w:space="6"/>
+          <w:bottom w:val="single" w:color="C6D6E4" w:sz="2" w:space="4"/>
+          <w:right w:val="single" w:color="C6D6E4" w:sz="2" w:space="4"/>
+        </w:pBdr>
+        <w:shd w:fill="EFF4F8" w:color="auto" w:val="clear"/>
+        <w:spacing w:after="200" w:before="120" w:line="270"/>
+        <w:ind w:left="120" w:right="120"/>
+      </w:pPr>
+      <w:r>
+        <w:rPr>
+          <w:rFonts w:ascii="Yu Gothic" w:cs="Yu Gothic" w:eastAsia="Yu Gothic" w:hAnsi="Yu Gothic"/>
+          <w:b/>
+          <w:bCs/>
+          <w:i w:val="false"/>
+          <w:iCs w:val="false"/>
+          <w:color w:val="2F4F6B"/>
+          <w:sz w:val="19"/>
+          <w:szCs w:val="19"/>
+        </w:rPr>
+        <w:t xml:space="preserve">こう言う　</w:t>
+      </w:r>
+      <w:r>
+        <w:rPr>
+          <w:rFonts w:ascii="Yu Gothic" w:cs="Yu Gothic" w:eastAsia="Yu Gothic" w:hAnsi="Yu Gothic"/>
+          <w:b w:val="false"/>
+          <w:bCs w:val="false"/>
+          <w:i w:val="false"/>
+          <w:iCs w:val="false"/>
+          <w:color w:val="000000"/>
+          <w:sz w:val="19"/>
+          <w:szCs w:val="19"/>
+        </w:rPr>
+        <w:t xml:space="preserve">次回までに1つだけ調べてきてください。御社のGoogle（またはMicrosoft）の管理者は誰か、そして社長ご自身がスクリプトや自動化を作れる権限をお持ちかどうか。情シスの方か、契約したときの担当の方に聞けば分かります。ここが分かっていないと、次回の120分のうち20分が調べる時間になります。</w:t>
+      </w:r>
+    </w:p>
+    <w:p>
+      <w:pPr>
+        <w:pStyle w:val="Heading2"/>
+        <w:pBdr>
+          <w:bottom w:val="single" w:color="1F3864" w:sz="8" w:space="4"/>
+        </w:pBdr>
+        <w:spacing w:after="140" w:before="280"/>
+      </w:pPr>
+      <w:r>
+        <w:rPr>
+          <w:rFonts w:ascii="Yu Gothic" w:cs="Yu Gothic" w:eastAsia="Yu Gothic" w:hAnsi="Yu Gothic"/>
+          <w:b/>
+          <w:bCs/>
+          <w:i w:val="false"/>
+          <w:iCs w:val="false"/>
+          <w:color w:val="1F3864"/>
+          <w:sz w:val="24"/>
+          <w:szCs w:val="24"/>
+        </w:rPr>
+        <w:t xml:space="preserve">必ず用意する2本目：権限が無かったときの代替デモ</w:t>
+      </w:r>
+    </w:p>
+    <w:p>
+      <w:pPr>
+        <w:spacing w:after="100" w:before="0" w:line="276"/>
+      </w:pPr>
+      <w:r>
+        <w:rPr>
+          <w:rFonts w:ascii="Yu Gothic" w:cs="Yu Gothic" w:eastAsia="Yu Gothic" w:hAnsi="Yu Gothic"/>
+          <w:b w:val="false"/>
+          <w:bCs w:val="false"/>
+          <w:i w:val="false"/>
+          <w:iCs w:val="false"/>
+          <w:color w:val="000000"/>
+          <w:sz w:val="21"/>
+          <w:szCs w:val="21"/>
+        </w:rPr>
+        <w:t xml:space="preserve"/>
+      </w:r>
+      <w:r>
+        <w:rPr>
+          <w:rFonts w:ascii="Yu Gothic" w:cs="Yu Gothic" w:eastAsia="Yu Gothic" w:hAnsi="Yu Gothic"/>
+          <w:b/>
+          <w:bCs/>
+          <w:i w:val="false"/>
+          <w:iCs w:val="false"/>
+          <w:color w:val="000000"/>
+          <w:sz w:val="21"/>
+          <w:szCs w:val="21"/>
+        </w:rPr>
+        <w:t xml:space="preserve">管理者権限が無くて組めない、は事故ではなく発見です。</w:t>
+      </w:r>
+      <w:r>
+        <w:rPr>
+          <w:rFonts w:ascii="Yu Gothic" w:cs="Yu Gothic" w:eastAsia="Yu Gothic" w:hAnsi="Yu Gothic"/>
+          <w:b w:val="false"/>
+          <w:bCs w:val="false"/>
+          <w:i w:val="false"/>
+          <w:iCs w:val="false"/>
+          <w:color w:val="000000"/>
+          <w:sz w:val="21"/>
+          <w:szCs w:val="21"/>
+        </w:rPr>
+        <w:t xml:space="preserve"> ハンドブックのつまずき欄どおり、第11回の権限管理の題材として記録し、その場は講師の環境に切り替えます。切り替え先が用意されていないと、この回は空中分解します。</w:t>
+      </w:r>
+    </w:p>
+    <w:tbl>
+      <w:tblPr>
+        <w:tblW w:type="dxa" w:w="8800"/>
+        <w:tblBorders>
+          <w:top w:val="single" w:color="8FAADC" w:sz="6"/>
+          <w:left w:val="single" w:color="8FAADC" w:sz="6"/>
+          <w:bottom w:val="single" w:color="8FAADC" w:sz="6"/>
+          <w:right w:val="single" w:color="8FAADC" w:sz="6"/>
+          <w:insideH w:val="single" w:color="BFBFBF" w:sz="4"/>
+          <w:insideV w:val="single" w:color="BFBFBF" w:sz="4"/>
+        </w:tblBorders>
+      </w:tblPr>
+      <w:tblGrid>
+        <w:gridCol w:w="2400"/>
+        <w:gridCol w:w="6400"/>
+      </w:tblGrid>
+      <w:tr>
+        <w:trPr>
+          <w:cantSplit/>
+        </w:trPr>
+        <w:tc>
+          <w:tcPr>
+            <w:tcW w:type="dxa" w:w="2400"/>
+            <w:shd w:fill="D9E2F3" w:color="auto" w:val="clear"/>
+            <w:tcMar>
+              <w:top w:type="dxa" w:w="70"/>
+              <w:left w:type="dxa" w:w="100"/>
+              <w:bottom w:type="dxa" w:w="70"/>
+              <w:right w:type="dxa" w:w="100"/>
+            </w:tcMar>
+            <w:vAlign w:val="center"/>
+          </w:tcPr>
+          <w:p>
+            <w:pPr>
+              <w:spacing w:after="0" w:line="252"/>
+              <w:jc w:val="center"/>
+            </w:pPr>
+            <w:r>
+              <w:rPr>
+                <w:rFonts w:ascii="Yu Gothic" w:cs="Yu Gothic" w:eastAsia="Yu Gothic" w:hAnsi="Yu Gothic"/>
+                <w:b/>
+                <w:bCs/>
+                <w:i w:val="false"/>
+                <w:iCs w:val="false"/>
+                <w:color w:val="000000"/>
+                <w:sz w:val="19"/>
+                <w:szCs w:val="19"/>
+              </w:rPr>
+              <w:t xml:space="preserve">用意するもの</w:t>
+            </w:r>
+          </w:p>
+        </w:tc>
+        <w:tc>
+          <w:tcPr>
+            <w:tcW w:type="dxa" w:w="6400"/>
+            <w:tcMar>
+              <w:top w:type="dxa" w:w="70"/>
+              <w:left w:type="dxa" w:w="100"/>
+              <w:bottom w:type="dxa" w:w="70"/>
+              <w:right w:type="dxa" w:w="100"/>
+            </w:tcMar>
+            <w:vAlign w:val="center"/>
+          </w:tcPr>
+          <w:p>
+            <w:pPr>
+              <w:spacing w:after="0" w:line="252"/>
+              <w:jc w:val="left"/>
+            </w:pPr>
+            <w:r>
+              <w:rPr>
+                <w:rFonts w:ascii="Yu Gothic" w:cs="Yu Gothic" w:eastAsia="Yu Gothic" w:hAnsi="Yu Gothic"/>
+                <w:b w:val="false"/>
+                <w:bCs w:val="false"/>
+                <w:i w:val="false"/>
+                <w:iCs w:val="false"/>
+                <w:color w:val="000000"/>
+                <w:sz w:val="19"/>
+                <w:szCs w:val="19"/>
+              </w:rPr>
+              <w:t xml:space="preserve">上記A〜Cのうち、自分がいちばん速く動かせる1本の完成版（録画も撮っておく）</w:t>
+            </w:r>
+          </w:p>
+        </w:tc>
+      </w:tr>
+      <w:tr>
+        <w:trPr>
+          <w:cantSplit/>
+        </w:trPr>
+        <w:tc>
+          <w:tcPr>
+            <w:tcW w:type="dxa" w:w="2400"/>
+            <w:shd w:fill="D9E2F3" w:color="auto" w:val="clear"/>
+            <w:tcMar>
+              <w:top w:type="dxa" w:w="70"/>
+              <w:left w:type="dxa" w:w="100"/>
+              <w:bottom w:type="dxa" w:w="70"/>
+              <w:right w:type="dxa" w:w="100"/>
+            </w:tcMar>
+            <w:vAlign w:val="center"/>
+          </w:tcPr>
+          <w:p>
+            <w:pPr>
+              <w:spacing w:after="0" w:line="252"/>
+              <w:jc w:val="center"/>
+            </w:pPr>
+            <w:r>
+              <w:rPr>
+                <w:rFonts w:ascii="Yu Gothic" w:cs="Yu Gothic" w:eastAsia="Yu Gothic" w:hAnsi="Yu Gothic"/>
+                <w:b/>
+                <w:bCs/>
+                <w:i w:val="false"/>
+                <w:iCs w:val="false"/>
+                <w:color w:val="000000"/>
+                <w:sz w:val="19"/>
+                <w:szCs w:val="19"/>
+              </w:rPr>
+              <w:t xml:space="preserve">切り替えの言い方</w:t>
+            </w:r>
+          </w:p>
+        </w:tc>
+        <w:tc>
+          <w:tcPr>
+            <w:tcW w:type="dxa" w:w="6400"/>
+            <w:tcMar>
+              <w:top w:type="dxa" w:w="70"/>
+              <w:left w:type="dxa" w:w="100"/>
+              <w:bottom w:type="dxa" w:w="70"/>
+              <w:right w:type="dxa" w:w="100"/>
+            </w:tcMar>
+            <w:vAlign w:val="center"/>
+          </w:tcPr>
+          <w:p>
+            <w:pPr>
+              <w:spacing w:after="0" w:line="252"/>
+              <w:jc w:val="left"/>
+            </w:pPr>
+            <w:r>
+              <w:rPr>
+                <w:rFonts w:ascii="Yu Gothic" w:cs="Yu Gothic" w:eastAsia="Yu Gothic" w:hAnsi="Yu Gothic"/>
+                <w:b w:val="false"/>
+                <w:bCs w:val="false"/>
+                <w:i w:val="false"/>
+                <w:iCs w:val="false"/>
+                <w:color w:val="000000"/>
+                <w:sz w:val="19"/>
+                <w:szCs w:val="19"/>
+              </w:rPr>
+              <w:t xml:space="preserve">下記のSAY欄をそのまま使う</w:t>
+            </w:r>
+          </w:p>
+        </w:tc>
+      </w:tr>
+      <w:tr>
+        <w:trPr>
+          <w:cantSplit/>
+        </w:trPr>
+        <w:tc>
+          <w:tcPr>
+            <w:tcW w:type="dxa" w:w="2400"/>
+            <w:shd w:fill="D9E2F3" w:color="auto" w:val="clear"/>
+            <w:tcMar>
+              <w:top w:type="dxa" w:w="70"/>
+              <w:left w:type="dxa" w:w="100"/>
+              <w:bottom w:type="dxa" w:w="70"/>
+              <w:right w:type="dxa" w:w="100"/>
+            </w:tcMar>
+            <w:vAlign w:val="center"/>
+          </w:tcPr>
+          <w:p>
+            <w:pPr>
+              <w:spacing w:after="0" w:line="252"/>
+              <w:jc w:val="center"/>
+            </w:pPr>
+            <w:r>
+              <w:rPr>
+                <w:rFonts w:ascii="Yu Gothic" w:cs="Yu Gothic" w:eastAsia="Yu Gothic" w:hAnsi="Yu Gothic"/>
+                <w:b/>
+                <w:bCs/>
+                <w:i w:val="false"/>
+                <w:iCs w:val="false"/>
+                <w:color w:val="000000"/>
+                <w:sz w:val="19"/>
+                <w:szCs w:val="19"/>
+              </w:rPr>
+              <w:t xml:space="preserve">記録すること</w:t>
+            </w:r>
+          </w:p>
+        </w:tc>
+        <w:tc>
+          <w:tcPr>
+            <w:tcW w:type="dxa" w:w="6400"/>
+            <w:tcMar>
+              <w:top w:type="dxa" w:w="70"/>
+              <w:left w:type="dxa" w:w="100"/>
+              <w:bottom w:type="dxa" w:w="70"/>
+              <w:right w:type="dxa" w:w="100"/>
+            </w:tcMar>
+            <w:vAlign w:val="center"/>
+          </w:tcPr>
+          <w:p>
+            <w:pPr>
+              <w:spacing w:after="0" w:line="252"/>
+              <w:jc w:val="left"/>
+            </w:pPr>
+            <w:r>
+              <w:rPr>
+                <w:rFonts w:ascii="Yu Gothic" w:cs="Yu Gothic" w:eastAsia="Yu Gothic" w:hAnsi="Yu Gothic"/>
+                <w:b w:val="false"/>
+                <w:bCs w:val="false"/>
+                <w:i w:val="false"/>
+                <w:iCs w:val="false"/>
+                <w:color w:val="000000"/>
+                <w:sz w:val="19"/>
+                <w:szCs w:val="19"/>
+              </w:rPr>
+              <w:t xml:space="preserve">何の権限が無かったか。誰が持っているか。第11回の権限・費用管理表の1行目になる</w:t>
+            </w:r>
+          </w:p>
+        </w:tc>
+      </w:tr>
+    </w:tbl>
+    <w:p>
+      <w:pPr>
+        <w:pBdr>
+          <w:top w:val="single" w:color="C6D6E4" w:sz="2" w:space="4"/>
+          <w:left w:val="single" w:color="2F4F6B" w:sz="18" w:space="6"/>
+          <w:bottom w:val="single" w:color="C6D6E4" w:sz="2" w:space="4"/>
+          <w:right w:val="single" w:color="C6D6E4" w:sz="2" w:space="4"/>
+        </w:pBdr>
+        <w:shd w:fill="EFF4F8" w:color="auto" w:val="clear"/>
+        <w:spacing w:after="200" w:before="120" w:line="270"/>
+        <w:ind w:left="120" w:right="120"/>
+      </w:pPr>
+      <w:r>
+        <w:rPr>
+          <w:rFonts w:ascii="Yu Gothic" w:cs="Yu Gothic" w:eastAsia="Yu Gothic" w:hAnsi="Yu Gothic"/>
+          <w:b/>
+          <w:bCs/>
+          <w:i w:val="false"/>
+          <w:iCs w:val="false"/>
+          <w:color w:val="2F4F6B"/>
+          <w:sz w:val="19"/>
+          <w:szCs w:val="19"/>
+        </w:rPr>
+        <w:t xml:space="preserve">こう言う　</w:t>
+      </w:r>
+      <w:r>
+        <w:rPr>
+          <w:rFonts w:ascii="Yu Gothic" w:cs="Yu Gothic" w:eastAsia="Yu Gothic" w:hAnsi="Yu Gothic"/>
+          <w:b w:val="false"/>
+          <w:bCs w:val="false"/>
+          <w:i w:val="false"/>
+          <w:iCs w:val="false"/>
+          <w:color w:val="000000"/>
+          <w:sz w:val="19"/>
+          <w:szCs w:val="19"/>
+        </w:rPr>
+        <w:t xml:space="preserve">権限が無いことが分かった、というのが今日いちばんの収穫です。これは第11回でやる権限の棚卸しの1行目になります。今日は私の環境で動かしますので、見ていてください。御社で誰がこの権限を持っているかは、宿題として調べてきてください。</w:t>
+      </w:r>
+    </w:p>
+    <w:p>
+      <w:pPr>
+        <w:pBdr>
+          <w:top w:val="single" w:color="FFE599" w:sz="2" w:space="4"/>
+          <w:left w:val="single" w:color="C00000" w:sz="18" w:space="6"/>
+          <w:bottom w:val="single" w:color="FFE599" w:sz="2" w:space="4"/>
+          <w:right w:val="single" w:color="FFE599" w:sz="2" w:space="4"/>
+        </w:pBdr>
+        <w:shd w:fill="FFF2CC" w:color="auto" w:val="clear"/>
+        <w:spacing w:after="180" w:before="140" w:line="264"/>
+        <w:ind w:left="120" w:right="120"/>
+      </w:pPr>
+      <w:r>
+        <w:rPr>
+          <w:rFonts w:ascii="Yu Gothic" w:cs="Yu Gothic" w:eastAsia="Yu Gothic" w:hAnsi="Yu Gothic"/>
+          <w:b/>
+          <w:bCs/>
+          <w:i w:val="false"/>
+          <w:iCs w:val="false"/>
+          <w:color w:val="C00000"/>
+          <w:sz w:val="20"/>
+          <w:szCs w:val="20"/>
+        </w:rPr>
+        <w:t xml:space="preserve">題材が個人情報を含むことを、デモの冒頭で言う　</w:t>
+      </w:r>
+      <w:r>
+        <w:rPr>
+          <w:rFonts w:ascii="Yu Gothic" w:cs="Yu Gothic" w:eastAsia="Yu Gothic" w:hAnsi="Yu Gothic"/>
+          <w:b w:val="false"/>
+          <w:bCs w:val="false"/>
+          <w:i w:val="false"/>
+          <w:iCs w:val="false"/>
+          <w:color w:val="000000"/>
+          <w:sz w:val="20"/>
+          <w:szCs w:val="20"/>
+        </w:rPr>
+        <w:t xml:space="preserve">問い合わせフォームの「氏名・会社名」は個人情報です。それをAIに投げるところを、講師が実演します。覚書 第5条4項が「学習に使用される設定のAIに入力してはならない」と定めている以上、デモの冒頭で自分の設定画面を1枚見せ、「私はこの設定で使っています」と言ってから流してください。これ自体が第5回・第11回の「学習に使われる／使われない」の実演になります。</w:t>
+      </w:r>
+    </w:p>
+    <w:p>
+      <w:pPr>
+        <w:pStyle w:val="Heading2"/>
+        <w:pBdr>
+          <w:bottom w:val="single" w:color="1F3864" w:sz="8" w:space="4"/>
+        </w:pBdr>
+        <w:spacing w:after="140" w:before="280"/>
+      </w:pPr>
+      <w:r>
+        <w:rPr>
+          <w:rFonts w:ascii="Yu Gothic" w:cs="Yu Gothic" w:eastAsia="Yu Gothic" w:hAnsi="Yu Gothic"/>
+          <w:b/>
+          <w:bCs/>
+          <w:i w:val="false"/>
+          <w:iCs w:val="false"/>
+          <w:color w:val="1F3864"/>
+          <w:sz w:val="24"/>
+          <w:szCs w:val="24"/>
+        </w:rPr>
+        <w:t xml:space="preserve">失敗しなかったときの言い方</w:t>
+      </w:r>
+    </w:p>
+    <w:tbl>
+      <w:tblPr>
+        <w:tblW w:type="dxa" w:w="8800"/>
+        <w:tblBorders>
+          <w:top w:val="single" w:color="8FAADC" w:sz="6"/>
+          <w:left w:val="single" w:color="8FAADC" w:sz="6"/>
+          <w:bottom w:val="single" w:color="8FAADC" w:sz="6"/>
+          <w:right w:val="single" w:color="8FAADC" w:sz="6"/>
+          <w:insideH w:val="single" w:color="BFBFBF" w:sz="4"/>
+          <w:insideV w:val="single" w:color="BFBFBF" w:sz="4"/>
+        </w:tblBorders>
+      </w:tblPr>
+      <w:tblGrid>
+        <w:gridCol w:w="2600"/>
+        <w:gridCol w:w="6200"/>
+      </w:tblGrid>
+      <w:tr>
+        <w:trPr>
+          <w:cantSplit/>
+          <w:tblHeader/>
+        </w:trPr>
+        <w:tc>
+          <w:tcPr>
+            <w:tcW w:type="dxa" w:w="2600"/>
+            <w:shd w:fill="1F3864" w:color="auto" w:val="clear"/>
+            <w:tcMar>
+              <w:top w:type="dxa" w:w="70"/>
+              <w:left w:type="dxa" w:w="100"/>
+              <w:bottom w:type="dxa" w:w="70"/>
+              <w:right w:type="dxa" w:w="100"/>
+            </w:tcMar>
+            <w:vAlign w:val="center"/>
+          </w:tcPr>
+          <w:p>
+            <w:pPr>
+              <w:spacing w:after="0" w:line="252"/>
+              <w:jc w:val="center"/>
+            </w:pPr>
+            <w:r>
+              <w:rPr>
+                <w:rFonts w:ascii="Yu Gothic" w:cs="Yu Gothic" w:eastAsia="Yu Gothic" w:hAnsi="Yu Gothic"/>
+                <w:b/>
+                <w:bCs/>
+                <w:i w:val="false"/>
+                <w:iCs w:val="false"/>
+                <w:color w:val="FFFFFF"/>
+                <w:sz w:val="19"/>
+                <w:szCs w:val="19"/>
+              </w:rPr>
+              <w:t xml:space="preserve">場面</w:t>
+            </w:r>
+          </w:p>
+        </w:tc>
+        <w:tc>
+          <w:tcPr>
+            <w:tcW w:type="dxa" w:w="6200"/>
+            <w:shd w:fill="1F3864" w:color="auto" w:val="clear"/>
+            <w:tcMar>
+              <w:top w:type="dxa" w:w="70"/>
+              <w:left w:type="dxa" w:w="100"/>
+              <w:bottom w:type="dxa" w:w="70"/>
+              <w:right w:type="dxa" w:w="100"/>
+            </w:tcMar>
+            <w:vAlign w:val="center"/>
+          </w:tcPr>
+          <w:p>
+            <w:pPr>
+              <w:spacing w:after="0" w:line="252"/>
+              <w:jc w:val="center"/>
+            </w:pPr>
+            <w:r>
+              <w:rPr>
+                <w:rFonts w:ascii="Yu Gothic" w:cs="Yu Gothic" w:eastAsia="Yu Gothic" w:hAnsi="Yu Gothic"/>
+                <w:b/>
+                <w:bCs/>
+                <w:i w:val="false"/>
+                <w:iCs w:val="false"/>
+                <w:color w:val="FFFFFF"/>
+                <w:sz w:val="19"/>
+                <w:szCs w:val="19"/>
+              </w:rPr>
+              <w:t xml:space="preserve">言い方</w:t>
+            </w:r>
+          </w:p>
+        </w:tc>
+      </w:tr>
+      <w:tr>
+        <w:trPr>
+          <w:cantSplit/>
+        </w:trPr>
+        <w:tc>
+          <w:tcPr>
+            <w:tcW w:type="dxa" w:w="2600"/>
+            <w:tcMar>
+              <w:top w:type="dxa" w:w="70"/>
+              <w:left w:type="dxa" w:w="100"/>
+              <w:bottom w:type="dxa" w:w="70"/>
+              <w:right w:type="dxa" w:w="100"/>
+            </w:tcMar>
+            <w:vAlign w:val="center"/>
+          </w:tcPr>
+          <w:p>
+            <w:pPr>
+              <w:spacing w:after="0" w:line="252"/>
+              <w:jc w:val="left"/>
+            </w:pPr>
+            <w:r>
+              <w:rPr>
+                <w:rFonts w:ascii="Yu Gothic" w:cs="Yu Gothic" w:eastAsia="Yu Gothic" w:hAnsi="Yu Gothic"/>
+                <w:b w:val="false"/>
+                <w:bCs w:val="false"/>
+                <w:i w:val="false"/>
+                <w:iCs w:val="false"/>
+                <w:color w:val="000000"/>
+                <w:sz w:val="18"/>
+                <w:szCs w:val="18"/>
+              </w:rPr>
+              <w:t xml:space="preserve">通知の追加が一発で通った</w:t>
+            </w:r>
+          </w:p>
+        </w:tc>
+        <w:tc>
+          <w:tcPr>
+            <w:tcW w:type="dxa" w:w="6200"/>
+            <w:tcMar>
+              <w:top w:type="dxa" w:w="70"/>
+              <w:left w:type="dxa" w:w="100"/>
+              <w:bottom w:type="dxa" w:w="70"/>
+              <w:right w:type="dxa" w:w="100"/>
+            </w:tcMar>
+            <w:vAlign w:val="center"/>
+          </w:tcPr>
+          <w:p>
+            <w:pPr>
+              <w:spacing w:after="0" w:line="252"/>
+              <w:jc w:val="left"/>
+            </w:pPr>
+            <w:r>
+              <w:rPr>
+                <w:rFonts w:ascii="Yu Gothic" w:cs="Yu Gothic" w:eastAsia="Yu Gothic" w:hAnsi="Yu Gothic"/>
+                <w:b w:val="false"/>
+                <w:bCs w:val="false"/>
+                <w:i w:val="false"/>
+                <w:iCs w:val="false"/>
+                <w:color w:val="000000"/>
+                <w:sz w:val="18"/>
+                <w:szCs w:val="18"/>
+              </w:rPr>
+              <w:t xml:space="preserve">「今きれいに通りましたが、実務では3回に1回は権限やIDのところで止まります。止まる前提で、次の『手動に戻す手順』を必ず作ります」</w:t>
+            </w:r>
+          </w:p>
+        </w:tc>
+      </w:tr>
+      <w:tr>
+        <w:trPr>
+          <w:cantSplit/>
+        </w:trPr>
+        <w:tc>
+          <w:tcPr>
+            <w:tcW w:type="dxa" w:w="2600"/>
+            <w:shd w:fill="F2F2F2" w:color="auto" w:val="clear"/>
+            <w:tcMar>
+              <w:top w:type="dxa" w:w="70"/>
+              <w:left w:type="dxa" w:w="100"/>
+              <w:bottom w:type="dxa" w:w="70"/>
+              <w:right w:type="dxa" w:w="100"/>
+            </w:tcMar>
+            <w:vAlign w:val="center"/>
+          </w:tcPr>
+          <w:p>
+            <w:pPr>
+              <w:spacing w:after="0" w:line="252"/>
+              <w:jc w:val="left"/>
+            </w:pPr>
+            <w:r>
+              <w:rPr>
+                <w:rFonts w:ascii="Yu Gothic" w:cs="Yu Gothic" w:eastAsia="Yu Gothic" w:hAnsi="Yu Gothic"/>
+                <w:b w:val="false"/>
+                <w:bCs w:val="false"/>
+                <w:i w:val="false"/>
+                <w:iCs w:val="false"/>
+                <w:color w:val="000000"/>
+                <w:sz w:val="18"/>
+                <w:szCs w:val="18"/>
+              </w:rPr>
+              <w:t xml:space="preserve">受講者が「意外と簡単ですね」と言う</w:t>
+            </w:r>
+          </w:p>
+        </w:tc>
+        <w:tc>
+          <w:tcPr>
+            <w:tcW w:type="dxa" w:w="6200"/>
+            <w:shd w:fill="F2F2F2" w:color="auto" w:val="clear"/>
+            <w:tcMar>
+              <w:top w:type="dxa" w:w="70"/>
+              <w:left w:type="dxa" w:w="100"/>
+              <w:bottom w:type="dxa" w:w="70"/>
+              <w:right w:type="dxa" w:w="100"/>
+            </w:tcMar>
+            <w:vAlign w:val="center"/>
+          </w:tcPr>
+          <w:p>
+            <w:pPr>
+              <w:spacing w:after="0" w:line="252"/>
+              <w:jc w:val="left"/>
+            </w:pPr>
+            <w:r>
+              <w:rPr>
+                <w:rFonts w:ascii="Yu Gothic" w:cs="Yu Gothic" w:eastAsia="Yu Gothic" w:hAnsi="Yu Gothic"/>
+                <w:b w:val="false"/>
+                <w:bCs w:val="false"/>
+                <w:i w:val="false"/>
+                <w:iCs w:val="false"/>
+                <w:color w:val="000000"/>
+                <w:sz w:val="18"/>
+                <w:szCs w:val="18"/>
+              </w:rPr>
+              <w:t xml:space="preserve">「組むのは簡単です。難しいのは止まったときに気づくことです。だから見張りを先に作りました」</w:t>
+            </w:r>
+          </w:p>
+        </w:tc>
+      </w:tr>
+      <w:tr>
+        <w:trPr>
+          <w:cantSplit/>
+        </w:trPr>
+        <w:tc>
+          <w:tcPr>
+            <w:tcW w:type="dxa" w:w="2600"/>
+            <w:tcMar>
+              <w:top w:type="dxa" w:w="70"/>
+              <w:left w:type="dxa" w:w="100"/>
+              <w:bottom w:type="dxa" w:w="70"/>
+              <w:right w:type="dxa" w:w="100"/>
+            </w:tcMar>
+            <w:vAlign w:val="center"/>
+          </w:tcPr>
+          <w:p>
+            <w:pPr>
+              <w:spacing w:after="0" w:line="252"/>
+              <w:jc w:val="left"/>
+            </w:pPr>
+            <w:r>
+              <w:rPr>
+                <w:rFonts w:ascii="Yu Gothic" w:cs="Yu Gothic" w:eastAsia="Yu Gothic" w:hAnsi="Yu Gothic"/>
+                <w:b w:val="false"/>
+                <w:bCs w:val="false"/>
+                <w:i w:val="false"/>
+                <w:iCs w:val="false"/>
+                <w:color w:val="000000"/>
+                <w:sz w:val="18"/>
+                <w:szCs w:val="18"/>
+              </w:rPr>
               <w:t xml:space="preserve">完成形のデモで感心された</w:t>
             </w:r>
           </w:p>
@@ -2911,6 +4142,45 @@
           <w:szCs w:val="19"/>
         </w:rPr>
         <w:t xml:space="preserve">読む資料のQ&amp;Aで受講者に約束している、2本の10問テスト</w:t>
+      </w:r>
+    </w:p>
+    <w:p>
+      <w:pPr>
+        <w:pBdr>
+          <w:top w:val="single" w:color="BBD9D6" w:sz="2" w:space="4"/>
+          <w:left w:val="single" w:color="1F6F6B" w:sz="18" w:space="6"/>
+          <w:bottom w:val="single" w:color="BBD9D6" w:sz="2" w:space="4"/>
+          <w:right w:val="single" w:color="BBD9D6" w:sz="2" w:space="4"/>
+        </w:pBdr>
+        <w:shd w:fill="E8F2F1" w:color="auto" w:val="clear"/>
+        <w:spacing w:after="180" w:before="140" w:line="264"/>
+        <w:ind w:left="120" w:right="120"/>
+      </w:pPr>
+      <w:r>
+        <w:rPr>
+          <w:rFonts w:ascii="Yu Gothic" w:cs="Yu Gothic" w:eastAsia="Yu Gothic" w:hAnsi="Yu Gothic"/>
+          <w:b/>
+          <w:bCs/>
+          <w:i w:val="false"/>
+          <w:iCs w:val="false"/>
+          <w:color w:val="1F6F6B"/>
+          <w:sz w:val="20"/>
+          <w:szCs w:val="20"/>
+        </w:rPr>
+        <w:t xml:space="preserve">流す順序は「絞る→広げる」　</w:t>
+      </w:r>
+      <w:r>
+        <w:rPr>
+          <w:rFonts w:ascii="Yu Gothic" w:cs="Yu Gothic" w:eastAsia="Yu Gothic" w:hAnsi="Yu Gothic"/>
+          <w:b w:val="false"/>
+          <w:bCs w:val="false"/>
+          <w:i w:val="false"/>
+          <w:iCs w:val="false"/>
+          <w:color w:val="000000"/>
+          <w:sz w:val="20"/>
+          <w:szCs w:val="20"/>
+        </w:rPr>
+        <w:t xml:space="preserve">登壇資料は実演①＝広げすぎた場合、実演②＝絞った場合の順に印字されていますが、実際に流すときは絞ったA（○8）を先に、広げたB（○4）を後にしてください。先に落ちたものを見せても、何から落ちたのかが分かりません。スライドは実演①のページで束Aを、実演②のページで束Bを流す、と読み替えます。</w:t>
       </w:r>
     </w:p>
     <w:p>
@@ -3033,8 +4303,8 @@
       <w:tblGrid>
         <w:gridCol w:w="700"/>
         <w:gridCol w:w="2400"/>
-        <w:gridCol w:w="2400"/>
-        <w:gridCol w:w="3300"/>
+        <w:gridCol w:w="2600"/>
+        <w:gridCol w:w="3100"/>
       </w:tblGrid>
       <w:tr>
         <w:trPr>
@@ -3107,7 +4377,7 @@
         </w:tc>
         <w:tc>
           <w:tcPr>
-            <w:tcW w:type="dxa" w:w="2400"/>
+            <w:tcW w:type="dxa" w:w="2600"/>
             <w:shd w:fill="1F3864" w:color="auto" w:val="clear"/>
             <w:tcMar>
               <w:top w:type="dxa" w:w="70"/>
@@ -3139,7 +4409,7 @@
         </w:tc>
         <w:tc>
           <w:tcPr>
-            <w:tcW w:type="dxa" w:w="3300"/>
+            <w:tcW w:type="dxa" w:w="3100"/>
             <w:shd w:fill="1F3864" w:color="auto" w:val="clear"/>
             <w:tcMar>
               <w:top w:type="dxa" w:w="70"/>
@@ -3201,7 +4471,7 @@
                 <w:sz w:val="17"/>
                 <w:szCs w:val="17"/>
               </w:rPr>
-              <w:t xml:space="preserve">①</w:t>
+              <w:t xml:space="preserve">A</w:t>
             </w:r>
           </w:p>
         </w:tc>
@@ -3232,13 +4502,13 @@
                 <w:sz w:val="17"/>
                 <w:szCs w:val="17"/>
               </w:rPr>
-              <w:t xml:space="preserve">絞った束（5本）</w:t>
-            </w:r>
-          </w:p>
-        </w:tc>
-        <w:tc>
-          <w:tcPr>
-            <w:tcW w:type="dxa" w:w="2400"/>
+              <w:t xml:space="preserve">絞った束（6本）</w:t>
+            </w:r>
+          </w:p>
+        </w:tc>
+        <w:tc>
+          <w:tcPr>
+            <w:tcW w:type="dxa" w:w="2600"/>
             <w:tcMar>
               <w:top w:type="dxa" w:w="70"/>
               <w:left w:type="dxa" w:w="100"/>
@@ -3263,13 +4533,13 @@
                 <w:sz w:val="17"/>
                 <w:szCs w:val="17"/>
               </w:rPr>
-              <w:t xml:space="preserve">就業規則／有給休暇の申請手順／慶弔休暇の規程／社内の稟議ルール／経費精算の手順</w:t>
-            </w:r>
-          </w:p>
-        </w:tc>
-        <w:tc>
-          <w:tcPr>
-            <w:tcW w:type="dxa" w:w="3300"/>
+              <w:t xml:space="preserve">就業規則（現行・2026年版）／有給休暇の申請手順／慶弔休暇の規程／在宅勤務規程／社内の稟議ルール／経費精算の手順</w:t>
+            </w:r>
+          </w:p>
+        </w:tc>
+        <w:tc>
+          <w:tcPr>
+            <w:tcW w:type="dxa" w:w="3100"/>
             <w:tcMar>
               <w:top w:type="dxa" w:w="70"/>
               <w:left w:type="dxa" w:w="100"/>
@@ -3294,7 +4564,7 @@
                 <w:sz w:val="17"/>
                 <w:szCs w:val="17"/>
               </w:rPr>
-              <w:t xml:space="preserve">○8件・△2件が出る。1領域に絞ればここまで行く、を見せる</w:t>
+              <w:t xml:space="preserve">○8件・△2件・×0件が出る。1領域に絞ればここまで行く、を見せる</w:t>
             </w:r>
           </w:p>
         </w:tc>
@@ -3331,7 +4601,7 @@
                 <w:sz w:val="17"/>
                 <w:szCs w:val="17"/>
               </w:rPr>
-              <w:t xml:space="preserve">②</w:t>
+              <w:t xml:space="preserve">B</w:t>
             </w:r>
           </w:p>
         </w:tc>
@@ -3363,13 +4633,13 @@
                 <w:sz w:val="17"/>
                 <w:szCs w:val="17"/>
               </w:rPr>
-              <w:t xml:space="preserve">広げた束（22本）</w:t>
-            </w:r>
-          </w:p>
-        </w:tc>
-        <w:tc>
-          <w:tcPr>
-            <w:tcW w:type="dxa" w:w="2400"/>
+              <w:t xml:space="preserve">広げた束（30本）</w:t>
+            </w:r>
+          </w:p>
+        </w:tc>
+        <w:tc>
+          <w:tcPr>
+            <w:tcW w:type="dxa" w:w="2600"/>
             <w:shd w:fill="F2F2F2" w:color="auto" w:val="clear"/>
             <w:tcMar>
               <w:top w:type="dxa" w:w="70"/>
@@ -3395,13 +4665,13 @@
                 <w:sz w:val="17"/>
                 <w:szCs w:val="17"/>
               </w:rPr>
-              <w:t xml:space="preserve">①に加えて、製品カタログ／見積の過去データ／議事録12本／営業日報／取引先一覧／古い就業規則（2019年版）</w:t>
-            </w:r>
-          </w:p>
-        </w:tc>
-        <w:tc>
-          <w:tcPr>
-            <w:tcW w:type="dxa" w:w="3300"/>
+              <w:t xml:space="preserve">Aに加えて、古い就業規則（2019年版）／古い経費精算の手順（2022年版）／古い在宅勤務の暫定ルール（2020年版）／製品カタログ／見積の過去データ／議事録12本／営業日報12本／取引先一覧</w:t>
+            </w:r>
+          </w:p>
+        </w:tc>
+        <w:tc>
+          <w:tcPr>
+            <w:tcW w:type="dxa" w:w="3100"/>
             <w:shd w:fill="F2F2F2" w:color="auto" w:val="clear"/>
             <w:tcMar>
               <w:top w:type="dxa" w:w="70"/>
@@ -3427,7 +4697,7 @@
                 <w:sz w:val="17"/>
                 <w:szCs w:val="17"/>
               </w:rPr>
-              <w:t xml:space="preserve">○3件まで落ちる。とくに古い就業規則が効く</w:t>
+              <w:t xml:space="preserve">○4件・△1件・×5件まで落ちる。落ちるのは古い版が混ざった5問だけ</w:t>
             </w:r>
           </w:p>
         </w:tc>
@@ -3456,7 +4726,7 @@
           <w:sz w:val="20"/>
           <w:szCs w:val="20"/>
         </w:rPr>
-        <w:t xml:space="preserve">②に「古い就業規則」を必ず入れる　</w:t>
+        <w:t xml:space="preserve">Bに「古い版」を3本だけ入れる　</w:t>
       </w:r>
       <w:r>
         <w:rPr>
@@ -3522,7 +4792,7 @@
           <w:sz w:val="21"/>
           <w:szCs w:val="21"/>
         </w:rPr>
-        <w:t xml:space="preserve">答えが資料に必ず書いてある問いを7つ、書いていない問いを3つ</w:t>
+        <w:t xml:space="preserve">答えが資料に書いてある問いを8つ、書いていない問いを2つ</w:t>
       </w:r>
       <w:r>
         <w:rPr>
@@ -3535,7 +4805,33 @@
           <w:sz w:val="21"/>
           <w:szCs w:val="21"/>
         </w:rPr>
-        <w:t xml:space="preserve">入れます。書いていない3つで△（記載がありません）が出るかどうかが、この回の本当のテストです。</w:t>
+        <w:t xml:space="preserve">入れます（Q7・Q9）。書いていない2つで△（記載がありません）が出るかどうかが、この回の本当のテストです。そしてBで×に落ちる5問は、</w:t>
+      </w:r>
+      <w:r>
+        <w:rPr>
+          <w:rFonts w:ascii="Yu Gothic" w:cs="Yu Gothic" w:eastAsia="Yu Gothic" w:hAnsi="Yu Gothic"/>
+          <w:b/>
+          <w:bCs/>
+          <w:i w:val="false"/>
+          <w:iCs w:val="false"/>
+          <w:color w:val="000000"/>
+          <w:sz w:val="21"/>
+          <w:szCs w:val="21"/>
+        </w:rPr>
+        <w:t xml:space="preserve">すべて古い版を混ぜたせいで落ちます。量ではありません。</w:t>
+      </w:r>
+      <w:r>
+        <w:rPr>
+          <w:rFonts w:ascii="Yu Gothic" w:cs="Yu Gothic" w:eastAsia="Yu Gothic" w:hAnsi="Yu Gothic"/>
+          <w:b w:val="false"/>
+          <w:bCs w:val="false"/>
+          <w:i w:val="false"/>
+          <w:iCs w:val="false"/>
+          <w:color w:val="000000"/>
+          <w:sz w:val="21"/>
+          <w:szCs w:val="21"/>
+        </w:rPr>
+        <w:t xml:space="preserve"/>
       </w:r>
     </w:p>
     <w:tbl>
@@ -3552,9 +4848,9 @@
       </w:tblPr>
       <w:tblGrid>
         <w:gridCol w:w="600"/>
-        <w:gridCol w:w="4200"/>
-        <w:gridCol w:w="1600"/>
-        <w:gridCol w:w="2400"/>
+        <w:gridCol w:w="3900"/>
+        <w:gridCol w:w="1500"/>
+        <w:gridCol w:w="2800"/>
       </w:tblGrid>
       <w:tr>
         <w:trPr>
@@ -3595,7 +4891,7 @@
         </w:tc>
         <w:tc>
           <w:tcPr>
-            <w:tcW w:type="dxa" w:w="4200"/>
+            <w:tcW w:type="dxa" w:w="3900"/>
             <w:shd w:fill="1F3864" w:color="auto" w:val="clear"/>
             <w:tcMar>
               <w:top w:type="dxa" w:w="70"/>
@@ -3627,7 +4923,7 @@
         </w:tc>
         <w:tc>
           <w:tcPr>
-            <w:tcW w:type="dxa" w:w="1600"/>
+            <w:tcW w:type="dxa" w:w="1500"/>
             <w:shd w:fill="1F3864" w:color="auto" w:val="clear"/>
             <w:tcMar>
               <w:top w:type="dxa" w:w="70"/>
@@ -3653,13 +4949,13 @@
                 <w:sz w:val="19"/>
                 <w:szCs w:val="19"/>
               </w:rPr>
-              <w:t xml:space="preserve">①絞った束</w:t>
-            </w:r>
-          </w:p>
-        </w:tc>
-        <w:tc>
-          <w:tcPr>
-            <w:tcW w:type="dxa" w:w="2400"/>
+              <w:t xml:space="preserve">A 絞った束</w:t>
+            </w:r>
+          </w:p>
+        </w:tc>
+        <w:tc>
+          <w:tcPr>
+            <w:tcW w:type="dxa" w:w="2800"/>
             <w:shd w:fill="1F3864" w:color="auto" w:val="clear"/>
             <w:tcMar>
               <w:top w:type="dxa" w:w="70"/>
@@ -3685,7 +4981,7 @@
                 <w:sz w:val="19"/>
                 <w:szCs w:val="19"/>
               </w:rPr>
-              <w:t xml:space="preserve">②広げた束</w:t>
+              <w:t xml:space="preserve">B 広げた束</w:t>
             </w:r>
           </w:p>
         </w:tc>
@@ -3727,7 +5023,7 @@
         </w:tc>
         <w:tc>
           <w:tcPr>
-            <w:tcW w:type="dxa" w:w="4200"/>
+            <w:tcW w:type="dxa" w:w="3900"/>
             <w:tcMar>
               <w:top w:type="dxa" w:w="70"/>
               <w:left w:type="dxa" w:w="100"/>
@@ -3758,7 +5054,7 @@
         </w:tc>
         <w:tc>
           <w:tcPr>
-            <w:tcW w:type="dxa" w:w="1600"/>
+            <w:tcW w:type="dxa" w:w="1500"/>
             <w:tcMar>
               <w:top w:type="dxa" w:w="70"/>
               <w:left w:type="dxa" w:w="100"/>
@@ -3789,7 +5085,7 @@
         </w:tc>
         <w:tc>
           <w:tcPr>
-            <w:tcW w:type="dxa" w:w="2400"/>
+            <w:tcW w:type="dxa" w:w="2800"/>
             <w:tcMar>
               <w:top w:type="dxa" w:w="70"/>
               <w:left w:type="dxa" w:w="100"/>
@@ -3857,7 +5153,7 @@
         </w:tc>
         <w:tc>
           <w:tcPr>
-            <w:tcW w:type="dxa" w:w="4200"/>
+            <w:tcW w:type="dxa" w:w="3900"/>
             <w:shd w:fill="F2F2F2" w:color="auto" w:val="clear"/>
             <w:tcMar>
               <w:top w:type="dxa" w:w="70"/>
@@ -3889,7 +5185,7 @@
         </w:tc>
         <w:tc>
           <w:tcPr>
-            <w:tcW w:type="dxa" w:w="1600"/>
+            <w:tcW w:type="dxa" w:w="1500"/>
             <w:shd w:fill="F2F2F2" w:color="auto" w:val="clear"/>
             <w:tcMar>
               <w:top w:type="dxa" w:w="70"/>
@@ -3921,7 +5217,7 @@
         </w:tc>
         <w:tc>
           <w:tcPr>
-            <w:tcW w:type="dxa" w:w="2400"/>
+            <w:tcW w:type="dxa" w:w="2800"/>
             <w:shd w:fill="F2F2F2" w:color="auto" w:val="clear"/>
             <w:tcMar>
               <w:top w:type="dxa" w:w="70"/>
@@ -3989,7 +5285,7 @@
         </w:tc>
         <w:tc>
           <w:tcPr>
-            <w:tcW w:type="dxa" w:w="4200"/>
+            <w:tcW w:type="dxa" w:w="3900"/>
             <w:tcMar>
               <w:top w:type="dxa" w:w="70"/>
               <w:left w:type="dxa" w:w="100"/>
@@ -4020,7 +5316,7 @@
         </w:tc>
         <w:tc>
           <w:tcPr>
-            <w:tcW w:type="dxa" w:w="1600"/>
+            <w:tcW w:type="dxa" w:w="1500"/>
             <w:tcMar>
               <w:top w:type="dxa" w:w="70"/>
               <w:left w:type="dxa" w:w="100"/>
@@ -4051,7 +5347,7 @@
         </w:tc>
         <w:tc>
           <w:tcPr>
-            <w:tcW w:type="dxa" w:w="2400"/>
+            <w:tcW w:type="dxa" w:w="2800"/>
             <w:tcMar>
               <w:top w:type="dxa" w:w="70"/>
               <w:left w:type="dxa" w:w="100"/>
@@ -4119,7 +5415,7 @@
         </w:tc>
         <w:tc>
           <w:tcPr>
-            <w:tcW w:type="dxa" w:w="4200"/>
+            <w:tcW w:type="dxa" w:w="3900"/>
             <w:shd w:fill="F2F2F2" w:color="auto" w:val="clear"/>
             <w:tcMar>
               <w:top w:type="dxa" w:w="70"/>
@@ -4151,7 +5447,7 @@
         </w:tc>
         <w:tc>
           <w:tcPr>
-            <w:tcW w:type="dxa" w:w="1600"/>
+            <w:tcW w:type="dxa" w:w="1500"/>
             <w:shd w:fill="F2F2F2" w:color="auto" w:val="clear"/>
             <w:tcMar>
               <w:top w:type="dxa" w:w="70"/>
@@ -4183,7 +5479,7 @@
         </w:tc>
         <w:tc>
           <w:tcPr>
-            <w:tcW w:type="dxa" w:w="2400"/>
+            <w:tcW w:type="dxa" w:w="2800"/>
             <w:shd w:fill="F2F2F2" w:color="auto" w:val="clear"/>
             <w:tcMar>
               <w:top w:type="dxa" w:w="70"/>
@@ -4209,7 +5505,7 @@
                 <w:sz w:val="17"/>
                 <w:szCs w:val="17"/>
               </w:rPr>
-              <w:t xml:space="preserve">×（稟議ルールと見積データが混ざる）</w:t>
+              <w:t xml:space="preserve">○</w:t>
             </w:r>
           </w:p>
         </w:tc>
@@ -4251,7 +5547,7 @@
         </w:tc>
         <w:tc>
           <w:tcPr>
-            <w:tcW w:type="dxa" w:w="4200"/>
+            <w:tcW w:type="dxa" w:w="3900"/>
             <w:tcMar>
               <w:top w:type="dxa" w:w="70"/>
               <w:left w:type="dxa" w:w="100"/>
@@ -4282,7 +5578,7 @@
         </w:tc>
         <w:tc>
           <w:tcPr>
-            <w:tcW w:type="dxa" w:w="1600"/>
+            <w:tcW w:type="dxa" w:w="1500"/>
             <w:tcMar>
               <w:top w:type="dxa" w:w="70"/>
               <w:left w:type="dxa" w:w="100"/>
@@ -4313,7 +5609,7 @@
         </w:tc>
         <w:tc>
           <w:tcPr>
-            <w:tcW w:type="dxa" w:w="2400"/>
+            <w:tcW w:type="dxa" w:w="2800"/>
             <w:tcMar>
               <w:top w:type="dxa" w:w="70"/>
               <w:left w:type="dxa" w:w="100"/>
@@ -4338,7 +5634,7 @@
                 <w:sz w:val="17"/>
                 <w:szCs w:val="17"/>
               </w:rPr>
-              <w:t xml:space="preserve">×</w:t>
+              <w:t xml:space="preserve">×（2022年版と混ざる）</w:t>
             </w:r>
           </w:p>
         </w:tc>
@@ -4381,7 +5677,7 @@
         </w:tc>
         <w:tc>
           <w:tcPr>
-            <w:tcW w:type="dxa" w:w="4200"/>
+            <w:tcW w:type="dxa" w:w="3900"/>
             <w:shd w:fill="F2F2F2" w:color="auto" w:val="clear"/>
             <w:tcMar>
               <w:top w:type="dxa" w:w="70"/>
@@ -4413,7 +5709,7 @@
         </w:tc>
         <w:tc>
           <w:tcPr>
-            <w:tcW w:type="dxa" w:w="1600"/>
+            <w:tcW w:type="dxa" w:w="1500"/>
             <w:shd w:fill="F2F2F2" w:color="auto" w:val="clear"/>
             <w:tcMar>
               <w:top w:type="dxa" w:w="70"/>
@@ -4445,7 +5741,7 @@
         </w:tc>
         <w:tc>
           <w:tcPr>
-            <w:tcW w:type="dxa" w:w="2400"/>
+            <w:tcW w:type="dxa" w:w="2800"/>
             <w:shd w:fill="F2F2F2" w:color="auto" w:val="clear"/>
             <w:tcMar>
               <w:top w:type="dxa" w:w="70"/>
@@ -4513,7 +5809,7 @@
         </w:tc>
         <w:tc>
           <w:tcPr>
-            <w:tcW w:type="dxa" w:w="4200"/>
+            <w:tcW w:type="dxa" w:w="3900"/>
             <w:tcMar>
               <w:top w:type="dxa" w:w="70"/>
               <w:left w:type="dxa" w:w="100"/>
@@ -4544,7 +5840,7 @@
         </w:tc>
         <w:tc>
           <w:tcPr>
-            <w:tcW w:type="dxa" w:w="1600"/>
+            <w:tcW w:type="dxa" w:w="1500"/>
             <w:tcMar>
               <w:top w:type="dxa" w:w="70"/>
               <w:left w:type="dxa" w:w="100"/>
@@ -4575,7 +5871,7 @@
         </w:tc>
         <w:tc>
           <w:tcPr>
-            <w:tcW w:type="dxa" w:w="2400"/>
+            <w:tcW w:type="dxa" w:w="2800"/>
             <w:tcMar>
               <w:top w:type="dxa" w:w="70"/>
               <w:left w:type="dxa" w:w="100"/>
@@ -4643,7 +5939,7 @@
         </w:tc>
         <w:tc>
           <w:tcPr>
-            <w:tcW w:type="dxa" w:w="4200"/>
+            <w:tcW w:type="dxa" w:w="3900"/>
             <w:shd w:fill="F2F2F2" w:color="auto" w:val="clear"/>
             <w:tcMar>
               <w:top w:type="dxa" w:w="70"/>
@@ -4675,7 +5971,7 @@
         </w:tc>
         <w:tc>
           <w:tcPr>
-            <w:tcW w:type="dxa" w:w="1600"/>
+            <w:tcW w:type="dxa" w:w="1500"/>
             <w:shd w:fill="F2F2F2" w:color="auto" w:val="clear"/>
             <w:tcMar>
               <w:top w:type="dxa" w:w="70"/>
@@ -4707,7 +6003,7 @@
         </w:tc>
         <w:tc>
           <w:tcPr>
-            <w:tcW w:type="dxa" w:w="2400"/>
+            <w:tcW w:type="dxa" w:w="2800"/>
             <w:shd w:fill="F2F2F2" w:color="auto" w:val="clear"/>
             <w:tcMar>
               <w:top w:type="dxa" w:w="70"/>
@@ -4775,7 +6071,7 @@
         </w:tc>
         <w:tc>
           <w:tcPr>
-            <w:tcW w:type="dxa" w:w="4200"/>
+            <w:tcW w:type="dxa" w:w="3900"/>
             <w:tcMar>
               <w:top w:type="dxa" w:w="70"/>
               <w:left w:type="dxa" w:w="100"/>
@@ -4806,7 +6102,7 @@
         </w:tc>
         <w:tc>
           <w:tcPr>
-            <w:tcW w:type="dxa" w:w="1600"/>
+            <w:tcW w:type="dxa" w:w="1500"/>
             <w:tcMar>
               <w:top w:type="dxa" w:w="70"/>
               <w:left w:type="dxa" w:w="100"/>
@@ -4837,7 +6133,7 @@
         </w:tc>
         <w:tc>
           <w:tcPr>
-            <w:tcW w:type="dxa" w:w="2400"/>
+            <w:tcW w:type="dxa" w:w="2800"/>
             <w:tcMar>
               <w:top w:type="dxa" w:w="70"/>
               <w:left w:type="dxa" w:w="100"/>
@@ -4862,7 +6158,7 @@
                 <w:sz w:val="17"/>
                 <w:szCs w:val="17"/>
               </w:rPr>
-              <w:t xml:space="preserve">×（日報から数字を作ってしまう）</w:t>
+              <w:t xml:space="preserve">×（資料に無いのに日報から作る）</w:t>
             </w:r>
           </w:p>
         </w:tc>
@@ -4905,7 +6201,7 @@
         </w:tc>
         <w:tc>
           <w:tcPr>
-            <w:tcW w:type="dxa" w:w="4200"/>
+            <w:tcW w:type="dxa" w:w="3900"/>
             <w:shd w:fill="F2F2F2" w:color="auto" w:val="clear"/>
             <w:tcMar>
               <w:top w:type="dxa" w:w="70"/>
@@ -4931,13 +6227,13 @@
                 <w:sz w:val="17"/>
                 <w:szCs w:val="17"/>
               </w:rPr>
-              <w:t xml:space="preserve">在宅勤務の申請方法を教えてください</w:t>
-            </w:r>
-          </w:p>
-        </w:tc>
-        <w:tc>
-          <w:tcPr>
-            <w:tcW w:type="dxa" w:w="1600"/>
+              <w:t xml:space="preserve">在宅勤務は週何日まで認められていますか</w:t>
+            </w:r>
+          </w:p>
+        </w:tc>
+        <w:tc>
+          <w:tcPr>
+            <w:tcW w:type="dxa" w:w="1500"/>
             <w:shd w:fill="F2F2F2" w:color="auto" w:val="clear"/>
             <w:tcMar>
               <w:top w:type="dxa" w:w="70"/>
@@ -4969,7 +6265,7 @@
         </w:tc>
         <w:tc>
           <w:tcPr>
-            <w:tcW w:type="dxa" w:w="2400"/>
+            <w:tcW w:type="dxa" w:w="2800"/>
             <w:shd w:fill="F2F2F2" w:color="auto" w:val="clear"/>
             <w:tcMar>
               <w:top w:type="dxa" w:w="70"/>
@@ -4995,7 +6291,7 @@
                 <w:sz w:val="17"/>
                 <w:szCs w:val="17"/>
               </w:rPr>
-              <w:t xml:space="preserve">×</w:t>
+              <w:t xml:space="preserve">×（2020年の暫定ルールと混ざる）</w:t>
             </w:r>
           </w:p>
         </w:tc>
@@ -5029,7 +6325,7 @@
           <w:sz w:val="21"/>
           <w:szCs w:val="21"/>
         </w:rPr>
-        <w:t xml:space="preserve">①＝○8・△2・×0　／　②＝○3・△1・×6。</w:t>
+        <w:t xml:space="preserve">A＝○8・△2・×0　／　B＝○4・△1・×5。</w:t>
       </w:r>
       <w:r>
         <w:rPr>
@@ -5042,7 +6338,33 @@
           <w:sz w:val="21"/>
           <w:szCs w:val="21"/>
         </w:rPr>
-        <w:t xml:space="preserve"> 数えて板書してください。この2つの数字の落差が、この回でいちばん記憶に残ります。</w:t>
+        <w:t xml:space="preserve"> 画面に書きながら数えてください。この2つの数字の落差が、この回でいちばん記憶に残ります。そして落ちた5問（Q2・Q5・Q8・Q9・Q10）のうち4問は、</w:t>
+      </w:r>
+      <w:r>
+        <w:rPr>
+          <w:rFonts w:ascii="Yu Gothic" w:cs="Yu Gothic" w:eastAsia="Yu Gothic" w:hAnsi="Yu Gothic"/>
+          <w:b/>
+          <w:bCs/>
+          <w:i w:val="false"/>
+          <w:iCs w:val="false"/>
+          <w:color w:val="000000"/>
+          <w:sz w:val="21"/>
+          <w:szCs w:val="21"/>
+        </w:rPr>
+        <w:t xml:space="preserve">古い版と混ざったから</w:t>
+      </w:r>
+      <w:r>
+        <w:rPr>
+          <w:rFonts w:ascii="Yu Gothic" w:cs="Yu Gothic" w:eastAsia="Yu Gothic" w:hAnsi="Yu Gothic"/>
+          <w:b w:val="false"/>
+          <w:bCs w:val="false"/>
+          <w:i w:val="false"/>
+          <w:iCs w:val="false"/>
+          <w:color w:val="000000"/>
+          <w:sz w:val="21"/>
+          <w:szCs w:val="21"/>
+        </w:rPr>
+        <w:t xml:space="preserve">です。</w:t>
       </w:r>
     </w:p>
     <w:p>
@@ -5081,7 +6403,7 @@
           <w:sz w:val="20"/>
           <w:szCs w:val="20"/>
         </w:rPr>
-        <w:t xml:space="preserve">AIの挙動は日によって変わります。②で×が3件しか出ないこともあります。そのときは無理に落とそうとせず、下のSAY欄を使ってください。実演が失敗したこと自体を教材にできるのが、この回の強いところです。</w:t>
+        <w:t xml:space="preserve">AIの挙動は日によって変わります。Bで×が2件しか出ないこともあります。そのときは無理に落とそうとせず、下のSAY欄を使ってください。実演が失敗したこと自体を教材にできるのが、この回の強いところです。</w:t>
       </w:r>
     </w:p>
     <w:p>
@@ -5121,6 +6443,812 @@
           <w:szCs w:val="19"/>
         </w:rPr>
         <w:t xml:space="preserve">今日は思ったより落ちませんでしたね。これも重要な事実です。AIの挙動は日によって変わるので、一度うまくいったから大丈夫、が通用しません。だから第10回で、同じ10問を毎月流して比べる仕組みを作ります。今日の結果は、その1回目です。</w:t>
+      </w:r>
+    </w:p>
+    <w:p>
+      <w:pPr>
+        <w:pBdr>
+          <w:top w:val="single" w:color="FFE599" w:sz="2" w:space="4"/>
+          <w:left w:val="single" w:color="C00000" w:sz="18" w:space="6"/>
+          <w:bottom w:val="single" w:color="FFE599" w:sz="2" w:space="4"/>
+          <w:right w:val="single" w:color="FFE599" w:sz="2" w:space="4"/>
+        </w:pBdr>
+        <w:shd w:fill="FFF2CC" w:color="auto" w:val="clear"/>
+        <w:spacing w:after="180" w:before="140" w:line="264"/>
+        <w:ind w:left="120" w:right="120"/>
+      </w:pPr>
+      <w:r>
+        <w:rPr>
+          <w:rFonts w:ascii="Yu Gothic" w:cs="Yu Gothic" w:eastAsia="Yu Gothic" w:hAnsi="Yu Gothic"/>
+          <w:b/>
+          <w:bCs/>
+          <w:i w:val="false"/>
+          <w:iCs w:val="false"/>
+          <w:color w:val="C00000"/>
+          <w:sz w:val="20"/>
+          <w:szCs w:val="20"/>
+        </w:rPr>
+        <w:t xml:space="preserve">逆に、Aで○が8件に届かなかったとき　</w:t>
+      </w:r>
+      <w:r>
+        <w:rPr>
+          <w:rFonts w:ascii="Yu Gothic" w:cs="Yu Gothic" w:eastAsia="Yu Gothic" w:hAnsi="Yu Gothic"/>
+          <w:b w:val="false"/>
+          <w:bCs w:val="false"/>
+          <w:i w:val="false"/>
+          <w:iCs w:val="false"/>
+          <w:color w:val="000000"/>
+          <w:sz w:val="20"/>
+          <w:szCs w:val="20"/>
+        </w:rPr>
+        <w:t xml:space="preserve">こちらのほうが実演としては痛いです。落差を見せる土台が崩れます。原因はたいてい3つのどれかです。①資料が古い版のまま（現行版に差し替える）②出典を出させる3行が入っていない（下記を確認する）③質問の粒度が資料の書き方と合っていない。その場で直せるのは①と②です。直したうえで流し直し、「直したら上がった」ところまで見せると、むしろ第8回の教えどころ（精度は資料側で決まる）がそのまま伝わります。</w:t>
+      </w:r>
+    </w:p>
+    <w:p>
+      <w:pPr>
+        <w:pStyle w:val="Heading2"/>
+        <w:pBdr>
+          <w:bottom w:val="single" w:color="1F3864" w:sz="8" w:space="4"/>
+        </w:pBdr>
+        <w:spacing w:after="140" w:before="280"/>
+      </w:pPr>
+      <w:r>
+        <w:rPr>
+          <w:rFonts w:ascii="Yu Gothic" w:cs="Yu Gothic" w:eastAsia="Yu Gothic" w:hAnsi="Yu Gothic"/>
+          <w:b/>
+          <w:bCs/>
+          <w:i w:val="false"/>
+          <w:iCs w:val="false"/>
+          <w:color w:val="1F3864"/>
+          <w:sz w:val="24"/>
+          <w:szCs w:val="24"/>
+        </w:rPr>
+        <w:t xml:space="preserve">出典を出させる3行（第5回と同じもの。ここに転記しておく）</w:t>
+      </w:r>
+    </w:p>
+    <w:p>
+      <w:pPr>
+        <w:pBdr>
+          <w:top w:val="single" w:color="E3DCCB" w:sz="2" w:space="3"/>
+          <w:left w:val="single" w:color="C9BFA8" w:sz="12" w:space="6"/>
+          <w:bottom w:val="single" w:color="E3DCCB" w:sz="2" w:space="3"/>
+          <w:right w:val="single" w:color="E3DCCB" w:sz="2" w:space="3"/>
+        </w:pBdr>
+        <w:shd w:fill="FBF9F4" w:color="auto" w:val="clear"/>
+        <w:spacing w:after="0" w:line="270"/>
+        <w:ind w:left="140" w:right="140"/>
+      </w:pPr>
+      <w:r>
+        <w:rPr>
+          <w:rFonts w:ascii="Yu Gothic" w:cs="Yu Gothic" w:eastAsia="Yu Gothic" w:hAnsi="Yu Gothic"/>
+          <w:b w:val="false"/>
+          <w:bCs w:val="false"/>
+          <w:i w:val="false"/>
+          <w:iCs w:val="false"/>
+          <w:color w:val="000000"/>
+          <w:sz w:val="19"/>
+          <w:szCs w:val="19"/>
+        </w:rPr>
+        <w:t xml:space="preserve">1. 添付資料の内容だけから答える</w:t>
+      </w:r>
+    </w:p>
+    <w:p>
+      <w:pPr>
+        <w:pBdr>
+          <w:top w:val="single" w:color="E3DCCB" w:sz="2" w:space="3"/>
+          <w:left w:val="single" w:color="C9BFA8" w:sz="12" w:space="6"/>
+          <w:bottom w:val="single" w:color="E3DCCB" w:sz="2" w:space="3"/>
+          <w:right w:val="single" w:color="E3DCCB" w:sz="2" w:space="3"/>
+        </w:pBdr>
+        <w:shd w:fill="FBF9F4" w:color="auto" w:val="clear"/>
+        <w:spacing w:after="0" w:line="270"/>
+        <w:ind w:left="140" w:right="140"/>
+      </w:pPr>
+      <w:r>
+        <w:rPr>
+          <w:rFonts w:ascii="Yu Gothic" w:cs="Yu Gothic" w:eastAsia="Yu Gothic" w:hAnsi="Yu Gothic"/>
+          <w:b w:val="false"/>
+          <w:bCs w:val="false"/>
+          <w:i w:val="false"/>
+          <w:iCs w:val="false"/>
+          <w:color w:val="000000"/>
+          <w:sz w:val="19"/>
+          <w:szCs w:val="19"/>
+        </w:rPr>
+        <w:t xml:space="preserve">2. 記載がなければ「資料に記載がありません」と答える</w:t>
+      </w:r>
+    </w:p>
+    <w:p>
+      <w:pPr>
+        <w:pBdr>
+          <w:top w:val="single" w:color="E3DCCB" w:sz="2" w:space="3"/>
+          <w:left w:val="single" w:color="C9BFA8" w:sz="12" w:space="6"/>
+          <w:bottom w:val="single" w:color="E3DCCB" w:sz="2" w:space="3"/>
+          <w:right w:val="single" w:color="E3DCCB" w:sz="2" w:space="3"/>
+        </w:pBdr>
+        <w:shd w:fill="FBF9F4" w:color="auto" w:val="clear"/>
+        <w:spacing w:after="0" w:line="270"/>
+        <w:ind w:left="140" w:right="140"/>
+      </w:pPr>
+      <w:r>
+        <w:rPr>
+          <w:rFonts w:ascii="Yu Gothic" w:cs="Yu Gothic" w:eastAsia="Yu Gothic" w:hAnsi="Yu Gothic"/>
+          <w:b w:val="false"/>
+          <w:bCs w:val="false"/>
+          <w:i w:val="false"/>
+          <w:iCs w:val="false"/>
+          <w:color w:val="000000"/>
+          <w:sz w:val="19"/>
+          <w:szCs w:val="19"/>
+        </w:rPr>
+        <w:t xml:space="preserve">3. 根拠にした資料名とページを、答えの末尾に必ず書く</w:t>
+      </w:r>
+    </w:p>
+    <w:p>
+      <w:pPr>
+        <w:spacing w:after="100" w:before="0" w:line="276"/>
+      </w:pPr>
+      <w:r>
+        <w:rPr>
+          <w:rFonts w:ascii="Yu Gothic" w:cs="Yu Gothic" w:eastAsia="Yu Gothic" w:hAnsi="Yu Gothic"/>
+          <w:b w:val="false"/>
+          <w:bCs w:val="false"/>
+          <w:i w:val="false"/>
+          <w:iCs w:val="false"/>
+          <w:color w:val="000000"/>
+          <w:sz w:val="21"/>
+          <w:szCs w:val="21"/>
+        </w:rPr>
+        <w:t xml:space="preserve">3行目がこの回の成果物「出典表示つき」の実体です。第5回で入れてあっても、資料が増えると効かなくなることがあるので、</w:t>
+      </w:r>
+      <w:r>
+        <w:rPr>
+          <w:rFonts w:ascii="Yu Gothic" w:cs="Yu Gothic" w:eastAsia="Yu Gothic" w:hAnsi="Yu Gothic"/>
+          <w:b/>
+          <w:bCs/>
+          <w:i w:val="false"/>
+          <w:iCs w:val="false"/>
+          <w:color w:val="000000"/>
+          <w:sz w:val="21"/>
+          <w:szCs w:val="21"/>
+        </w:rPr>
+        <w:t xml:space="preserve">当日必ず動作を確認します。</w:t>
+      </w:r>
+      <w:r>
+        <w:rPr>
+          <w:rFonts w:ascii="Yu Gothic" w:cs="Yu Gothic" w:eastAsia="Yu Gothic" w:hAnsi="Yu Gothic"/>
+          <w:b w:val="false"/>
+          <w:bCs w:val="false"/>
+          <w:i w:val="false"/>
+          <w:iCs w:val="false"/>
+          <w:color w:val="000000"/>
+          <w:sz w:val="21"/>
+          <w:szCs w:val="21"/>
+        </w:rPr>
+        <w:t xml:space="preserve"/>
+      </w:r>
+    </w:p>
+    <w:p>
+      <w:pPr>
+        <w:pStyle w:val="Heading2"/>
+        <w:pBdr>
+          <w:bottom w:val="single" w:color="1F3864" w:sz="8" w:space="4"/>
+        </w:pBdr>
+        <w:spacing w:after="140" w:before="280"/>
+      </w:pPr>
+      <w:r>
+        <w:rPr>
+          <w:rFonts w:ascii="Yu Gothic" w:cs="Yu Gothic" w:eastAsia="Yu Gothic" w:hAnsi="Yu Gothic"/>
+          <w:b/>
+          <w:bCs/>
+          <w:i w:val="false"/>
+          <w:iCs w:val="false"/>
+          <w:color w:val="1F3864"/>
+          <w:sz w:val="24"/>
+          <w:szCs w:val="24"/>
+        </w:rPr>
+        <w:t xml:space="preserve">載せる先とファイル数の上限（先に確認する）</w:t>
+      </w:r>
+    </w:p>
+    <w:p>
+      <w:pPr>
+        <w:spacing w:after="100" w:before="0" w:line="276"/>
+      </w:pPr>
+      <w:r>
+        <w:rPr>
+          <w:rFonts w:ascii="Yu Gothic" w:cs="Yu Gothic" w:eastAsia="Yu Gothic" w:hAnsi="Yu Gothic"/>
+          <w:b w:val="false"/>
+          <w:bCs w:val="false"/>
+          <w:i w:val="false"/>
+          <w:iCs w:val="false"/>
+          <w:color w:val="000000"/>
+          <w:sz w:val="21"/>
+          <w:szCs w:val="21"/>
+        </w:rPr>
+        <w:t xml:space="preserve">第5回で作ったプロジェクトをそのまま育てます。</w:t>
+      </w:r>
+      <w:r>
+        <w:rPr>
+          <w:rFonts w:ascii="Yu Gothic" w:cs="Yu Gothic" w:eastAsia="Yu Gothic" w:hAnsi="Yu Gothic"/>
+          <w:b/>
+          <w:bCs/>
+          <w:i w:val="false"/>
+          <w:iCs w:val="false"/>
+          <w:color w:val="000000"/>
+          <w:sz w:val="21"/>
+          <w:szCs w:val="21"/>
+        </w:rPr>
+        <w:t xml:space="preserve">新しい箱は作りません。</w:t>
+      </w:r>
+      <w:r>
+        <w:rPr>
+          <w:rFonts w:ascii="Yu Gothic" w:cs="Yu Gothic" w:eastAsia="Yu Gothic" w:hAnsi="Yu Gothic"/>
+          <w:b w:val="false"/>
+          <w:bCs w:val="false"/>
+          <w:i w:val="false"/>
+          <w:iCs w:val="false"/>
+          <w:color w:val="000000"/>
+          <w:sz w:val="21"/>
+          <w:szCs w:val="21"/>
+        </w:rPr>
+        <w:t xml:space="preserve">ただしプロジェクトのファイル数には上限があるので、束Bの30本はプランによって入りません。</w:t>
+      </w:r>
+    </w:p>
+    <w:tbl>
+      <w:tblPr>
+        <w:tblW w:type="dxa" w:w="8800"/>
+        <w:tblBorders>
+          <w:top w:val="single" w:color="8FAADC" w:sz="6"/>
+          <w:left w:val="single" w:color="8FAADC" w:sz="6"/>
+          <w:bottom w:val="single" w:color="8FAADC" w:sz="6"/>
+          <w:right w:val="single" w:color="8FAADC" w:sz="6"/>
+          <w:insideH w:val="single" w:color="BFBFBF" w:sz="4"/>
+          <w:insideV w:val="single" w:color="BFBFBF" w:sz="4"/>
+        </w:tblBorders>
+      </w:tblPr>
+      <w:tblGrid>
+        <w:gridCol w:w="2600"/>
+        <w:gridCol w:w="2000"/>
+        <w:gridCol w:w="4200"/>
+      </w:tblGrid>
+      <w:tr>
+        <w:trPr>
+          <w:cantSplit/>
+          <w:tblHeader/>
+        </w:trPr>
+        <w:tc>
+          <w:tcPr>
+            <w:tcW w:type="dxa" w:w="2600"/>
+            <w:shd w:fill="1F3864" w:color="auto" w:val="clear"/>
+            <w:tcMar>
+              <w:top w:type="dxa" w:w="70"/>
+              <w:left w:type="dxa" w:w="100"/>
+              <w:bottom w:type="dxa" w:w="70"/>
+              <w:right w:type="dxa" w:w="100"/>
+            </w:tcMar>
+            <w:vAlign w:val="center"/>
+          </w:tcPr>
+          <w:p>
+            <w:pPr>
+              <w:spacing w:after="0" w:line="252"/>
+              <w:jc w:val="center"/>
+            </w:pPr>
+            <w:r>
+              <w:rPr>
+                <w:rFonts w:ascii="Yu Gothic" w:cs="Yu Gothic" w:eastAsia="Yu Gothic" w:hAnsi="Yu Gothic"/>
+                <w:b/>
+                <w:bCs/>
+                <w:i w:val="false"/>
+                <w:iCs w:val="false"/>
+                <w:color w:val="FFFFFF"/>
+                <w:sz w:val="19"/>
+                <w:szCs w:val="19"/>
+              </w:rPr>
+              <w:t xml:space="preserve">プラン</w:t>
+            </w:r>
+          </w:p>
+        </w:tc>
+        <w:tc>
+          <w:tcPr>
+            <w:tcW w:type="dxa" w:w="2000"/>
+            <w:shd w:fill="1F3864" w:color="auto" w:val="clear"/>
+            <w:tcMar>
+              <w:top w:type="dxa" w:w="70"/>
+              <w:left w:type="dxa" w:w="100"/>
+              <w:bottom w:type="dxa" w:w="70"/>
+              <w:right w:type="dxa" w:w="100"/>
+            </w:tcMar>
+            <w:vAlign w:val="center"/>
+          </w:tcPr>
+          <w:p>
+            <w:pPr>
+              <w:spacing w:after="0" w:line="252"/>
+              <w:jc w:val="center"/>
+            </w:pPr>
+            <w:r>
+              <w:rPr>
+                <w:rFonts w:ascii="Yu Gothic" w:cs="Yu Gothic" w:eastAsia="Yu Gothic" w:hAnsi="Yu Gothic"/>
+                <w:b/>
+                <w:bCs/>
+                <w:i w:val="false"/>
+                <w:iCs w:val="false"/>
+                <w:color w:val="FFFFFF"/>
+                <w:sz w:val="19"/>
+                <w:szCs w:val="19"/>
+              </w:rPr>
+              <w:t xml:space="preserve">ファイル数上限</w:t>
+            </w:r>
+          </w:p>
+        </w:tc>
+        <w:tc>
+          <w:tcPr>
+            <w:tcW w:type="dxa" w:w="4200"/>
+            <w:shd w:fill="1F3864" w:color="auto" w:val="clear"/>
+            <w:tcMar>
+              <w:top w:type="dxa" w:w="70"/>
+              <w:left w:type="dxa" w:w="100"/>
+              <w:bottom w:type="dxa" w:w="70"/>
+              <w:right w:type="dxa" w:w="100"/>
+            </w:tcMar>
+            <w:vAlign w:val="center"/>
+          </w:tcPr>
+          <w:p>
+            <w:pPr>
+              <w:spacing w:after="0" w:line="252"/>
+              <w:jc w:val="center"/>
+            </w:pPr>
+            <w:r>
+              <w:rPr>
+                <w:rFonts w:ascii="Yu Gothic" w:cs="Yu Gothic" w:eastAsia="Yu Gothic" w:hAnsi="Yu Gothic"/>
+                <w:b/>
+                <w:bCs/>
+                <w:i w:val="false"/>
+                <w:iCs w:val="false"/>
+                <w:color w:val="FFFFFF"/>
+                <w:sz w:val="19"/>
+                <w:szCs w:val="19"/>
+              </w:rPr>
+              <w:t xml:space="preserve">この実演での扱い</w:t>
+            </w:r>
+          </w:p>
+        </w:tc>
+      </w:tr>
+      <w:tr>
+        <w:trPr>
+          <w:cantSplit/>
+        </w:trPr>
+        <w:tc>
+          <w:tcPr>
+            <w:tcW w:type="dxa" w:w="2600"/>
+            <w:tcMar>
+              <w:top w:type="dxa" w:w="70"/>
+              <w:left w:type="dxa" w:w="100"/>
+              <w:bottom w:type="dxa" w:w="70"/>
+              <w:right w:type="dxa" w:w="100"/>
+            </w:tcMar>
+            <w:vAlign w:val="center"/>
+          </w:tcPr>
+          <w:p>
+            <w:pPr>
+              <w:spacing w:after="0" w:line="252"/>
+              <w:jc w:val="left"/>
+            </w:pPr>
+            <w:r>
+              <w:rPr>
+                <w:rFonts w:ascii="Yu Gothic" w:cs="Yu Gothic" w:eastAsia="Yu Gothic" w:hAnsi="Yu Gothic"/>
+                <w:b w:val="false"/>
+                <w:bCs w:val="false"/>
+                <w:i w:val="false"/>
+                <w:iCs w:val="false"/>
+                <w:color w:val="000000"/>
+                <w:sz w:val="17"/>
+                <w:szCs w:val="17"/>
+              </w:rPr>
+              <w:t xml:space="preserve">Free</w:t>
+            </w:r>
+          </w:p>
+        </w:tc>
+        <w:tc>
+          <w:tcPr>
+            <w:tcW w:type="dxa" w:w="2000"/>
+            <w:tcMar>
+              <w:top w:type="dxa" w:w="70"/>
+              <w:left w:type="dxa" w:w="100"/>
+              <w:bottom w:type="dxa" w:w="70"/>
+              <w:right w:type="dxa" w:w="100"/>
+            </w:tcMar>
+            <w:vAlign w:val="center"/>
+          </w:tcPr>
+          <w:p>
+            <w:pPr>
+              <w:spacing w:after="0" w:line="252"/>
+              <w:jc w:val="center"/>
+            </w:pPr>
+            <w:r>
+              <w:rPr>
+                <w:rFonts w:ascii="Yu Gothic" w:cs="Yu Gothic" w:eastAsia="Yu Gothic" w:hAnsi="Yu Gothic"/>
+                <w:b w:val="false"/>
+                <w:bCs w:val="false"/>
+                <w:i w:val="false"/>
+                <w:iCs w:val="false"/>
+                <w:color w:val="000000"/>
+                <w:sz w:val="17"/>
+                <w:szCs w:val="17"/>
+              </w:rPr>
+              <w:t xml:space="preserve">5</w:t>
+            </w:r>
+          </w:p>
+        </w:tc>
+        <w:tc>
+          <w:tcPr>
+            <w:tcW w:type="dxa" w:w="4200"/>
+            <w:tcMar>
+              <w:top w:type="dxa" w:w="70"/>
+              <w:left w:type="dxa" w:w="100"/>
+              <w:bottom w:type="dxa" w:w="70"/>
+              <w:right w:type="dxa" w:w="100"/>
+            </w:tcMar>
+            <w:vAlign w:val="center"/>
+          </w:tcPr>
+          <w:p>
+            <w:pPr>
+              <w:spacing w:after="0" w:line="252"/>
+              <w:jc w:val="left"/>
+            </w:pPr>
+            <w:r>
+              <w:rPr>
+                <w:rFonts w:ascii="Yu Gothic" w:cs="Yu Gothic" w:eastAsia="Yu Gothic" w:hAnsi="Yu Gothic"/>
+                <w:b w:val="false"/>
+                <w:bCs w:val="false"/>
+                <w:i w:val="false"/>
+                <w:iCs w:val="false"/>
+                <w:color w:val="000000"/>
+                <w:sz w:val="17"/>
+                <w:szCs w:val="17"/>
+              </w:rPr>
+              <w:t xml:space="preserve">束Aも入らない。デモは講師の環境で行い、受講者の実データは領域を絞って5本以内にする</w:t>
+            </w:r>
+          </w:p>
+        </w:tc>
+      </w:tr>
+      <w:tr>
+        <w:trPr>
+          <w:cantSplit/>
+        </w:trPr>
+        <w:tc>
+          <w:tcPr>
+            <w:tcW w:type="dxa" w:w="2600"/>
+            <w:shd w:fill="F2F2F2" w:color="auto" w:val="clear"/>
+            <w:tcMar>
+              <w:top w:type="dxa" w:w="70"/>
+              <w:left w:type="dxa" w:w="100"/>
+              <w:bottom w:type="dxa" w:w="70"/>
+              <w:right w:type="dxa" w:w="100"/>
+            </w:tcMar>
+            <w:vAlign w:val="center"/>
+          </w:tcPr>
+          <w:p>
+            <w:pPr>
+              <w:spacing w:after="0" w:line="252"/>
+              <w:jc w:val="left"/>
+            </w:pPr>
+            <w:r>
+              <w:rPr>
+                <w:rFonts w:ascii="Yu Gothic" w:cs="Yu Gothic" w:eastAsia="Yu Gothic" w:hAnsi="Yu Gothic"/>
+                <w:b w:val="false"/>
+                <w:bCs w:val="false"/>
+                <w:i w:val="false"/>
+                <w:iCs w:val="false"/>
+                <w:color w:val="000000"/>
+                <w:sz w:val="17"/>
+                <w:szCs w:val="17"/>
+              </w:rPr>
+              <w:t xml:space="preserve">Go／Plus</w:t>
+            </w:r>
+          </w:p>
+        </w:tc>
+        <w:tc>
+          <w:tcPr>
+            <w:tcW w:type="dxa" w:w="2000"/>
+            <w:shd w:fill="F2F2F2" w:color="auto" w:val="clear"/>
+            <w:tcMar>
+              <w:top w:type="dxa" w:w="70"/>
+              <w:left w:type="dxa" w:w="100"/>
+              <w:bottom w:type="dxa" w:w="70"/>
+              <w:right w:type="dxa" w:w="100"/>
+            </w:tcMar>
+            <w:vAlign w:val="center"/>
+          </w:tcPr>
+          <w:p>
+            <w:pPr>
+              <w:spacing w:after="0" w:line="252"/>
+              <w:jc w:val="center"/>
+            </w:pPr>
+            <w:r>
+              <w:rPr>
+                <w:rFonts w:ascii="Yu Gothic" w:cs="Yu Gothic" w:eastAsia="Yu Gothic" w:hAnsi="Yu Gothic"/>
+                <w:b w:val="false"/>
+                <w:bCs w:val="false"/>
+                <w:i w:val="false"/>
+                <w:iCs w:val="false"/>
+                <w:color w:val="000000"/>
+                <w:sz w:val="17"/>
+                <w:szCs w:val="17"/>
+              </w:rPr>
+              <w:t xml:space="preserve">25</w:t>
+            </w:r>
+          </w:p>
+        </w:tc>
+        <w:tc>
+          <w:tcPr>
+            <w:tcW w:type="dxa" w:w="4200"/>
+            <w:shd w:fill="F2F2F2" w:color="auto" w:val="clear"/>
+            <w:tcMar>
+              <w:top w:type="dxa" w:w="70"/>
+              <w:left w:type="dxa" w:w="100"/>
+              <w:bottom w:type="dxa" w:w="70"/>
+              <w:right w:type="dxa" w:w="100"/>
+            </w:tcMar>
+            <w:vAlign w:val="center"/>
+          </w:tcPr>
+          <w:p>
+            <w:pPr>
+              <w:spacing w:after="0" w:line="252"/>
+              <w:jc w:val="left"/>
+            </w:pPr>
+            <w:r>
+              <w:rPr>
+                <w:rFonts w:ascii="Yu Gothic" w:cs="Yu Gothic" w:eastAsia="Yu Gothic" w:hAnsi="Yu Gothic"/>
+                <w:b w:val="false"/>
+                <w:bCs w:val="false"/>
+                <w:i w:val="false"/>
+                <w:iCs w:val="false"/>
+                <w:color w:val="000000"/>
+                <w:sz w:val="17"/>
+                <w:szCs w:val="17"/>
+              </w:rPr>
+              <w:t xml:space="preserve">束A（6本）は入る。束Bは30本なので入らない。Bは講師の環境で見せる</w:t>
+            </w:r>
+          </w:p>
+        </w:tc>
+      </w:tr>
+      <w:tr>
+        <w:trPr>
+          <w:cantSplit/>
+        </w:trPr>
+        <w:tc>
+          <w:tcPr>
+            <w:tcW w:type="dxa" w:w="2600"/>
+            <w:tcMar>
+              <w:top w:type="dxa" w:w="70"/>
+              <w:left w:type="dxa" w:w="100"/>
+              <w:bottom w:type="dxa" w:w="70"/>
+              <w:right w:type="dxa" w:w="100"/>
+            </w:tcMar>
+            <w:vAlign w:val="center"/>
+          </w:tcPr>
+          <w:p>
+            <w:pPr>
+              <w:spacing w:after="0" w:line="252"/>
+              <w:jc w:val="left"/>
+            </w:pPr>
+            <w:r>
+              <w:rPr>
+                <w:rFonts w:ascii="Yu Gothic" w:cs="Yu Gothic" w:eastAsia="Yu Gothic" w:hAnsi="Yu Gothic"/>
+                <w:b w:val="false"/>
+                <w:bCs w:val="false"/>
+                <w:i w:val="false"/>
+                <w:iCs w:val="false"/>
+                <w:color w:val="000000"/>
+                <w:sz w:val="17"/>
+                <w:szCs w:val="17"/>
+              </w:rPr>
+              <w:t xml:space="preserve">Pro／Business／Enterprise</w:t>
+            </w:r>
+          </w:p>
+        </w:tc>
+        <w:tc>
+          <w:tcPr>
+            <w:tcW w:type="dxa" w:w="2000"/>
+            <w:tcMar>
+              <w:top w:type="dxa" w:w="70"/>
+              <w:left w:type="dxa" w:w="100"/>
+              <w:bottom w:type="dxa" w:w="70"/>
+              <w:right w:type="dxa" w:w="100"/>
+            </w:tcMar>
+            <w:vAlign w:val="center"/>
+          </w:tcPr>
+          <w:p>
+            <w:pPr>
+              <w:spacing w:after="0" w:line="252"/>
+              <w:jc w:val="center"/>
+            </w:pPr>
+            <w:r>
+              <w:rPr>
+                <w:rFonts w:ascii="Yu Gothic" w:cs="Yu Gothic" w:eastAsia="Yu Gothic" w:hAnsi="Yu Gothic"/>
+                <w:b w:val="false"/>
+                <w:bCs w:val="false"/>
+                <w:i w:val="false"/>
+                <w:iCs w:val="false"/>
+                <w:color w:val="000000"/>
+                <w:sz w:val="17"/>
+                <w:szCs w:val="17"/>
+              </w:rPr>
+              <w:t xml:space="preserve">40</w:t>
+            </w:r>
+          </w:p>
+        </w:tc>
+        <w:tc>
+          <w:tcPr>
+            <w:tcW w:type="dxa" w:w="4200"/>
+            <w:tcMar>
+              <w:top w:type="dxa" w:w="70"/>
+              <w:left w:type="dxa" w:w="100"/>
+              <w:bottom w:type="dxa" w:w="70"/>
+              <w:right w:type="dxa" w:w="100"/>
+            </w:tcMar>
+            <w:vAlign w:val="center"/>
+          </w:tcPr>
+          <w:p>
+            <w:pPr>
+              <w:spacing w:after="0" w:line="252"/>
+              <w:jc w:val="left"/>
+            </w:pPr>
+            <w:r>
+              <w:rPr>
+                <w:rFonts w:ascii="Yu Gothic" w:cs="Yu Gothic" w:eastAsia="Yu Gothic" w:hAnsi="Yu Gothic"/>
+                <w:b w:val="false"/>
+                <w:bCs w:val="false"/>
+                <w:i w:val="false"/>
+                <w:iCs w:val="false"/>
+                <w:color w:val="000000"/>
+                <w:sz w:val="17"/>
+                <w:szCs w:val="17"/>
+              </w:rPr>
+              <w:t xml:space="preserve">AもBも入る</w:t>
+            </w:r>
+          </w:p>
+        </w:tc>
+      </w:tr>
+      <w:tr>
+        <w:trPr>
+          <w:cantSplit/>
+        </w:trPr>
+        <w:tc>
+          <w:tcPr>
+            <w:tcW w:type="dxa" w:w="2600"/>
+            <w:shd w:fill="F2F2F2" w:color="auto" w:val="clear"/>
+            <w:tcMar>
+              <w:top w:type="dxa" w:w="70"/>
+              <w:left w:type="dxa" w:w="100"/>
+              <w:bottom w:type="dxa" w:w="70"/>
+              <w:right w:type="dxa" w:w="100"/>
+            </w:tcMar>
+            <w:vAlign w:val="center"/>
+          </w:tcPr>
+          <w:p>
+            <w:pPr>
+              <w:spacing w:after="0" w:line="252"/>
+              <w:jc w:val="left"/>
+            </w:pPr>
+            <w:r>
+              <w:rPr>
+                <w:rFonts w:ascii="Yu Gothic" w:cs="Yu Gothic" w:eastAsia="Yu Gothic" w:hAnsi="Yu Gothic"/>
+                <w:b w:val="false"/>
+                <w:bCs w:val="false"/>
+                <w:i w:val="false"/>
+                <w:iCs w:val="false"/>
+                <w:color w:val="000000"/>
+                <w:sz w:val="17"/>
+                <w:szCs w:val="17"/>
+              </w:rPr>
+              <w:t xml:space="preserve">GPTs（法人ワークスペース）</w:t>
+            </w:r>
+          </w:p>
+        </w:tc>
+        <w:tc>
+          <w:tcPr>
+            <w:tcW w:type="dxa" w:w="2000"/>
+            <w:shd w:fill="F2F2F2" w:color="auto" w:val="clear"/>
+            <w:tcMar>
+              <w:top w:type="dxa" w:w="70"/>
+              <w:left w:type="dxa" w:w="100"/>
+              <w:bottom w:type="dxa" w:w="70"/>
+              <w:right w:type="dxa" w:w="100"/>
+            </w:tcMar>
+            <w:vAlign w:val="center"/>
+          </w:tcPr>
+          <w:p>
+            <w:pPr>
+              <w:spacing w:after="0" w:line="252"/>
+              <w:jc w:val="center"/>
+            </w:pPr>
+            <w:r>
+              <w:rPr>
+                <w:rFonts w:ascii="Yu Gothic" w:cs="Yu Gothic" w:eastAsia="Yu Gothic" w:hAnsi="Yu Gothic"/>
+                <w:b w:val="false"/>
+                <w:bCs w:val="false"/>
+                <w:i w:val="false"/>
+                <w:iCs w:val="false"/>
+                <w:color w:val="000000"/>
+                <w:sz w:val="17"/>
+                <w:szCs w:val="17"/>
+              </w:rPr>
+              <w:t xml:space="preserve">20（Knowledge）</w:t>
+            </w:r>
+          </w:p>
+        </w:tc>
+        <w:tc>
+          <w:tcPr>
+            <w:tcW w:type="dxa" w:w="4200"/>
+            <w:shd w:fill="F2F2F2" w:color="auto" w:val="clear"/>
+            <w:tcMar>
+              <w:top w:type="dxa" w:w="70"/>
+              <w:left w:type="dxa" w:w="100"/>
+              <w:bottom w:type="dxa" w:w="70"/>
+              <w:right w:type="dxa" w:w="100"/>
+            </w:tcMar>
+            <w:vAlign w:val="center"/>
+          </w:tcPr>
+          <w:p>
+            <w:pPr>
+              <w:spacing w:after="0" w:line="252"/>
+              <w:jc w:val="left"/>
+            </w:pPr>
+            <w:r>
+              <w:rPr>
+                <w:rFonts w:ascii="Yu Gothic" w:cs="Yu Gothic" w:eastAsia="Yu Gothic" w:hAnsi="Yu Gothic"/>
+                <w:b w:val="false"/>
+                <w:bCs w:val="false"/>
+                <w:i w:val="false"/>
+                <w:iCs w:val="false"/>
+                <w:color w:val="000000"/>
+                <w:sz w:val="17"/>
+                <w:szCs w:val="17"/>
+              </w:rPr>
+              <w:t xml:space="preserve">Bは入らない。この回はプロジェクトで進める</w:t>
+            </w:r>
+          </w:p>
+        </w:tc>
+      </w:tr>
+    </w:tbl>
+    <w:p>
+      <w:pPr>
+        <w:pBdr>
+          <w:top w:val="single" w:color="BBD9D6" w:sz="2" w:space="4"/>
+          <w:left w:val="single" w:color="1F6F6B" w:sz="18" w:space="6"/>
+          <w:bottom w:val="single" w:color="BBD9D6" w:sz="2" w:space="4"/>
+          <w:right w:val="single" w:color="BBD9D6" w:sz="2" w:space="4"/>
+        </w:pBdr>
+        <w:shd w:fill="E8F2F1" w:color="auto" w:val="clear"/>
+        <w:spacing w:after="180" w:before="140" w:line="264"/>
+        <w:ind w:left="120" w:right="120"/>
+      </w:pPr>
+      <w:r>
+        <w:rPr>
+          <w:rFonts w:ascii="Yu Gothic" w:cs="Yu Gothic" w:eastAsia="Yu Gothic" w:hAnsi="Yu Gothic"/>
+          <w:b/>
+          <w:bCs/>
+          <w:i w:val="false"/>
+          <w:iCs w:val="false"/>
+          <w:color w:val="1F6F6B"/>
+          <w:sz w:val="20"/>
+          <w:szCs w:val="20"/>
+        </w:rPr>
+        <w:t xml:space="preserve">だから実演は講師の環境でやる　</w:t>
+      </w:r>
+      <w:r>
+        <w:rPr>
+          <w:rFonts w:ascii="Yu Gothic" w:cs="Yu Gothic" w:eastAsia="Yu Gothic" w:hAnsi="Yu Gothic"/>
+          <w:b w:val="false"/>
+          <w:bCs w:val="false"/>
+          <w:i w:val="false"/>
+          <w:iCs w:val="false"/>
+          <w:color w:val="000000"/>
+          <w:sz w:val="20"/>
+          <w:szCs w:val="20"/>
+        </w:rPr>
+        <w:t xml:space="preserve">上限に引っかかるのは講師の環境も同じです。Pro以上のアカウントを1つ用意しておくのが、この回のいちばん確実な準備です。受講者の実データでやる45分のほうは、領域を絞るので上限に当たりません。</w:t>
       </w:r>
     </w:p>
     <w:p>
@@ -6679,6 +8807,45 @@
     </w:p>
     <w:p>
       <w:pPr>
+        <w:pBdr>
+          <w:top w:val="single" w:color="FFE599" w:sz="2" w:space="4"/>
+          <w:left w:val="single" w:color="C00000" w:sz="18" w:space="6"/>
+          <w:bottom w:val="single" w:color="FFE599" w:sz="2" w:space="4"/>
+          <w:right w:val="single" w:color="FFE599" w:sz="2" w:space="4"/>
+        </w:pBdr>
+        <w:shd w:fill="FFF2CC" w:color="auto" w:val="clear"/>
+        <w:spacing w:after="180" w:before="140" w:line="264"/>
+        <w:ind w:left="120" w:right="120"/>
+      </w:pPr>
+      <w:r>
+        <w:rPr>
+          <w:rFonts w:ascii="Yu Gothic" w:cs="Yu Gothic" w:eastAsia="Yu Gothic" w:hAnsi="Yu Gothic"/>
+          <w:b/>
+          <w:bCs/>
+          <w:i w:val="false"/>
+          <w:iCs w:val="false"/>
+          <w:color w:val="C00000"/>
+          <w:sz w:val="20"/>
+          <w:szCs w:val="20"/>
+        </w:rPr>
+        <w:t xml:space="preserve">登壇資料の工程定義を、こちらに合わせる　</w:t>
+      </w:r>
+      <w:r>
+        <w:rPr>
+          <w:rFonts w:ascii="Yu Gothic" w:cs="Yu Gothic" w:eastAsia="Yu Gothic" w:hAnsi="Yu Gothic"/>
+          <w:b w:val="false"/>
+          <w:bCs w:val="false"/>
+          <w:i w:val="false"/>
+          <w:iCs w:val="false"/>
+          <w:color w:val="000000"/>
+          <w:sz w:val="20"/>
+          <w:szCs w:val="20"/>
+        </w:rPr>
+        <w:t xml:space="preserve">登壇資料 第9回の工程表は「工程1＝類似案件を3件探す」になっていますが、それだと実演①の「工程1で取り違える」が起こりません（探す前に品番が決まっていないため）。上の3工程（確定する→探して金額を出す→稟議書にまとめる）が正です。当日はこちらで進めてください。</w:t>
+      </w:r>
+    </w:p>
+    <w:p>
+      <w:pPr>
         <w:pStyle w:val="Heading2"/>
         <w:pBdr>
           <w:bottom w:val="single" w:color="1F3864" w:sz="8" w:space="4"/>
@@ -6696,7 +8863,7 @@
           <w:sz w:val="24"/>
           <w:szCs w:val="24"/>
         </w:rPr>
-        <w:t xml:space="preserve">現物①：商品名を取り違えたまま完成した稟議書</w:t>
+        <w:t xml:space="preserve">現物①：引き合いの原文（工程1の入力。ここに正解がある）</w:t>
       </w:r>
     </w:p>
     <w:p>
@@ -6727,7 +8894,7 @@
           <w:sz w:val="21"/>
           <w:szCs w:val="21"/>
         </w:rPr>
-        <w:t xml:space="preserve">わざと1か所だけ間違えてあります。</w:t>
+        <w:t xml:space="preserve">この原文を先に画面に出し、そのまま残しておいてください。</w:t>
       </w:r>
       <w:r>
         <w:rPr>
@@ -6740,33 +8907,7 @@
           <w:sz w:val="21"/>
           <w:szCs w:val="21"/>
         </w:rPr>
-        <w:t xml:space="preserve"> 出したあと、受講者に「おかしいところはありますか」と聞いてください。</w:t>
-      </w:r>
-      <w:r>
-        <w:rPr>
-          <w:rFonts w:ascii="Yu Gothic" w:cs="Yu Gothic" w:eastAsia="Yu Gothic" w:hAnsi="Yu Gothic"/>
-          <w:b/>
-          <w:bCs/>
-          <w:i w:val="false"/>
-          <w:iCs w:val="false"/>
-          <w:color w:val="000000"/>
-          <w:sz w:val="21"/>
-          <w:szCs w:val="21"/>
-        </w:rPr>
-        <w:t xml:space="preserve">8割の受講者は見つけられません。</w:t>
-      </w:r>
-      <w:r>
-        <w:rPr>
-          <w:rFonts w:ascii="Yu Gothic" w:cs="Yu Gothic" w:eastAsia="Yu Gothic" w:hAnsi="Yu Gothic"/>
-          <w:b w:val="false"/>
-          <w:bCs w:val="false"/>
-          <w:i w:val="false"/>
-          <w:iCs w:val="false"/>
-          <w:color w:val="000000"/>
-          <w:sz w:val="21"/>
-          <w:szCs w:val="21"/>
-        </w:rPr>
-        <w:t xml:space="preserve"> 見つけられないことが、この回の出発点になります。</w:t>
+        <w:t xml:space="preserve">最後の稟議書と突き合わせられる状態にしておかないと、実演②（工程1の直後に人が見る）が成立しません。</w:t>
       </w:r>
     </w:p>
     <w:p>
@@ -6818,7 +8959,7 @@
           <w:sz w:val="19"/>
           <w:szCs w:val="19"/>
         </w:rPr>
-        <w:t xml:space="preserve">　　　　　　　　　　　稟　議　書</w:t>
+        <w:t xml:space="preserve">差出人：株式会社ミナミ建設 資材部 田村様</w:t>
       </w:r>
     </w:p>
     <w:p>
@@ -6844,7 +8985,7 @@
           <w:sz w:val="19"/>
           <w:szCs w:val="19"/>
         </w:rPr>
-        <w:t xml:space="preserve"/>
+        <w:t xml:space="preserve">件名：フランジ加工のお見積もり依頼</w:t>
       </w:r>
     </w:p>
     <w:p>
@@ -6870,7 +9011,7 @@
           <w:sz w:val="19"/>
           <w:szCs w:val="19"/>
         </w:rPr>
-        <w:t xml:space="preserve">件名：株式会社ミナミ建設向け フランジ加工 受注可否について</w:t>
+        <w:t xml:space="preserve"/>
       </w:r>
     </w:p>
     <w:p>
@@ -6896,7 +9037,7 @@
           <w:sz w:val="19"/>
           <w:szCs w:val="19"/>
         </w:rPr>
-        <w:t xml:space="preserve">起案日：2026年9月18日　　起案者：営業部 佐藤</w:t>
+        <w:t xml:space="preserve">いつもお世話になっております。</w:t>
       </w:r>
     </w:p>
     <w:p>
@@ -6922,7 +9063,7 @@
           <w:sz w:val="19"/>
           <w:szCs w:val="19"/>
         </w:rPr>
-        <w:t xml:space="preserve"/>
+        <w:t xml:space="preserve">下記の件、お見積もりをお願いできますでしょうか。</w:t>
       </w:r>
     </w:p>
     <w:p>
@@ -6948,7 +9089,7 @@
           <w:sz w:val="19"/>
           <w:szCs w:val="19"/>
         </w:rPr>
-        <w:t xml:space="preserve">1. 概要</w:t>
+        <w:t xml:space="preserve"/>
       </w:r>
     </w:p>
     <w:p>
@@ -6974,7 +9115,7 @@
           <w:sz w:val="19"/>
           <w:szCs w:val="19"/>
         </w:rPr>
-        <w:t xml:space="preserve">　標記の件、下記条件にて受注の可否をご判断いただきたく。</w:t>
+        <w:t xml:space="preserve">　材質　： SUS304</w:t>
       </w:r>
     </w:p>
     <w:p>
@@ -7000,7 +9141,7 @@
           <w:sz w:val="19"/>
           <w:szCs w:val="19"/>
         </w:rPr>
-        <w:t xml:space="preserve"/>
+        <w:t xml:space="preserve">　形状　： φ32 フランジ</w:t>
       </w:r>
     </w:p>
     <w:p>
@@ -7026,7 +9167,7 @@
           <w:sz w:val="19"/>
           <w:szCs w:val="19"/>
         </w:rPr>
-        <w:t xml:space="preserve">　品番　　： SUS316 φ32 フランジ</w:t>
+        <w:t xml:space="preserve">　数量　： 50個</w:t>
       </w:r>
     </w:p>
     <w:p>
@@ -7052,7 +9193,7 @@
           <w:sz w:val="19"/>
           <w:szCs w:val="19"/>
         </w:rPr>
-        <w:t xml:space="preserve">　数量　　： 50個</w:t>
+        <w:t xml:space="preserve">　納期　： 10月10日までにいただけると助かります</w:t>
       </w:r>
     </w:p>
     <w:p>
@@ -7078,7 +9219,7 @@
           <w:sz w:val="19"/>
           <w:szCs w:val="19"/>
         </w:rPr>
-        <w:t xml:space="preserve">　希望納期： 2026年10月10日（短納期）</w:t>
+        <w:t xml:space="preserve"/>
       </w:r>
     </w:p>
     <w:p>
@@ -7104,7 +9245,7 @@
           <w:sz w:val="19"/>
           <w:szCs w:val="19"/>
         </w:rPr>
-        <w:t xml:space="preserve"/>
+        <w:t xml:space="preserve">急ぎで恐れ入りますが、よろしくお願いいたします。</w:t>
       </w:r>
     </w:p>
     <w:p>
@@ -7130,7 +9271,73 @@
           <w:sz w:val="19"/>
           <w:szCs w:val="19"/>
         </w:rPr>
-        <w:t xml:space="preserve">2. 概算金額</w:t>
+        <w:t xml:space="preserve">─────────────────────────────</w:t>
+      </w:r>
+    </w:p>
+    <w:p>
+      <w:pPr>
+        <w:pStyle w:val="Heading2"/>
+        <w:pBdr>
+          <w:bottom w:val="single" w:color="1F3864" w:sz="8" w:space="4"/>
+        </w:pBdr>
+        <w:spacing w:after="140" w:before="280"/>
+      </w:pPr>
+      <w:r>
+        <w:rPr>
+          <w:rFonts w:ascii="Yu Gothic" w:cs="Yu Gothic" w:eastAsia="Yu Gothic" w:hAnsi="Yu Gothic"/>
+          <w:b/>
+          <w:bCs/>
+          <w:i w:val="false"/>
+          <w:iCs w:val="false"/>
+          <w:color w:val="1F3864"/>
+          <w:sz w:val="24"/>
+          <w:szCs w:val="24"/>
+        </w:rPr>
+        <w:t xml:space="preserve">現物②：工程1の出力（ここに誤りが入る）</w:t>
+      </w:r>
+    </w:p>
+    <w:p>
+      <w:pPr>
+        <w:spacing w:after="140" w:before="0" w:line="276"/>
+      </w:pPr>
+      <w:r>
+        <w:rPr>
+          <w:rFonts w:ascii="Yu Gothic" w:cs="Yu Gothic" w:eastAsia="Yu Gothic" w:hAnsi="Yu Gothic"/>
+          <w:b w:val="false"/>
+          <w:bCs w:val="false"/>
+          <w:i w:val="false"/>
+          <w:iCs w:val="false"/>
+          <w:color w:val="000000"/>
+          <w:sz w:val="21"/>
+          <w:szCs w:val="21"/>
+        </w:rPr>
+        <w:t xml:space="preserve">工程1が出したもの。</w:t>
+      </w:r>
+      <w:r>
+        <w:rPr>
+          <w:rFonts w:ascii="Yu Gothic" w:cs="Yu Gothic" w:eastAsia="Yu Gothic" w:hAnsi="Yu Gothic"/>
+          <w:b/>
+          <w:bCs/>
+          <w:i w:val="false"/>
+          <w:iCs w:val="false"/>
+          <w:color w:val="000000"/>
+          <w:sz w:val="21"/>
+          <w:szCs w:val="21"/>
+        </w:rPr>
+        <w:t xml:space="preserve">この時点ですでに間違っています。</w:t>
+      </w:r>
+      <w:r>
+        <w:rPr>
+          <w:rFonts w:ascii="Yu Gothic" w:cs="Yu Gothic" w:eastAsia="Yu Gothic" w:hAnsi="Yu Gothic"/>
+          <w:b w:val="false"/>
+          <w:bCs w:val="false"/>
+          <w:i w:val="false"/>
+          <w:iCs w:val="false"/>
+          <w:color w:val="000000"/>
+          <w:sz w:val="21"/>
+          <w:szCs w:val="21"/>
+        </w:rPr>
+        <w:t xml:space="preserve">受講者にはまだ言わず、そのまま工程2へ渡してください。</w:t>
       </w:r>
     </w:p>
     <w:p>
@@ -7156,7 +9363,7 @@
           <w:sz w:val="19"/>
           <w:szCs w:val="19"/>
         </w:rPr>
-        <w:t xml:space="preserve">　118,000 〜 136,000円（50個・材料費と段取りの幅による）</w:t>
+        <w:t xml:space="preserve">確定した条件：</w:t>
       </w:r>
     </w:p>
     <w:p>
@@ -7182,7 +9389,7 @@
           <w:sz w:val="19"/>
           <w:szCs w:val="19"/>
         </w:rPr>
-        <w:t xml:space="preserve"/>
+        <w:t xml:space="preserve">　品番　： SUS316 φ32 フランジ</w:t>
       </w:r>
     </w:p>
     <w:p>
@@ -7208,7 +9415,7 @@
           <w:sz w:val="19"/>
           <w:szCs w:val="19"/>
         </w:rPr>
-        <w:t xml:space="preserve">3. 根拠とした過去案件</w:t>
+        <w:t xml:space="preserve">　数量　： 50個</w:t>
       </w:r>
     </w:p>
     <w:p>
@@ -7234,7 +9441,7 @@
           <w:sz w:val="19"/>
           <w:szCs w:val="19"/>
         </w:rPr>
-        <w:t xml:space="preserve">　・A-2200（2025年6月／40個／SUS304・同径）</w:t>
+        <w:t xml:space="preserve">　納期　： 2026年10月10日（短納期）</w:t>
       </w:r>
     </w:p>
     <w:p>
@@ -7260,7 +9467,7 @@
           <w:sz w:val="19"/>
           <w:szCs w:val="19"/>
         </w:rPr>
-        <w:t xml:space="preserve">　・A-2318（2025年11月／60個／SUS304・径が2mm大）</w:t>
+        <w:t xml:space="preserve"/>
       </w:r>
     </w:p>
     <w:p>
@@ -7286,7 +9493,68 @@
           <w:sz w:val="19"/>
           <w:szCs w:val="19"/>
         </w:rPr>
-        <w:t xml:space="preserve">　・B-1104（2024年9月／50個／短納期対応の実績あり）</w:t>
+        <w:t xml:space="preserve">前提の再掲：引き合い原文より、材質・径・数量・納期を転記しました。</w:t>
+      </w:r>
+    </w:p>
+    <w:p>
+      <w:pPr>
+        <w:pBdr>
+          <w:top w:val="single" w:color="FFE599" w:sz="2" w:space="4"/>
+          <w:left w:val="single" w:color="C00000" w:sz="18" w:space="6"/>
+          <w:bottom w:val="single" w:color="FFE599" w:sz="2" w:space="4"/>
+          <w:right w:val="single" w:color="FFE599" w:sz="2" w:space="4"/>
+        </w:pBdr>
+        <w:shd w:fill="FFF2CC" w:color="auto" w:val="clear"/>
+        <w:spacing w:after="180" w:before="140" w:line="264"/>
+        <w:ind w:left="120" w:right="120"/>
+      </w:pPr>
+      <w:r>
+        <w:rPr>
+          <w:rFonts w:ascii="Yu Gothic" w:cs="Yu Gothic" w:eastAsia="Yu Gothic" w:hAnsi="Yu Gothic"/>
+          <w:b/>
+          <w:bCs/>
+          <w:i w:val="false"/>
+          <w:iCs w:val="false"/>
+          <w:color w:val="C00000"/>
+          <w:sz w:val="20"/>
+          <w:szCs w:val="20"/>
+        </w:rPr>
+        <w:t xml:space="preserve">ここが仕掛けの中心　</w:t>
+      </w:r>
+      <w:r>
+        <w:rPr>
+          <w:rFonts w:ascii="Yu Gothic" w:cs="Yu Gothic" w:eastAsia="Yu Gothic" w:hAnsi="Yu Gothic"/>
+          <w:b w:val="false"/>
+          <w:bCs w:val="false"/>
+          <w:i w:val="false"/>
+          <w:iCs w:val="false"/>
+          <w:color w:val="000000"/>
+          <w:sz w:val="20"/>
+          <w:szCs w:val="20"/>
+        </w:rPr>
+        <w:t xml:space="preserve">「前提の再掲」の行が入っているのに、再掲した中身自体が間違っています。復唱させれば安全、ではありません。復唱を人が読んで初めて止まります。この一点が、この回の「確認は回数ではなく位置」に直結します。</w:t>
+      </w:r>
+    </w:p>
+    <w:p>
+      <w:pPr>
+        <w:pStyle w:val="Heading2"/>
+        <w:pBdr>
+          <w:bottom w:val="single" w:color="1F3864" w:sz="8" w:space="4"/>
+        </w:pBdr>
+        <w:spacing w:after="140" w:before="280"/>
+      </w:pPr>
+      <w:r>
+        <w:rPr>
+          <w:rFonts w:ascii="Yu Gothic" w:cs="Yu Gothic" w:eastAsia="Yu Gothic" w:hAnsi="Yu Gothic"/>
+          <w:b/>
+          <w:bCs/>
+          <w:i w:val="false"/>
+          <w:iCs w:val="false"/>
+          <w:color w:val="1F3864"/>
+          <w:sz w:val="24"/>
+          <w:szCs w:val="24"/>
+        </w:rPr>
+        <w:t xml:space="preserve">現物③：工程2の出力（金額と根拠）</w:t>
       </w:r>
     </w:p>
     <w:p>
@@ -7312,7 +9580,7 @@
           <w:sz w:val="19"/>
           <w:szCs w:val="19"/>
         </w:rPr>
-        <w:t xml:space="preserve"/>
+        <w:t xml:space="preserve">類似案件が3件見つかりました。</w:t>
       </w:r>
     </w:p>
     <w:p>
@@ -7338,7 +9606,7 @@
           <w:sz w:val="19"/>
           <w:szCs w:val="19"/>
         </w:rPr>
-        <w:t xml:space="preserve">4. 所見</w:t>
+        <w:t xml:space="preserve">・A-2200（2025年6月／40個／SUS304・φ32）　実績 単価 2,310円／個</w:t>
       </w:r>
     </w:p>
     <w:p>
@@ -7364,7 +9632,7 @@
           <w:sz w:val="19"/>
           <w:szCs w:val="19"/>
         </w:rPr>
-        <w:t xml:space="preserve">　類似案件の実績から、標準工数内で対応可能と判断します。</w:t>
+        <w:t xml:space="preserve">・A-2318（2025年11月／60個／SUS304・φ34）　実績 単価 2,180円／個</w:t>
       </w:r>
     </w:p>
     <w:p>
@@ -7390,7 +9658,7 @@
           <w:sz w:val="19"/>
           <w:szCs w:val="19"/>
         </w:rPr>
-        <w:t xml:space="preserve">　短納期については B-1104 と同等の段取りで吸収できる見込みです。</w:t>
+        <w:t xml:space="preserve">・B-1104（2024年9月／50個／SUS304・φ32・短納期）　実績 単価 2,720円／個</w:t>
       </w:r>
     </w:p>
     <w:p>
@@ -7416,7 +9684,163 @@
           <w:sz w:val="19"/>
           <w:szCs w:val="19"/>
         </w:rPr>
-        <w:t xml:space="preserve">─────────────────────────────</w:t>
+        <w:t xml:space="preserve"/>
+      </w:r>
+    </w:p>
+    <w:p>
+      <w:pPr>
+        <w:pBdr>
+          <w:top w:val="single" w:color="E3DCCB" w:sz="2" w:space="3"/>
+          <w:left w:val="single" w:color="C9BFA8" w:sz="12" w:space="6"/>
+          <w:bottom w:val="single" w:color="E3DCCB" w:sz="2" w:space="3"/>
+          <w:right w:val="single" w:color="E3DCCB" w:sz="2" w:space="3"/>
+        </w:pBdr>
+        <w:shd w:fill="FBF9F4" w:color="auto" w:val="clear"/>
+        <w:spacing w:after="0" w:line="270"/>
+        <w:ind w:left="140" w:right="140"/>
+      </w:pPr>
+      <w:r>
+        <w:rPr>
+          <w:rFonts w:ascii="Yu Gothic" w:cs="Yu Gothic" w:eastAsia="Yu Gothic" w:hAnsi="Yu Gothic"/>
+          <w:b w:val="false"/>
+          <w:bCs w:val="false"/>
+          <w:i w:val="false"/>
+          <w:iCs w:val="false"/>
+          <w:color w:val="000000"/>
+          <w:sz w:val="19"/>
+          <w:szCs w:val="19"/>
+        </w:rPr>
+        <w:t xml:space="preserve">概算：118,000 〜 136,000円（50個）</w:t>
+      </w:r>
+    </w:p>
+    <w:p>
+      <w:pPr>
+        <w:pBdr>
+          <w:top w:val="single" w:color="E3DCCB" w:sz="2" w:space="3"/>
+          <w:left w:val="single" w:color="C9BFA8" w:sz="12" w:space="6"/>
+          <w:bottom w:val="single" w:color="E3DCCB" w:sz="2" w:space="3"/>
+          <w:right w:val="single" w:color="E3DCCB" w:sz="2" w:space="3"/>
+        </w:pBdr>
+        <w:shd w:fill="FBF9F4" w:color="auto" w:val="clear"/>
+        <w:spacing w:after="0" w:line="270"/>
+        <w:ind w:left="140" w:right="140"/>
+      </w:pPr>
+      <w:r>
+        <w:rPr>
+          <w:rFonts w:ascii="Yu Gothic" w:cs="Yu Gothic" w:eastAsia="Yu Gothic" w:hAnsi="Yu Gothic"/>
+          <w:b w:val="false"/>
+          <w:bCs w:val="false"/>
+          <w:i w:val="false"/>
+          <w:iCs w:val="false"/>
+          <w:color w:val="000000"/>
+          <w:sz w:val="19"/>
+          <w:szCs w:val="19"/>
+        </w:rPr>
+        <w:t xml:space="preserve">　内訳：材料費 62,000〜71,000円／加工費 48,000〜56,000円／その他 8,000〜9,000円</w:t>
+      </w:r>
+    </w:p>
+    <w:p>
+      <w:pPr>
+        <w:pBdr>
+          <w:top w:val="single" w:color="E3DCCB" w:sz="2" w:space="3"/>
+          <w:left w:val="single" w:color="C9BFA8" w:sz="12" w:space="6"/>
+          <w:bottom w:val="single" w:color="E3DCCB" w:sz="2" w:space="3"/>
+          <w:right w:val="single" w:color="E3DCCB" w:sz="2" w:space="3"/>
+        </w:pBdr>
+        <w:shd w:fill="FBF9F4" w:color="auto" w:val="clear"/>
+        <w:spacing w:after="0" w:line="270"/>
+        <w:ind w:left="140" w:right="140"/>
+      </w:pPr>
+      <w:r>
+        <w:rPr>
+          <w:rFonts w:ascii="Yu Gothic" w:cs="Yu Gothic" w:eastAsia="Yu Gothic" w:hAnsi="Yu Gothic"/>
+          <w:b w:val="false"/>
+          <w:bCs w:val="false"/>
+          <w:i w:val="false"/>
+          <w:iCs w:val="false"/>
+          <w:color w:val="000000"/>
+          <w:sz w:val="19"/>
+          <w:szCs w:val="19"/>
+        </w:rPr>
+        <w:t xml:space="preserve"/>
+      </w:r>
+    </w:p>
+    <w:p>
+      <w:pPr>
+        <w:pBdr>
+          <w:top w:val="single" w:color="E3DCCB" w:sz="2" w:space="3"/>
+          <w:left w:val="single" w:color="C9BFA8" w:sz="12" w:space="6"/>
+          <w:bottom w:val="single" w:color="E3DCCB" w:sz="2" w:space="3"/>
+          <w:right w:val="single" w:color="E3DCCB" w:sz="2" w:space="3"/>
+        </w:pBdr>
+        <w:shd w:fill="FBF9F4" w:color="auto" w:val="clear"/>
+        <w:spacing w:after="0" w:line="270"/>
+        <w:ind w:left="140" w:right="140"/>
+      </w:pPr>
+      <w:r>
+        <w:rPr>
+          <w:rFonts w:ascii="Yu Gothic" w:cs="Yu Gothic" w:eastAsia="Yu Gothic" w:hAnsi="Yu Gothic"/>
+          <w:b w:val="false"/>
+          <w:bCs w:val="false"/>
+          <w:i w:val="false"/>
+          <w:iCs w:val="false"/>
+          <w:color w:val="000000"/>
+          <w:sz w:val="19"/>
+          <w:szCs w:val="19"/>
+        </w:rPr>
+        <w:t xml:space="preserve">根拠メモ：</w:t>
+      </w:r>
+    </w:p>
+    <w:p>
+      <w:pPr>
+        <w:pBdr>
+          <w:top w:val="single" w:color="E3DCCB" w:sz="2" w:space="3"/>
+          <w:left w:val="single" w:color="C9BFA8" w:sz="12" w:space="6"/>
+          <w:bottom w:val="single" w:color="E3DCCB" w:sz="2" w:space="3"/>
+          <w:right w:val="single" w:color="E3DCCB" w:sz="2" w:space="3"/>
+        </w:pBdr>
+        <w:shd w:fill="FBF9F4" w:color="auto" w:val="clear"/>
+        <w:spacing w:after="0" w:line="270"/>
+        <w:ind w:left="140" w:right="140"/>
+      </w:pPr>
+      <w:r>
+        <w:rPr>
+          <w:rFonts w:ascii="Yu Gothic" w:cs="Yu Gothic" w:eastAsia="Yu Gothic" w:hAnsi="Yu Gothic"/>
+          <w:b w:val="false"/>
+          <w:bCs w:val="false"/>
+          <w:i w:val="false"/>
+          <w:iCs w:val="false"/>
+          <w:color w:val="000000"/>
+          <w:sz w:val="19"/>
+          <w:szCs w:val="19"/>
+        </w:rPr>
+        <w:t xml:space="preserve">・材料費は 2026年4月版単価表の SUS304 丸棒の単価で算出しています</w:t>
+      </w:r>
+    </w:p>
+    <w:p>
+      <w:pPr>
+        <w:pBdr>
+          <w:top w:val="single" w:color="E3DCCB" w:sz="2" w:space="3"/>
+          <w:left w:val="single" w:color="C9BFA8" w:sz="12" w:space="6"/>
+          <w:bottom w:val="single" w:color="E3DCCB" w:sz="2" w:space="3"/>
+          <w:right w:val="single" w:color="E3DCCB" w:sz="2" w:space="3"/>
+        </w:pBdr>
+        <w:shd w:fill="FBF9F4" w:color="auto" w:val="clear"/>
+        <w:spacing w:after="0" w:line="270"/>
+        <w:ind w:left="140" w:right="140"/>
+      </w:pPr>
+      <w:r>
+        <w:rPr>
+          <w:rFonts w:ascii="Yu Gothic" w:cs="Yu Gothic" w:eastAsia="Yu Gothic" w:hAnsi="Yu Gothic"/>
+          <w:b w:val="false"/>
+          <w:bCs w:val="false"/>
+          <w:i w:val="false"/>
+          <w:iCs w:val="false"/>
+          <w:color w:val="000000"/>
+          <w:sz w:val="19"/>
+          <w:szCs w:val="19"/>
+        </w:rPr>
+        <w:t xml:space="preserve">・短納期は B-1104 と同等の段取りで吸収できる見込みです</w:t>
       </w:r>
     </w:p>
     <w:p>
@@ -7442,7 +9866,7 @@
           <w:sz w:val="20"/>
           <w:szCs w:val="20"/>
         </w:rPr>
-        <w:t xml:space="preserve">仕込んである誤り　</w:t>
+        <w:t xml:space="preserve">2つ目の仕掛け　</w:t>
       </w:r>
       <w:r>
         <w:rPr>
@@ -7455,7 +9879,788 @@
           <w:sz w:val="20"/>
           <w:szCs w:val="20"/>
         </w:rPr>
-        <w:t xml:space="preserve">工程1で品番を SUS316 と取り違えています。引き合いの原文は SUS304 でした。ところが根拠案件はすべて SUS304 のもので出てきており、金額も SUS304 の単価で計算されています。SUS316 は SUS304 より材料単価が高いので、この見積は実際には赤字になります。そして稟議書としての体裁は完璧なので、読んでも気づけません。</w:t>
+        <w:t xml:space="preserve">工程1が SUS316 と言っているのに、工程2は根拠案件も単価も SUS304 のままです。工程2は工程1の条件を「読んで確かめる」ことをしません。根拠メモの1行目に「SUS304 の単価で算出」と自分で書いているのに、それが矛盾だと気づかない。整った出力ほど、この不一致が目に入りません。</w:t>
+      </w:r>
+    </w:p>
+    <w:p>
+      <w:pPr>
+        <w:pStyle w:val="Heading2"/>
+        <w:pBdr>
+          <w:bottom w:val="single" w:color="1F3864" w:sz="8" w:space="4"/>
+        </w:pBdr>
+        <w:spacing w:after="140" w:before="280"/>
+      </w:pPr>
+      <w:r>
+        <w:rPr>
+          <w:rFonts w:ascii="Yu Gothic" w:cs="Yu Gothic" w:eastAsia="Yu Gothic" w:hAnsi="Yu Gothic"/>
+          <w:b/>
+          <w:bCs/>
+          <w:i w:val="false"/>
+          <w:iCs w:val="false"/>
+          <w:color w:val="1F3864"/>
+          <w:sz w:val="24"/>
+          <w:szCs w:val="24"/>
+        </w:rPr>
+        <w:t xml:space="preserve">現物④：商品名を取り違えたまま完成した稟議書</w:t>
+      </w:r>
+    </w:p>
+    <w:p>
+      <w:pPr>
+        <w:spacing w:after="140" w:before="0" w:line="276"/>
+      </w:pPr>
+      <w:r>
+        <w:rPr>
+          <w:rFonts w:ascii="Yu Gothic" w:cs="Yu Gothic" w:eastAsia="Yu Gothic" w:hAnsi="Yu Gothic"/>
+          <w:b w:val="false"/>
+          <w:bCs w:val="false"/>
+          <w:i w:val="false"/>
+          <w:iCs w:val="false"/>
+          <w:color w:val="000000"/>
+          <w:sz w:val="21"/>
+          <w:szCs w:val="21"/>
+        </w:rPr>
+        <w:t xml:space="preserve"/>
+      </w:r>
+      <w:r>
+        <w:rPr>
+          <w:rFonts w:ascii="Yu Gothic" w:cs="Yu Gothic" w:eastAsia="Yu Gothic" w:hAnsi="Yu Gothic"/>
+          <w:b/>
+          <w:bCs/>
+          <w:i w:val="false"/>
+          <w:iCs w:val="false"/>
+          <w:color w:val="000000"/>
+          <w:sz w:val="21"/>
+          <w:szCs w:val="21"/>
+        </w:rPr>
+        <w:t xml:space="preserve">わざと1か所だけ間違えてあります。</w:t>
+      </w:r>
+      <w:r>
+        <w:rPr>
+          <w:rFonts w:ascii="Yu Gothic" w:cs="Yu Gothic" w:eastAsia="Yu Gothic" w:hAnsi="Yu Gothic"/>
+          <w:b w:val="false"/>
+          <w:bCs w:val="false"/>
+          <w:i w:val="false"/>
+          <w:iCs w:val="false"/>
+          <w:color w:val="000000"/>
+          <w:sz w:val="21"/>
+          <w:szCs w:val="21"/>
+        </w:rPr>
+        <w:t xml:space="preserve"> 出したあと、受講者に「おかしいところはありますか」と聞いてください。</w:t>
+      </w:r>
+      <w:r>
+        <w:rPr>
+          <w:rFonts w:ascii="Yu Gothic" w:cs="Yu Gothic" w:eastAsia="Yu Gothic" w:hAnsi="Yu Gothic"/>
+          <w:b/>
+          <w:bCs/>
+          <w:i w:val="false"/>
+          <w:iCs w:val="false"/>
+          <w:color w:val="000000"/>
+          <w:sz w:val="21"/>
+          <w:szCs w:val="21"/>
+        </w:rPr>
+        <w:t xml:space="preserve">8割の受講者は見つけられません。</w:t>
+      </w:r>
+      <w:r>
+        <w:rPr>
+          <w:rFonts w:ascii="Yu Gothic" w:cs="Yu Gothic" w:eastAsia="Yu Gothic" w:hAnsi="Yu Gothic"/>
+          <w:b w:val="false"/>
+          <w:bCs w:val="false"/>
+          <w:i w:val="false"/>
+          <w:iCs w:val="false"/>
+          <w:color w:val="000000"/>
+          <w:sz w:val="21"/>
+          <w:szCs w:val="21"/>
+        </w:rPr>
+        <w:t xml:space="preserve"> 見つけられないことが、この回の出発点になります。</w:t>
+      </w:r>
+    </w:p>
+    <w:p>
+      <w:pPr>
+        <w:pBdr>
+          <w:top w:val="single" w:color="E3DCCB" w:sz="2" w:space="3"/>
+          <w:left w:val="single" w:color="C9BFA8" w:sz="12" w:space="6"/>
+          <w:bottom w:val="single" w:color="E3DCCB" w:sz="2" w:space="3"/>
+          <w:right w:val="single" w:color="E3DCCB" w:sz="2" w:space="3"/>
+        </w:pBdr>
+        <w:shd w:fill="FBF9F4" w:color="auto" w:val="clear"/>
+        <w:spacing w:after="0" w:line="270"/>
+        <w:ind w:left="140" w:right="140"/>
+      </w:pPr>
+      <w:r>
+        <w:rPr>
+          <w:rFonts w:ascii="Yu Gothic" w:cs="Yu Gothic" w:eastAsia="Yu Gothic" w:hAnsi="Yu Gothic"/>
+          <w:b w:val="false"/>
+          <w:bCs w:val="false"/>
+          <w:i w:val="false"/>
+          <w:iCs w:val="false"/>
+          <w:color w:val="000000"/>
+          <w:sz w:val="19"/>
+          <w:szCs w:val="19"/>
+        </w:rPr>
+        <w:t xml:space="preserve">─────────────────────────────</w:t>
+      </w:r>
+    </w:p>
+    <w:p>
+      <w:pPr>
+        <w:pBdr>
+          <w:top w:val="single" w:color="E3DCCB" w:sz="2" w:space="3"/>
+          <w:left w:val="single" w:color="C9BFA8" w:sz="12" w:space="6"/>
+          <w:bottom w:val="single" w:color="E3DCCB" w:sz="2" w:space="3"/>
+          <w:right w:val="single" w:color="E3DCCB" w:sz="2" w:space="3"/>
+        </w:pBdr>
+        <w:shd w:fill="FBF9F4" w:color="auto" w:val="clear"/>
+        <w:spacing w:after="0" w:line="270"/>
+        <w:ind w:left="140" w:right="140"/>
+      </w:pPr>
+      <w:r>
+        <w:rPr>
+          <w:rFonts w:ascii="Yu Gothic" w:cs="Yu Gothic" w:eastAsia="Yu Gothic" w:hAnsi="Yu Gothic"/>
+          <w:b w:val="false"/>
+          <w:bCs w:val="false"/>
+          <w:i w:val="false"/>
+          <w:iCs w:val="false"/>
+          <w:color w:val="000000"/>
+          <w:sz w:val="19"/>
+          <w:szCs w:val="19"/>
+        </w:rPr>
+        <w:t xml:space="preserve">　　　　　　　　　　　稟　議　書</w:t>
+      </w:r>
+    </w:p>
+    <w:p>
+      <w:pPr>
+        <w:pBdr>
+          <w:top w:val="single" w:color="E3DCCB" w:sz="2" w:space="3"/>
+          <w:left w:val="single" w:color="C9BFA8" w:sz="12" w:space="6"/>
+          <w:bottom w:val="single" w:color="E3DCCB" w:sz="2" w:space="3"/>
+          <w:right w:val="single" w:color="E3DCCB" w:sz="2" w:space="3"/>
+        </w:pBdr>
+        <w:shd w:fill="FBF9F4" w:color="auto" w:val="clear"/>
+        <w:spacing w:after="0" w:line="270"/>
+        <w:ind w:left="140" w:right="140"/>
+      </w:pPr>
+      <w:r>
+        <w:rPr>
+          <w:rFonts w:ascii="Yu Gothic" w:cs="Yu Gothic" w:eastAsia="Yu Gothic" w:hAnsi="Yu Gothic"/>
+          <w:b w:val="false"/>
+          <w:bCs w:val="false"/>
+          <w:i w:val="false"/>
+          <w:iCs w:val="false"/>
+          <w:color w:val="000000"/>
+          <w:sz w:val="19"/>
+          <w:szCs w:val="19"/>
+        </w:rPr>
+        <w:t xml:space="preserve"/>
+      </w:r>
+    </w:p>
+    <w:p>
+      <w:pPr>
+        <w:pBdr>
+          <w:top w:val="single" w:color="E3DCCB" w:sz="2" w:space="3"/>
+          <w:left w:val="single" w:color="C9BFA8" w:sz="12" w:space="6"/>
+          <w:bottom w:val="single" w:color="E3DCCB" w:sz="2" w:space="3"/>
+          <w:right w:val="single" w:color="E3DCCB" w:sz="2" w:space="3"/>
+        </w:pBdr>
+        <w:shd w:fill="FBF9F4" w:color="auto" w:val="clear"/>
+        <w:spacing w:after="0" w:line="270"/>
+        <w:ind w:left="140" w:right="140"/>
+      </w:pPr>
+      <w:r>
+        <w:rPr>
+          <w:rFonts w:ascii="Yu Gothic" w:cs="Yu Gothic" w:eastAsia="Yu Gothic" w:hAnsi="Yu Gothic"/>
+          <w:b w:val="false"/>
+          <w:bCs w:val="false"/>
+          <w:i w:val="false"/>
+          <w:iCs w:val="false"/>
+          <w:color w:val="000000"/>
+          <w:sz w:val="19"/>
+          <w:szCs w:val="19"/>
+        </w:rPr>
+        <w:t xml:space="preserve">件名：株式会社ミナミ建設向け フランジ加工 受注可否について</w:t>
+      </w:r>
+    </w:p>
+    <w:p>
+      <w:pPr>
+        <w:pBdr>
+          <w:top w:val="single" w:color="E3DCCB" w:sz="2" w:space="3"/>
+          <w:left w:val="single" w:color="C9BFA8" w:sz="12" w:space="6"/>
+          <w:bottom w:val="single" w:color="E3DCCB" w:sz="2" w:space="3"/>
+          <w:right w:val="single" w:color="E3DCCB" w:sz="2" w:space="3"/>
+        </w:pBdr>
+        <w:shd w:fill="FBF9F4" w:color="auto" w:val="clear"/>
+        <w:spacing w:after="0" w:line="270"/>
+        <w:ind w:left="140" w:right="140"/>
+      </w:pPr>
+      <w:r>
+        <w:rPr>
+          <w:rFonts w:ascii="Yu Gothic" w:cs="Yu Gothic" w:eastAsia="Yu Gothic" w:hAnsi="Yu Gothic"/>
+          <w:b w:val="false"/>
+          <w:bCs w:val="false"/>
+          <w:i w:val="false"/>
+          <w:iCs w:val="false"/>
+          <w:color w:val="000000"/>
+          <w:sz w:val="19"/>
+          <w:szCs w:val="19"/>
+        </w:rPr>
+        <w:t xml:space="preserve">起案日：　　年　　月　　日　　起案者：営業部 佐藤</w:t>
+      </w:r>
+    </w:p>
+    <w:p>
+      <w:pPr>
+        <w:pBdr>
+          <w:top w:val="single" w:color="E3DCCB" w:sz="2" w:space="3"/>
+          <w:left w:val="single" w:color="C9BFA8" w:sz="12" w:space="6"/>
+          <w:bottom w:val="single" w:color="E3DCCB" w:sz="2" w:space="3"/>
+          <w:right w:val="single" w:color="E3DCCB" w:sz="2" w:space="3"/>
+        </w:pBdr>
+        <w:shd w:fill="FBF9F4" w:color="auto" w:val="clear"/>
+        <w:spacing w:after="0" w:line="270"/>
+        <w:ind w:left="140" w:right="140"/>
+      </w:pPr>
+      <w:r>
+        <w:rPr>
+          <w:rFonts w:ascii="Yu Gothic" w:cs="Yu Gothic" w:eastAsia="Yu Gothic" w:hAnsi="Yu Gothic"/>
+          <w:b w:val="false"/>
+          <w:bCs w:val="false"/>
+          <w:i w:val="false"/>
+          <w:iCs w:val="false"/>
+          <w:color w:val="000000"/>
+          <w:sz w:val="19"/>
+          <w:szCs w:val="19"/>
+        </w:rPr>
+        <w:t xml:space="preserve"/>
+      </w:r>
+    </w:p>
+    <w:p>
+      <w:pPr>
+        <w:pBdr>
+          <w:top w:val="single" w:color="E3DCCB" w:sz="2" w:space="3"/>
+          <w:left w:val="single" w:color="C9BFA8" w:sz="12" w:space="6"/>
+          <w:bottom w:val="single" w:color="E3DCCB" w:sz="2" w:space="3"/>
+          <w:right w:val="single" w:color="E3DCCB" w:sz="2" w:space="3"/>
+        </w:pBdr>
+        <w:shd w:fill="FBF9F4" w:color="auto" w:val="clear"/>
+        <w:spacing w:after="0" w:line="270"/>
+        <w:ind w:left="140" w:right="140"/>
+      </w:pPr>
+      <w:r>
+        <w:rPr>
+          <w:rFonts w:ascii="Yu Gothic" w:cs="Yu Gothic" w:eastAsia="Yu Gothic" w:hAnsi="Yu Gothic"/>
+          <w:b w:val="false"/>
+          <w:bCs w:val="false"/>
+          <w:i w:val="false"/>
+          <w:iCs w:val="false"/>
+          <w:color w:val="000000"/>
+          <w:sz w:val="19"/>
+          <w:szCs w:val="19"/>
+        </w:rPr>
+        <w:t xml:space="preserve">1. 概要</w:t>
+      </w:r>
+    </w:p>
+    <w:p>
+      <w:pPr>
+        <w:pBdr>
+          <w:top w:val="single" w:color="E3DCCB" w:sz="2" w:space="3"/>
+          <w:left w:val="single" w:color="C9BFA8" w:sz="12" w:space="6"/>
+          <w:bottom w:val="single" w:color="E3DCCB" w:sz="2" w:space="3"/>
+          <w:right w:val="single" w:color="E3DCCB" w:sz="2" w:space="3"/>
+        </w:pBdr>
+        <w:shd w:fill="FBF9F4" w:color="auto" w:val="clear"/>
+        <w:spacing w:after="0" w:line="270"/>
+        <w:ind w:left="140" w:right="140"/>
+      </w:pPr>
+      <w:r>
+        <w:rPr>
+          <w:rFonts w:ascii="Yu Gothic" w:cs="Yu Gothic" w:eastAsia="Yu Gothic" w:hAnsi="Yu Gothic"/>
+          <w:b w:val="false"/>
+          <w:bCs w:val="false"/>
+          <w:i w:val="false"/>
+          <w:iCs w:val="false"/>
+          <w:color w:val="000000"/>
+          <w:sz w:val="19"/>
+          <w:szCs w:val="19"/>
+        </w:rPr>
+        <w:t xml:space="preserve">　標記の件、下記条件にて受注の可否をご判断いただきたく。</w:t>
+      </w:r>
+    </w:p>
+    <w:p>
+      <w:pPr>
+        <w:pBdr>
+          <w:top w:val="single" w:color="E3DCCB" w:sz="2" w:space="3"/>
+          <w:left w:val="single" w:color="C9BFA8" w:sz="12" w:space="6"/>
+          <w:bottom w:val="single" w:color="E3DCCB" w:sz="2" w:space="3"/>
+          <w:right w:val="single" w:color="E3DCCB" w:sz="2" w:space="3"/>
+        </w:pBdr>
+        <w:shd w:fill="FBF9F4" w:color="auto" w:val="clear"/>
+        <w:spacing w:after="0" w:line="270"/>
+        <w:ind w:left="140" w:right="140"/>
+      </w:pPr>
+      <w:r>
+        <w:rPr>
+          <w:rFonts w:ascii="Yu Gothic" w:cs="Yu Gothic" w:eastAsia="Yu Gothic" w:hAnsi="Yu Gothic"/>
+          <w:b w:val="false"/>
+          <w:bCs w:val="false"/>
+          <w:i w:val="false"/>
+          <w:iCs w:val="false"/>
+          <w:color w:val="000000"/>
+          <w:sz w:val="19"/>
+          <w:szCs w:val="19"/>
+        </w:rPr>
+        <w:t xml:space="preserve"/>
+      </w:r>
+    </w:p>
+    <w:p>
+      <w:pPr>
+        <w:pBdr>
+          <w:top w:val="single" w:color="E3DCCB" w:sz="2" w:space="3"/>
+          <w:left w:val="single" w:color="C9BFA8" w:sz="12" w:space="6"/>
+          <w:bottom w:val="single" w:color="E3DCCB" w:sz="2" w:space="3"/>
+          <w:right w:val="single" w:color="E3DCCB" w:sz="2" w:space="3"/>
+        </w:pBdr>
+        <w:shd w:fill="FBF9F4" w:color="auto" w:val="clear"/>
+        <w:spacing w:after="0" w:line="270"/>
+        <w:ind w:left="140" w:right="140"/>
+      </w:pPr>
+      <w:r>
+        <w:rPr>
+          <w:rFonts w:ascii="Yu Gothic" w:cs="Yu Gothic" w:eastAsia="Yu Gothic" w:hAnsi="Yu Gothic"/>
+          <w:b w:val="false"/>
+          <w:bCs w:val="false"/>
+          <w:i w:val="false"/>
+          <w:iCs w:val="false"/>
+          <w:color w:val="000000"/>
+          <w:sz w:val="19"/>
+          <w:szCs w:val="19"/>
+        </w:rPr>
+        <w:t xml:space="preserve">　品番　　： SUS316 φ32 フランジ</w:t>
+      </w:r>
+    </w:p>
+    <w:p>
+      <w:pPr>
+        <w:pBdr>
+          <w:top w:val="single" w:color="E3DCCB" w:sz="2" w:space="3"/>
+          <w:left w:val="single" w:color="C9BFA8" w:sz="12" w:space="6"/>
+          <w:bottom w:val="single" w:color="E3DCCB" w:sz="2" w:space="3"/>
+          <w:right w:val="single" w:color="E3DCCB" w:sz="2" w:space="3"/>
+        </w:pBdr>
+        <w:shd w:fill="FBF9F4" w:color="auto" w:val="clear"/>
+        <w:spacing w:after="0" w:line="270"/>
+        <w:ind w:left="140" w:right="140"/>
+      </w:pPr>
+      <w:r>
+        <w:rPr>
+          <w:rFonts w:ascii="Yu Gothic" w:cs="Yu Gothic" w:eastAsia="Yu Gothic" w:hAnsi="Yu Gothic"/>
+          <w:b w:val="false"/>
+          <w:bCs w:val="false"/>
+          <w:i w:val="false"/>
+          <w:iCs w:val="false"/>
+          <w:color w:val="000000"/>
+          <w:sz w:val="19"/>
+          <w:szCs w:val="19"/>
+        </w:rPr>
+        <w:t xml:space="preserve">　数量　　： 50個</w:t>
+      </w:r>
+    </w:p>
+    <w:p>
+      <w:pPr>
+        <w:pBdr>
+          <w:top w:val="single" w:color="E3DCCB" w:sz="2" w:space="3"/>
+          <w:left w:val="single" w:color="C9BFA8" w:sz="12" w:space="6"/>
+          <w:bottom w:val="single" w:color="E3DCCB" w:sz="2" w:space="3"/>
+          <w:right w:val="single" w:color="E3DCCB" w:sz="2" w:space="3"/>
+        </w:pBdr>
+        <w:shd w:fill="FBF9F4" w:color="auto" w:val="clear"/>
+        <w:spacing w:after="0" w:line="270"/>
+        <w:ind w:left="140" w:right="140"/>
+      </w:pPr>
+      <w:r>
+        <w:rPr>
+          <w:rFonts w:ascii="Yu Gothic" w:cs="Yu Gothic" w:eastAsia="Yu Gothic" w:hAnsi="Yu Gothic"/>
+          <w:b w:val="false"/>
+          <w:bCs w:val="false"/>
+          <w:i w:val="false"/>
+          <w:iCs w:val="false"/>
+          <w:color w:val="000000"/>
+          <w:sz w:val="19"/>
+          <w:szCs w:val="19"/>
+        </w:rPr>
+        <w:t xml:space="preserve">　希望納期： 10月10日（短納期）</w:t>
+      </w:r>
+    </w:p>
+    <w:p>
+      <w:pPr>
+        <w:pBdr>
+          <w:top w:val="single" w:color="E3DCCB" w:sz="2" w:space="3"/>
+          <w:left w:val="single" w:color="C9BFA8" w:sz="12" w:space="6"/>
+          <w:bottom w:val="single" w:color="E3DCCB" w:sz="2" w:space="3"/>
+          <w:right w:val="single" w:color="E3DCCB" w:sz="2" w:space="3"/>
+        </w:pBdr>
+        <w:shd w:fill="FBF9F4" w:color="auto" w:val="clear"/>
+        <w:spacing w:after="0" w:line="270"/>
+        <w:ind w:left="140" w:right="140"/>
+      </w:pPr>
+      <w:r>
+        <w:rPr>
+          <w:rFonts w:ascii="Yu Gothic" w:cs="Yu Gothic" w:eastAsia="Yu Gothic" w:hAnsi="Yu Gothic"/>
+          <w:b w:val="false"/>
+          <w:bCs w:val="false"/>
+          <w:i w:val="false"/>
+          <w:iCs w:val="false"/>
+          <w:color w:val="000000"/>
+          <w:sz w:val="19"/>
+          <w:szCs w:val="19"/>
+        </w:rPr>
+        <w:t xml:space="preserve"/>
+      </w:r>
+    </w:p>
+    <w:p>
+      <w:pPr>
+        <w:pBdr>
+          <w:top w:val="single" w:color="E3DCCB" w:sz="2" w:space="3"/>
+          <w:left w:val="single" w:color="C9BFA8" w:sz="12" w:space="6"/>
+          <w:bottom w:val="single" w:color="E3DCCB" w:sz="2" w:space="3"/>
+          <w:right w:val="single" w:color="E3DCCB" w:sz="2" w:space="3"/>
+        </w:pBdr>
+        <w:shd w:fill="FBF9F4" w:color="auto" w:val="clear"/>
+        <w:spacing w:after="0" w:line="270"/>
+        <w:ind w:left="140" w:right="140"/>
+      </w:pPr>
+      <w:r>
+        <w:rPr>
+          <w:rFonts w:ascii="Yu Gothic" w:cs="Yu Gothic" w:eastAsia="Yu Gothic" w:hAnsi="Yu Gothic"/>
+          <w:b w:val="false"/>
+          <w:bCs w:val="false"/>
+          <w:i w:val="false"/>
+          <w:iCs w:val="false"/>
+          <w:color w:val="000000"/>
+          <w:sz w:val="19"/>
+          <w:szCs w:val="19"/>
+        </w:rPr>
+        <w:t xml:space="preserve">2. 概算金額</w:t>
+      </w:r>
+    </w:p>
+    <w:p>
+      <w:pPr>
+        <w:pBdr>
+          <w:top w:val="single" w:color="E3DCCB" w:sz="2" w:space="3"/>
+          <w:left w:val="single" w:color="C9BFA8" w:sz="12" w:space="6"/>
+          <w:bottom w:val="single" w:color="E3DCCB" w:sz="2" w:space="3"/>
+          <w:right w:val="single" w:color="E3DCCB" w:sz="2" w:space="3"/>
+        </w:pBdr>
+        <w:shd w:fill="FBF9F4" w:color="auto" w:val="clear"/>
+        <w:spacing w:after="0" w:line="270"/>
+        <w:ind w:left="140" w:right="140"/>
+      </w:pPr>
+      <w:r>
+        <w:rPr>
+          <w:rFonts w:ascii="Yu Gothic" w:cs="Yu Gothic" w:eastAsia="Yu Gothic" w:hAnsi="Yu Gothic"/>
+          <w:b w:val="false"/>
+          <w:bCs w:val="false"/>
+          <w:i w:val="false"/>
+          <w:iCs w:val="false"/>
+          <w:color w:val="000000"/>
+          <w:sz w:val="19"/>
+          <w:szCs w:val="19"/>
+        </w:rPr>
+        <w:t xml:space="preserve">　118,000 〜 136,000円（50個・材料費と段取りの幅による）</w:t>
+      </w:r>
+    </w:p>
+    <w:p>
+      <w:pPr>
+        <w:pBdr>
+          <w:top w:val="single" w:color="E3DCCB" w:sz="2" w:space="3"/>
+          <w:left w:val="single" w:color="C9BFA8" w:sz="12" w:space="6"/>
+          <w:bottom w:val="single" w:color="E3DCCB" w:sz="2" w:space="3"/>
+          <w:right w:val="single" w:color="E3DCCB" w:sz="2" w:space="3"/>
+        </w:pBdr>
+        <w:shd w:fill="FBF9F4" w:color="auto" w:val="clear"/>
+        <w:spacing w:after="0" w:line="270"/>
+        <w:ind w:left="140" w:right="140"/>
+      </w:pPr>
+      <w:r>
+        <w:rPr>
+          <w:rFonts w:ascii="Yu Gothic" w:cs="Yu Gothic" w:eastAsia="Yu Gothic" w:hAnsi="Yu Gothic"/>
+          <w:b w:val="false"/>
+          <w:bCs w:val="false"/>
+          <w:i w:val="false"/>
+          <w:iCs w:val="false"/>
+          <w:color w:val="000000"/>
+          <w:sz w:val="19"/>
+          <w:szCs w:val="19"/>
+        </w:rPr>
+        <w:t xml:space="preserve"/>
+      </w:r>
+    </w:p>
+    <w:p>
+      <w:pPr>
+        <w:pBdr>
+          <w:top w:val="single" w:color="E3DCCB" w:sz="2" w:space="3"/>
+          <w:left w:val="single" w:color="C9BFA8" w:sz="12" w:space="6"/>
+          <w:bottom w:val="single" w:color="E3DCCB" w:sz="2" w:space="3"/>
+          <w:right w:val="single" w:color="E3DCCB" w:sz="2" w:space="3"/>
+        </w:pBdr>
+        <w:shd w:fill="FBF9F4" w:color="auto" w:val="clear"/>
+        <w:spacing w:after="0" w:line="270"/>
+        <w:ind w:left="140" w:right="140"/>
+      </w:pPr>
+      <w:r>
+        <w:rPr>
+          <w:rFonts w:ascii="Yu Gothic" w:cs="Yu Gothic" w:eastAsia="Yu Gothic" w:hAnsi="Yu Gothic"/>
+          <w:b w:val="false"/>
+          <w:bCs w:val="false"/>
+          <w:i w:val="false"/>
+          <w:iCs w:val="false"/>
+          <w:color w:val="000000"/>
+          <w:sz w:val="19"/>
+          <w:szCs w:val="19"/>
+        </w:rPr>
+        <w:t xml:space="preserve">3. 根拠とした過去案件</w:t>
+      </w:r>
+    </w:p>
+    <w:p>
+      <w:pPr>
+        <w:pBdr>
+          <w:top w:val="single" w:color="E3DCCB" w:sz="2" w:space="3"/>
+          <w:left w:val="single" w:color="C9BFA8" w:sz="12" w:space="6"/>
+          <w:bottom w:val="single" w:color="E3DCCB" w:sz="2" w:space="3"/>
+          <w:right w:val="single" w:color="E3DCCB" w:sz="2" w:space="3"/>
+        </w:pBdr>
+        <w:shd w:fill="FBF9F4" w:color="auto" w:val="clear"/>
+        <w:spacing w:after="0" w:line="270"/>
+        <w:ind w:left="140" w:right="140"/>
+      </w:pPr>
+      <w:r>
+        <w:rPr>
+          <w:rFonts w:ascii="Yu Gothic" w:cs="Yu Gothic" w:eastAsia="Yu Gothic" w:hAnsi="Yu Gothic"/>
+          <w:b w:val="false"/>
+          <w:bCs w:val="false"/>
+          <w:i w:val="false"/>
+          <w:iCs w:val="false"/>
+          <w:color w:val="000000"/>
+          <w:sz w:val="19"/>
+          <w:szCs w:val="19"/>
+        </w:rPr>
+        <w:t xml:space="preserve">　・A-2200（2025年6月／40個／SUS304・φ32／単価 2,310円）</w:t>
+      </w:r>
+    </w:p>
+    <w:p>
+      <w:pPr>
+        <w:pBdr>
+          <w:top w:val="single" w:color="E3DCCB" w:sz="2" w:space="3"/>
+          <w:left w:val="single" w:color="C9BFA8" w:sz="12" w:space="6"/>
+          <w:bottom w:val="single" w:color="E3DCCB" w:sz="2" w:space="3"/>
+          <w:right w:val="single" w:color="E3DCCB" w:sz="2" w:space="3"/>
+        </w:pBdr>
+        <w:shd w:fill="FBF9F4" w:color="auto" w:val="clear"/>
+        <w:spacing w:after="0" w:line="270"/>
+        <w:ind w:left="140" w:right="140"/>
+      </w:pPr>
+      <w:r>
+        <w:rPr>
+          <w:rFonts w:ascii="Yu Gothic" w:cs="Yu Gothic" w:eastAsia="Yu Gothic" w:hAnsi="Yu Gothic"/>
+          <w:b w:val="false"/>
+          <w:bCs w:val="false"/>
+          <w:i w:val="false"/>
+          <w:iCs w:val="false"/>
+          <w:color w:val="000000"/>
+          <w:sz w:val="19"/>
+          <w:szCs w:val="19"/>
+        </w:rPr>
+        <w:t xml:space="preserve">　・A-2318（2025年11月／60個／SUS304・φ34／単価 2,180円）</w:t>
+      </w:r>
+    </w:p>
+    <w:p>
+      <w:pPr>
+        <w:pBdr>
+          <w:top w:val="single" w:color="E3DCCB" w:sz="2" w:space="3"/>
+          <w:left w:val="single" w:color="C9BFA8" w:sz="12" w:space="6"/>
+          <w:bottom w:val="single" w:color="E3DCCB" w:sz="2" w:space="3"/>
+          <w:right w:val="single" w:color="E3DCCB" w:sz="2" w:space="3"/>
+        </w:pBdr>
+        <w:shd w:fill="FBF9F4" w:color="auto" w:val="clear"/>
+        <w:spacing w:after="0" w:line="270"/>
+        <w:ind w:left="140" w:right="140"/>
+      </w:pPr>
+      <w:r>
+        <w:rPr>
+          <w:rFonts w:ascii="Yu Gothic" w:cs="Yu Gothic" w:eastAsia="Yu Gothic" w:hAnsi="Yu Gothic"/>
+          <w:b w:val="false"/>
+          <w:bCs w:val="false"/>
+          <w:i w:val="false"/>
+          <w:iCs w:val="false"/>
+          <w:color w:val="000000"/>
+          <w:sz w:val="19"/>
+          <w:szCs w:val="19"/>
+        </w:rPr>
+        <w:t xml:space="preserve">　・B-1104（2024年9月／50個／SUS304・φ32／短納期対応の実績あり）</w:t>
+      </w:r>
+    </w:p>
+    <w:p>
+      <w:pPr>
+        <w:pBdr>
+          <w:top w:val="single" w:color="E3DCCB" w:sz="2" w:space="3"/>
+          <w:left w:val="single" w:color="C9BFA8" w:sz="12" w:space="6"/>
+          <w:bottom w:val="single" w:color="E3DCCB" w:sz="2" w:space="3"/>
+          <w:right w:val="single" w:color="E3DCCB" w:sz="2" w:space="3"/>
+        </w:pBdr>
+        <w:shd w:fill="FBF9F4" w:color="auto" w:val="clear"/>
+        <w:spacing w:after="0" w:line="270"/>
+        <w:ind w:left="140" w:right="140"/>
+      </w:pPr>
+      <w:r>
+        <w:rPr>
+          <w:rFonts w:ascii="Yu Gothic" w:cs="Yu Gothic" w:eastAsia="Yu Gothic" w:hAnsi="Yu Gothic"/>
+          <w:b w:val="false"/>
+          <w:bCs w:val="false"/>
+          <w:i w:val="false"/>
+          <w:iCs w:val="false"/>
+          <w:color w:val="000000"/>
+          <w:sz w:val="19"/>
+          <w:szCs w:val="19"/>
+        </w:rPr>
+        <w:t xml:space="preserve"/>
+      </w:r>
+    </w:p>
+    <w:p>
+      <w:pPr>
+        <w:pBdr>
+          <w:top w:val="single" w:color="E3DCCB" w:sz="2" w:space="3"/>
+          <w:left w:val="single" w:color="C9BFA8" w:sz="12" w:space="6"/>
+          <w:bottom w:val="single" w:color="E3DCCB" w:sz="2" w:space="3"/>
+          <w:right w:val="single" w:color="E3DCCB" w:sz="2" w:space="3"/>
+        </w:pBdr>
+        <w:shd w:fill="FBF9F4" w:color="auto" w:val="clear"/>
+        <w:spacing w:after="0" w:line="270"/>
+        <w:ind w:left="140" w:right="140"/>
+      </w:pPr>
+      <w:r>
+        <w:rPr>
+          <w:rFonts w:ascii="Yu Gothic" w:cs="Yu Gothic" w:eastAsia="Yu Gothic" w:hAnsi="Yu Gothic"/>
+          <w:b w:val="false"/>
+          <w:bCs w:val="false"/>
+          <w:i w:val="false"/>
+          <w:iCs w:val="false"/>
+          <w:color w:val="000000"/>
+          <w:sz w:val="19"/>
+          <w:szCs w:val="19"/>
+        </w:rPr>
+        <w:t xml:space="preserve">4. 所見</w:t>
+      </w:r>
+    </w:p>
+    <w:p>
+      <w:pPr>
+        <w:pBdr>
+          <w:top w:val="single" w:color="E3DCCB" w:sz="2" w:space="3"/>
+          <w:left w:val="single" w:color="C9BFA8" w:sz="12" w:space="6"/>
+          <w:bottom w:val="single" w:color="E3DCCB" w:sz="2" w:space="3"/>
+          <w:right w:val="single" w:color="E3DCCB" w:sz="2" w:space="3"/>
+        </w:pBdr>
+        <w:shd w:fill="FBF9F4" w:color="auto" w:val="clear"/>
+        <w:spacing w:after="0" w:line="270"/>
+        <w:ind w:left="140" w:right="140"/>
+      </w:pPr>
+      <w:r>
+        <w:rPr>
+          <w:rFonts w:ascii="Yu Gothic" w:cs="Yu Gothic" w:eastAsia="Yu Gothic" w:hAnsi="Yu Gothic"/>
+          <w:b w:val="false"/>
+          <w:bCs w:val="false"/>
+          <w:i w:val="false"/>
+          <w:iCs w:val="false"/>
+          <w:color w:val="000000"/>
+          <w:sz w:val="19"/>
+          <w:szCs w:val="19"/>
+        </w:rPr>
+        <w:t xml:space="preserve">　類似案件の実績から、標準工数内で対応可能と判断します。</w:t>
+      </w:r>
+    </w:p>
+    <w:p>
+      <w:pPr>
+        <w:pBdr>
+          <w:top w:val="single" w:color="E3DCCB" w:sz="2" w:space="3"/>
+          <w:left w:val="single" w:color="C9BFA8" w:sz="12" w:space="6"/>
+          <w:bottom w:val="single" w:color="E3DCCB" w:sz="2" w:space="3"/>
+          <w:right w:val="single" w:color="E3DCCB" w:sz="2" w:space="3"/>
+        </w:pBdr>
+        <w:shd w:fill="FBF9F4" w:color="auto" w:val="clear"/>
+        <w:spacing w:after="0" w:line="270"/>
+        <w:ind w:left="140" w:right="140"/>
+      </w:pPr>
+      <w:r>
+        <w:rPr>
+          <w:rFonts w:ascii="Yu Gothic" w:cs="Yu Gothic" w:eastAsia="Yu Gothic" w:hAnsi="Yu Gothic"/>
+          <w:b w:val="false"/>
+          <w:bCs w:val="false"/>
+          <w:i w:val="false"/>
+          <w:iCs w:val="false"/>
+          <w:color w:val="000000"/>
+          <w:sz w:val="19"/>
+          <w:szCs w:val="19"/>
+        </w:rPr>
+        <w:t xml:space="preserve">　短納期については B-1104 と同等の段取りで吸収できる見込みです。</w:t>
+      </w:r>
+    </w:p>
+    <w:p>
+      <w:pPr>
+        <w:pBdr>
+          <w:top w:val="single" w:color="E3DCCB" w:sz="2" w:space="3"/>
+          <w:left w:val="single" w:color="C9BFA8" w:sz="12" w:space="6"/>
+          <w:bottom w:val="single" w:color="E3DCCB" w:sz="2" w:space="3"/>
+          <w:right w:val="single" w:color="E3DCCB" w:sz="2" w:space="3"/>
+        </w:pBdr>
+        <w:shd w:fill="FBF9F4" w:color="auto" w:val="clear"/>
+        <w:spacing w:after="0" w:line="270"/>
+        <w:ind w:left="140" w:right="140"/>
+      </w:pPr>
+      <w:r>
+        <w:rPr>
+          <w:rFonts w:ascii="Yu Gothic" w:cs="Yu Gothic" w:eastAsia="Yu Gothic" w:hAnsi="Yu Gothic"/>
+          <w:b w:val="false"/>
+          <w:bCs w:val="false"/>
+          <w:i w:val="false"/>
+          <w:iCs w:val="false"/>
+          <w:color w:val="000000"/>
+          <w:sz w:val="19"/>
+          <w:szCs w:val="19"/>
+        </w:rPr>
+        <w:t xml:space="preserve">─────────────────────────────</w:t>
+      </w:r>
+    </w:p>
+    <w:p>
+      <w:pPr>
+        <w:pBdr>
+          <w:top w:val="single" w:color="FFE599" w:sz="2" w:space="4"/>
+          <w:left w:val="single" w:color="C00000" w:sz="18" w:space="6"/>
+          <w:bottom w:val="single" w:color="FFE599" w:sz="2" w:space="4"/>
+          <w:right w:val="single" w:color="FFE599" w:sz="2" w:space="4"/>
+        </w:pBdr>
+        <w:shd w:fill="FFF2CC" w:color="auto" w:val="clear"/>
+        <w:spacing w:after="180" w:before="140" w:line="264"/>
+        <w:ind w:left="120" w:right="120"/>
+      </w:pPr>
+      <w:r>
+        <w:rPr>
+          <w:rFonts w:ascii="Yu Gothic" w:cs="Yu Gothic" w:eastAsia="Yu Gothic" w:hAnsi="Yu Gothic"/>
+          <w:b/>
+          <w:bCs/>
+          <w:i w:val="false"/>
+          <w:iCs w:val="false"/>
+          <w:color w:val="C00000"/>
+          <w:sz w:val="20"/>
+          <w:szCs w:val="20"/>
+        </w:rPr>
+        <w:t xml:space="preserve">仕込んである誤り　</w:t>
+      </w:r>
+      <w:r>
+        <w:rPr>
+          <w:rFonts w:ascii="Yu Gothic" w:cs="Yu Gothic" w:eastAsia="Yu Gothic" w:hAnsi="Yu Gothic"/>
+          <w:b w:val="false"/>
+          <w:bCs w:val="false"/>
+          <w:i w:val="false"/>
+          <w:iCs w:val="false"/>
+          <w:color w:val="000000"/>
+          <w:sz w:val="20"/>
+          <w:szCs w:val="20"/>
+        </w:rPr>
+        <w:t xml:space="preserve">工程1で品番を SUS316 と取り違えています。引き合いの原文は SUS304 でした。ところが根拠案件はすべて SUS304 のもので出てきており、金額も SUS304 の単価で計算されています。SUS316 の材料単価は SUS304 のおおむね1.3〜1.5倍です。304の単価で出した見積のまま受注すると、見込んだ利益が材料費で消えます（加工費が原価の相当を占めるので、必ず赤字になるとまでは言えません）。そして稟議書としての体裁は完璧なので、読んでも気づけません。</w:t>
       </w:r>
     </w:p>
     <w:p>
@@ -7982,6 +11187,45 @@
     </w:tbl>
     <w:p>
       <w:pPr>
+        <w:pBdr>
+          <w:top w:val="single" w:color="FFE599" w:sz="2" w:space="4"/>
+          <w:left w:val="single" w:color="C00000" w:sz="18" w:space="6"/>
+          <w:bottom w:val="single" w:color="FFE599" w:sz="2" w:space="4"/>
+          <w:right w:val="single" w:color="FFE599" w:sz="2" w:space="4"/>
+        </w:pBdr>
+        <w:shd w:fill="FFF2CC" w:color="auto" w:val="clear"/>
+        <w:spacing w:after="180" w:before="140" w:line="264"/>
+        <w:ind w:left="120" w:right="120"/>
+      </w:pPr>
+      <w:r>
+        <w:rPr>
+          <w:rFonts w:ascii="Yu Gothic" w:cs="Yu Gothic" w:eastAsia="Yu Gothic" w:hAnsi="Yu Gothic"/>
+          <w:b/>
+          <w:bCs/>
+          <w:i w:val="false"/>
+          <w:iCs w:val="false"/>
+          <w:color w:val="C00000"/>
+          <w:sz w:val="20"/>
+          <w:szCs w:val="20"/>
+        </w:rPr>
+        <w:t xml:space="preserve">数量を欠けさせたら、AIが聞き返してきたとき　</w:t>
+      </w:r>
+      <w:r>
+        <w:rPr>
+          <w:rFonts w:ascii="Yu Gothic" w:cs="Yu Gothic" w:eastAsia="Yu Gothic" w:hAnsi="Yu Gothic"/>
+          <w:b w:val="false"/>
+          <w:bCs w:val="false"/>
+          <w:i w:val="false"/>
+          <w:iCs w:val="false"/>
+          <w:color w:val="000000"/>
+          <w:sz w:val="20"/>
+          <w:szCs w:val="20"/>
+        </w:rPr>
+        <w:t xml:space="preserve">狙いは「止まってほしいところで止まらない」を見せることなので、聞き返されると逆の結果になります。それも事実として扱ってください。「今日は聞き返してきました。良い挙動です。ただ、これは毎回そうなるとは限りません。同じ入力で来週やると補ってくることがあります。挙動に頼らず、確認ポイントを置くのはそのためです」。</w:t>
+      </w:r>
+    </w:p>
+    <w:p>
+      <w:pPr>
         <w:pStyle w:val="Heading2"/>
         <w:pBdr>
           <w:bottom w:val="single" w:color="1F3864" w:sz="8" w:space="4"/>
@@ -8361,6 +11605,629 @@
         </w:tc>
       </w:tr>
     </w:tbl>
+    <w:p>
+      <w:pPr>
+        <w:pStyle w:val="Heading2"/>
+        <w:pBdr>
+          <w:bottom w:val="single" w:color="1F3864" w:sz="8" w:space="4"/>
+        </w:pBdr>
+        <w:spacing w:after="140" w:before="280"/>
+      </w:pPr>
+      <w:r>
+        <w:rPr>
+          <w:rFonts w:ascii="Yu Gothic" w:cs="Yu Gothic" w:eastAsia="Yu Gothic" w:hAnsi="Yu Gothic"/>
+          <w:b/>
+          <w:bCs/>
+          <w:i w:val="false"/>
+          <w:iCs w:val="false"/>
+          <w:color w:val="1F3864"/>
+          <w:sz w:val="24"/>
+          <w:szCs w:val="24"/>
+        </w:rPr>
+        <w:t xml:space="preserve">業種別の差し替え（受講者が金属加工業でない場合）</w:t>
+      </w:r>
+    </w:p>
+    <w:p>
+      <w:pPr>
+        <w:spacing w:after="140" w:before="0" w:line="276"/>
+      </w:pPr>
+      <w:r>
+        <w:rPr>
+          <w:rFonts w:ascii="Yu Gothic" w:cs="Yu Gothic" w:eastAsia="Yu Gothic" w:hAnsi="Yu Gothic"/>
+          <w:b w:val="false"/>
+          <w:bCs w:val="false"/>
+          <w:i w:val="false"/>
+          <w:iCs w:val="false"/>
+          <w:color w:val="000000"/>
+          <w:sz w:val="21"/>
+          <w:szCs w:val="21"/>
+        </w:rPr>
+        <w:t xml:space="preserve"/>
+      </w:r>
+      <w:r>
+        <w:rPr>
+          <w:rFonts w:ascii="Yu Gothic" w:cs="Yu Gothic" w:eastAsia="Yu Gothic" w:hAnsi="Yu Gothic"/>
+          <w:b/>
+          <w:bCs/>
+          <w:i w:val="false"/>
+          <w:iCs w:val="false"/>
+          <w:color w:val="000000"/>
+          <w:sz w:val="21"/>
+          <w:szCs w:val="21"/>
+        </w:rPr>
+        <w:t xml:space="preserve">仕掛けの構造は変えません。</w:t>
+      </w:r>
+      <w:r>
+        <w:rPr>
+          <w:rFonts w:ascii="Yu Gothic" w:cs="Yu Gothic" w:eastAsia="Yu Gothic" w:hAnsi="Yu Gothic"/>
+          <w:b w:val="false"/>
+          <w:bCs w:val="false"/>
+          <w:i w:val="false"/>
+          <w:iCs w:val="false"/>
+          <w:color w:val="000000"/>
+          <w:sz w:val="21"/>
+          <w:szCs w:val="21"/>
+        </w:rPr>
+        <w:t xml:space="preserve">「工程1で1つの属性を取り違え、工程2以降がそれに気づかないまま整った書類を作る」。取り違える属性だけを、その業種で日常語になっているものに置き換えます。</w:t>
+      </w:r>
+    </w:p>
+    <w:tbl>
+      <w:tblPr>
+        <w:tblW w:type="dxa" w:w="8800"/>
+        <w:tblBorders>
+          <w:top w:val="single" w:color="8FAADC" w:sz="6"/>
+          <w:left w:val="single" w:color="8FAADC" w:sz="6"/>
+          <w:bottom w:val="single" w:color="8FAADC" w:sz="6"/>
+          <w:right w:val="single" w:color="8FAADC" w:sz="6"/>
+          <w:insideH w:val="single" w:color="BFBFBF" w:sz="4"/>
+          <w:insideV w:val="single" w:color="BFBFBF" w:sz="4"/>
+        </w:tblBorders>
+      </w:tblPr>
+      <w:tblGrid>
+        <w:gridCol w:w="2000"/>
+        <w:gridCol w:w="2400"/>
+        <w:gridCol w:w="4400"/>
+      </w:tblGrid>
+      <w:tr>
+        <w:trPr>
+          <w:cantSplit/>
+          <w:tblHeader/>
+        </w:trPr>
+        <w:tc>
+          <w:tcPr>
+            <w:tcW w:type="dxa" w:w="2000"/>
+            <w:shd w:fill="1F3864" w:color="auto" w:val="clear"/>
+            <w:tcMar>
+              <w:top w:type="dxa" w:w="70"/>
+              <w:left w:type="dxa" w:w="100"/>
+              <w:bottom w:type="dxa" w:w="70"/>
+              <w:right w:type="dxa" w:w="100"/>
+            </w:tcMar>
+            <w:vAlign w:val="center"/>
+          </w:tcPr>
+          <w:p>
+            <w:pPr>
+              <w:spacing w:after="0" w:line="252"/>
+              <w:jc w:val="center"/>
+            </w:pPr>
+            <w:r>
+              <w:rPr>
+                <w:rFonts w:ascii="Yu Gothic" w:cs="Yu Gothic" w:eastAsia="Yu Gothic" w:hAnsi="Yu Gothic"/>
+                <w:b/>
+                <w:bCs/>
+                <w:i w:val="false"/>
+                <w:iCs w:val="false"/>
+                <w:color w:val="FFFFFF"/>
+                <w:sz w:val="19"/>
+                <w:szCs w:val="19"/>
+              </w:rPr>
+              <w:t xml:space="preserve">業種</w:t>
+            </w:r>
+          </w:p>
+        </w:tc>
+        <w:tc>
+          <w:tcPr>
+            <w:tcW w:type="dxa" w:w="2400"/>
+            <w:shd w:fill="1F3864" w:color="auto" w:val="clear"/>
+            <w:tcMar>
+              <w:top w:type="dxa" w:w="70"/>
+              <w:left w:type="dxa" w:w="100"/>
+              <w:bottom w:type="dxa" w:w="70"/>
+              <w:right w:type="dxa" w:w="100"/>
+            </w:tcMar>
+            <w:vAlign w:val="center"/>
+          </w:tcPr>
+          <w:p>
+            <w:pPr>
+              <w:spacing w:after="0" w:line="252"/>
+              <w:jc w:val="center"/>
+            </w:pPr>
+            <w:r>
+              <w:rPr>
+                <w:rFonts w:ascii="Yu Gothic" w:cs="Yu Gothic" w:eastAsia="Yu Gothic" w:hAnsi="Yu Gothic"/>
+                <w:b/>
+                <w:bCs/>
+                <w:i w:val="false"/>
+                <w:iCs w:val="false"/>
+                <w:color w:val="FFFFFF"/>
+                <w:sz w:val="19"/>
+                <w:szCs w:val="19"/>
+              </w:rPr>
+              <w:t xml:space="preserve">取り違える属性</w:t>
+            </w:r>
+          </w:p>
+        </w:tc>
+        <w:tc>
+          <w:tcPr>
+            <w:tcW w:type="dxa" w:w="4400"/>
+            <w:shd w:fill="1F3864" w:color="auto" w:val="clear"/>
+            <w:tcMar>
+              <w:top w:type="dxa" w:w="70"/>
+              <w:left w:type="dxa" w:w="100"/>
+              <w:bottom w:type="dxa" w:w="70"/>
+              <w:right w:type="dxa" w:w="100"/>
+            </w:tcMar>
+            <w:vAlign w:val="center"/>
+          </w:tcPr>
+          <w:p>
+            <w:pPr>
+              <w:spacing w:after="0" w:line="252"/>
+              <w:jc w:val="center"/>
+            </w:pPr>
+            <w:r>
+              <w:rPr>
+                <w:rFonts w:ascii="Yu Gothic" w:cs="Yu Gothic" w:eastAsia="Yu Gothic" w:hAnsi="Yu Gothic"/>
+                <w:b/>
+                <w:bCs/>
+                <w:i w:val="false"/>
+                <w:iCs w:val="false"/>
+                <w:color w:val="FFFFFF"/>
+                <w:sz w:val="19"/>
+                <w:szCs w:val="19"/>
+              </w:rPr>
+              <w:t xml:space="preserve">最後に出す書類</w:t>
+            </w:r>
+          </w:p>
+        </w:tc>
+      </w:tr>
+      <w:tr>
+        <w:trPr>
+          <w:cantSplit/>
+        </w:trPr>
+        <w:tc>
+          <w:tcPr>
+            <w:tcW w:type="dxa" w:w="2000"/>
+            <w:tcMar>
+              <w:top w:type="dxa" w:w="70"/>
+              <w:left w:type="dxa" w:w="100"/>
+              <w:bottom w:type="dxa" w:w="70"/>
+              <w:right w:type="dxa" w:w="100"/>
+            </w:tcMar>
+            <w:vAlign w:val="center"/>
+          </w:tcPr>
+          <w:p>
+            <w:pPr>
+              <w:spacing w:after="0" w:line="252"/>
+              <w:jc w:val="left"/>
+            </w:pPr>
+            <w:r>
+              <w:rPr>
+                <w:rFonts w:ascii="Yu Gothic" w:cs="Yu Gothic" w:eastAsia="Yu Gothic" w:hAnsi="Yu Gothic"/>
+                <w:b w:val="false"/>
+                <w:bCs w:val="false"/>
+                <w:i w:val="false"/>
+                <w:iCs w:val="false"/>
+                <w:color w:val="000000"/>
+                <w:sz w:val="18"/>
+                <w:szCs w:val="18"/>
+              </w:rPr>
+              <w:t xml:space="preserve">工務店・建設</w:t>
+            </w:r>
+          </w:p>
+        </w:tc>
+        <w:tc>
+          <w:tcPr>
+            <w:tcW w:type="dxa" w:w="2400"/>
+            <w:tcMar>
+              <w:top w:type="dxa" w:w="70"/>
+              <w:left w:type="dxa" w:w="100"/>
+              <w:bottom w:type="dxa" w:w="70"/>
+              <w:right w:type="dxa" w:w="100"/>
+            </w:tcMar>
+            <w:vAlign w:val="center"/>
+          </w:tcPr>
+          <w:p>
+            <w:pPr>
+              <w:spacing w:after="0" w:line="252"/>
+              <w:jc w:val="left"/>
+            </w:pPr>
+            <w:r>
+              <w:rPr>
+                <w:rFonts w:ascii="Yu Gothic" w:cs="Yu Gothic" w:eastAsia="Yu Gothic" w:hAnsi="Yu Gothic"/>
+                <w:b w:val="false"/>
+                <w:bCs w:val="false"/>
+                <w:i w:val="false"/>
+                <w:iCs w:val="false"/>
+                <w:color w:val="000000"/>
+                <w:sz w:val="18"/>
+                <w:szCs w:val="18"/>
+              </w:rPr>
+              <w:t xml:space="preserve">改修と新築（見積区分が違うので単価表が別）</w:t>
+            </w:r>
+          </w:p>
+        </w:tc>
+        <w:tc>
+          <w:tcPr>
+            <w:tcW w:type="dxa" w:w="4400"/>
+            <w:tcMar>
+              <w:top w:type="dxa" w:w="70"/>
+              <w:left w:type="dxa" w:w="100"/>
+              <w:bottom w:type="dxa" w:w="70"/>
+              <w:right w:type="dxa" w:w="100"/>
+            </w:tcMar>
+            <w:vAlign w:val="center"/>
+          </w:tcPr>
+          <w:p>
+            <w:pPr>
+              <w:spacing w:after="0" w:line="252"/>
+              <w:jc w:val="left"/>
+            </w:pPr>
+            <w:r>
+              <w:rPr>
+                <w:rFonts w:ascii="Yu Gothic" w:cs="Yu Gothic" w:eastAsia="Yu Gothic" w:hAnsi="Yu Gothic"/>
+                <w:b w:val="false"/>
+                <w:bCs w:val="false"/>
+                <w:i w:val="false"/>
+                <w:iCs w:val="false"/>
+                <w:color w:val="000000"/>
+                <w:sz w:val="18"/>
+                <w:szCs w:val="18"/>
+              </w:rPr>
+              <w:t xml:space="preserve">工事見積の稟議書</w:t>
+            </w:r>
+          </w:p>
+        </w:tc>
+      </w:tr>
+      <w:tr>
+        <w:trPr>
+          <w:cantSplit/>
+        </w:trPr>
+        <w:tc>
+          <w:tcPr>
+            <w:tcW w:type="dxa" w:w="2000"/>
+            <w:shd w:fill="F2F2F2" w:color="auto" w:val="clear"/>
+            <w:tcMar>
+              <w:top w:type="dxa" w:w="70"/>
+              <w:left w:type="dxa" w:w="100"/>
+              <w:bottom w:type="dxa" w:w="70"/>
+              <w:right w:type="dxa" w:w="100"/>
+            </w:tcMar>
+            <w:vAlign w:val="center"/>
+          </w:tcPr>
+          <w:p>
+            <w:pPr>
+              <w:spacing w:after="0" w:line="252"/>
+              <w:jc w:val="left"/>
+            </w:pPr>
+            <w:r>
+              <w:rPr>
+                <w:rFonts w:ascii="Yu Gothic" w:cs="Yu Gothic" w:eastAsia="Yu Gothic" w:hAnsi="Yu Gothic"/>
+                <w:b w:val="false"/>
+                <w:bCs w:val="false"/>
+                <w:i w:val="false"/>
+                <w:iCs w:val="false"/>
+                <w:color w:val="000000"/>
+                <w:sz w:val="18"/>
+                <w:szCs w:val="18"/>
+              </w:rPr>
+              <w:t xml:space="preserve">小売・食品</w:t>
+            </w:r>
+          </w:p>
+        </w:tc>
+        <w:tc>
+          <w:tcPr>
+            <w:tcW w:type="dxa" w:w="2400"/>
+            <w:shd w:fill="F2F2F2" w:color="auto" w:val="clear"/>
+            <w:tcMar>
+              <w:top w:type="dxa" w:w="70"/>
+              <w:left w:type="dxa" w:w="100"/>
+              <w:bottom w:type="dxa" w:w="70"/>
+              <w:right w:type="dxa" w:w="100"/>
+            </w:tcMar>
+            <w:vAlign w:val="center"/>
+          </w:tcPr>
+          <w:p>
+            <w:pPr>
+              <w:spacing w:after="0" w:line="252"/>
+              <w:jc w:val="left"/>
+            </w:pPr>
+            <w:r>
+              <w:rPr>
+                <w:rFonts w:ascii="Yu Gothic" w:cs="Yu Gothic" w:eastAsia="Yu Gothic" w:hAnsi="Yu Gothic"/>
+                <w:b w:val="false"/>
+                <w:bCs w:val="false"/>
+                <w:i w:val="false"/>
+                <w:iCs w:val="false"/>
+                <w:color w:val="000000"/>
+                <w:sz w:val="18"/>
+                <w:szCs w:val="18"/>
+              </w:rPr>
+              <w:t xml:space="preserve">税率8%と10%（軽減税率の対象品目を取り違える）</w:t>
+            </w:r>
+          </w:p>
+        </w:tc>
+        <w:tc>
+          <w:tcPr>
+            <w:tcW w:type="dxa" w:w="4400"/>
+            <w:shd w:fill="F2F2F2" w:color="auto" w:val="clear"/>
+            <w:tcMar>
+              <w:top w:type="dxa" w:w="70"/>
+              <w:left w:type="dxa" w:w="100"/>
+              <w:bottom w:type="dxa" w:w="70"/>
+              <w:right w:type="dxa" w:w="100"/>
+            </w:tcMar>
+            <w:vAlign w:val="center"/>
+          </w:tcPr>
+          <w:p>
+            <w:pPr>
+              <w:spacing w:after="0" w:line="252"/>
+              <w:jc w:val="left"/>
+            </w:pPr>
+            <w:r>
+              <w:rPr>
+                <w:rFonts w:ascii="Yu Gothic" w:cs="Yu Gothic" w:eastAsia="Yu Gothic" w:hAnsi="Yu Gothic"/>
+                <w:b w:val="false"/>
+                <w:bCs w:val="false"/>
+                <w:i w:val="false"/>
+                <w:iCs w:val="false"/>
+                <w:color w:val="000000"/>
+                <w:sz w:val="18"/>
+                <w:szCs w:val="18"/>
+              </w:rPr>
+              <w:t xml:space="preserve">価格改定の社内稟議</w:t>
+            </w:r>
+          </w:p>
+        </w:tc>
+      </w:tr>
+      <w:tr>
+        <w:trPr>
+          <w:cantSplit/>
+        </w:trPr>
+        <w:tc>
+          <w:tcPr>
+            <w:tcW w:type="dxa" w:w="2000"/>
+            <w:tcMar>
+              <w:top w:type="dxa" w:w="70"/>
+              <w:left w:type="dxa" w:w="100"/>
+              <w:bottom w:type="dxa" w:w="70"/>
+              <w:right w:type="dxa" w:w="100"/>
+            </w:tcMar>
+            <w:vAlign w:val="center"/>
+          </w:tcPr>
+          <w:p>
+            <w:pPr>
+              <w:spacing w:after="0" w:line="252"/>
+              <w:jc w:val="left"/>
+            </w:pPr>
+            <w:r>
+              <w:rPr>
+                <w:rFonts w:ascii="Yu Gothic" w:cs="Yu Gothic" w:eastAsia="Yu Gothic" w:hAnsi="Yu Gothic"/>
+                <w:b w:val="false"/>
+                <w:bCs w:val="false"/>
+                <w:i w:val="false"/>
+                <w:iCs w:val="false"/>
+                <w:color w:val="000000"/>
+                <w:sz w:val="18"/>
+                <w:szCs w:val="18"/>
+              </w:rPr>
+              <w:t xml:space="preserve">士業・サービス</w:t>
+            </w:r>
+          </w:p>
+        </w:tc>
+        <w:tc>
+          <w:tcPr>
+            <w:tcW w:type="dxa" w:w="2400"/>
+            <w:tcMar>
+              <w:top w:type="dxa" w:w="70"/>
+              <w:left w:type="dxa" w:w="100"/>
+              <w:bottom w:type="dxa" w:w="70"/>
+              <w:right w:type="dxa" w:w="100"/>
+            </w:tcMar>
+            <w:vAlign w:val="center"/>
+          </w:tcPr>
+          <w:p>
+            <w:pPr>
+              <w:spacing w:after="0" w:line="252"/>
+              <w:jc w:val="left"/>
+            </w:pPr>
+            <w:r>
+              <w:rPr>
+                <w:rFonts w:ascii="Yu Gothic" w:cs="Yu Gothic" w:eastAsia="Yu Gothic" w:hAnsi="Yu Gothic"/>
+                <w:b w:val="false"/>
+                <w:bCs w:val="false"/>
+                <w:i w:val="false"/>
+                <w:iCs w:val="false"/>
+                <w:color w:val="000000"/>
+                <w:sz w:val="18"/>
+                <w:szCs w:val="18"/>
+              </w:rPr>
+              <w:t xml:space="preserve">顧問契約と単発契約（報酬体系が別）</w:t>
+            </w:r>
+          </w:p>
+        </w:tc>
+        <w:tc>
+          <w:tcPr>
+            <w:tcW w:type="dxa" w:w="4400"/>
+            <w:tcMar>
+              <w:top w:type="dxa" w:w="70"/>
+              <w:left w:type="dxa" w:w="100"/>
+              <w:bottom w:type="dxa" w:w="70"/>
+              <w:right w:type="dxa" w:w="100"/>
+            </w:tcMar>
+            <w:vAlign w:val="center"/>
+          </w:tcPr>
+          <w:p>
+            <w:pPr>
+              <w:spacing w:after="0" w:line="252"/>
+              <w:jc w:val="left"/>
+            </w:pPr>
+            <w:r>
+              <w:rPr>
+                <w:rFonts w:ascii="Yu Gothic" w:cs="Yu Gothic" w:eastAsia="Yu Gothic" w:hAnsi="Yu Gothic"/>
+                <w:b w:val="false"/>
+                <w:bCs w:val="false"/>
+                <w:i w:val="false"/>
+                <w:iCs w:val="false"/>
+                <w:color w:val="000000"/>
+                <w:sz w:val="18"/>
+                <w:szCs w:val="18"/>
+              </w:rPr>
+              <w:t xml:space="preserve">受任可否の稟議</w:t>
+            </w:r>
+          </w:p>
+        </w:tc>
+      </w:tr>
+      <w:tr>
+        <w:trPr>
+          <w:cantSplit/>
+        </w:trPr>
+        <w:tc>
+          <w:tcPr>
+            <w:tcW w:type="dxa" w:w="2000"/>
+            <w:shd w:fill="F2F2F2" w:color="auto" w:val="clear"/>
+            <w:tcMar>
+              <w:top w:type="dxa" w:w="70"/>
+              <w:left w:type="dxa" w:w="100"/>
+              <w:bottom w:type="dxa" w:w="70"/>
+              <w:right w:type="dxa" w:w="100"/>
+            </w:tcMar>
+            <w:vAlign w:val="center"/>
+          </w:tcPr>
+          <w:p>
+            <w:pPr>
+              <w:spacing w:after="0" w:line="252"/>
+              <w:jc w:val="left"/>
+            </w:pPr>
+            <w:r>
+              <w:rPr>
+                <w:rFonts w:ascii="Yu Gothic" w:cs="Yu Gothic" w:eastAsia="Yu Gothic" w:hAnsi="Yu Gothic"/>
+                <w:b w:val="false"/>
+                <w:bCs w:val="false"/>
+                <w:i w:val="false"/>
+                <w:iCs w:val="false"/>
+                <w:color w:val="000000"/>
+                <w:sz w:val="18"/>
+                <w:szCs w:val="18"/>
+              </w:rPr>
+              <w:t xml:space="preserve">製造（金属加工）</w:t>
+            </w:r>
+          </w:p>
+        </w:tc>
+        <w:tc>
+          <w:tcPr>
+            <w:tcW w:type="dxa" w:w="2400"/>
+            <w:shd w:fill="F2F2F2" w:color="auto" w:val="clear"/>
+            <w:tcMar>
+              <w:top w:type="dxa" w:w="70"/>
+              <w:left w:type="dxa" w:w="100"/>
+              <w:bottom w:type="dxa" w:w="70"/>
+              <w:right w:type="dxa" w:w="100"/>
+            </w:tcMar>
+            <w:vAlign w:val="center"/>
+          </w:tcPr>
+          <w:p>
+            <w:pPr>
+              <w:spacing w:after="0" w:line="252"/>
+              <w:jc w:val="left"/>
+            </w:pPr>
+            <w:r>
+              <w:rPr>
+                <w:rFonts w:ascii="Yu Gothic" w:cs="Yu Gothic" w:eastAsia="Yu Gothic" w:hAnsi="Yu Gothic"/>
+                <w:b w:val="false"/>
+                <w:bCs w:val="false"/>
+                <w:i w:val="false"/>
+                <w:iCs w:val="false"/>
+                <w:color w:val="000000"/>
+                <w:sz w:val="18"/>
+                <w:szCs w:val="18"/>
+              </w:rPr>
+              <w:t xml:space="preserve">SUS304とSUS316（材料単価が1.3〜1.5倍違う）</w:t>
+            </w:r>
+          </w:p>
+        </w:tc>
+        <w:tc>
+          <w:tcPr>
+            <w:tcW w:type="dxa" w:w="4400"/>
+            <w:shd w:fill="F2F2F2" w:color="auto" w:val="clear"/>
+            <w:tcMar>
+              <w:top w:type="dxa" w:w="70"/>
+              <w:left w:type="dxa" w:w="100"/>
+              <w:bottom w:type="dxa" w:w="70"/>
+              <w:right w:type="dxa" w:w="100"/>
+            </w:tcMar>
+            <w:vAlign w:val="center"/>
+          </w:tcPr>
+          <w:p>
+            <w:pPr>
+              <w:spacing w:after="0" w:line="252"/>
+              <w:jc w:val="left"/>
+            </w:pPr>
+            <w:r>
+              <w:rPr>
+                <w:rFonts w:ascii="Yu Gothic" w:cs="Yu Gothic" w:eastAsia="Yu Gothic" w:hAnsi="Yu Gothic"/>
+                <w:b w:val="false"/>
+                <w:bCs w:val="false"/>
+                <w:i w:val="false"/>
+                <w:iCs w:val="false"/>
+                <w:color w:val="000000"/>
+                <w:sz w:val="18"/>
+                <w:szCs w:val="18"/>
+              </w:rPr>
+              <w:t xml:space="preserve">加工見積の稟議書</w:t>
+            </w:r>
+          </w:p>
+        </w:tc>
+      </w:tr>
+    </w:tbl>
+    <w:p>
+      <w:pPr>
+        <w:pBdr>
+          <w:top w:val="single" w:color="FFE599" w:sz="2" w:space="4"/>
+          <w:left w:val="single" w:color="C00000" w:sz="18" w:space="6"/>
+          <w:bottom w:val="single" w:color="FFE599" w:sz="2" w:space="4"/>
+          <w:right w:val="single" w:color="FFE599" w:sz="2" w:space="4"/>
+        </w:pBdr>
+        <w:shd w:fill="FFF2CC" w:color="auto" w:val="clear"/>
+        <w:spacing w:after="180" w:before="140" w:line="264"/>
+        <w:ind w:left="120" w:right="120"/>
+      </w:pPr>
+      <w:r>
+        <w:rPr>
+          <w:rFonts w:ascii="Yu Gothic" w:cs="Yu Gothic" w:eastAsia="Yu Gothic" w:hAnsi="Yu Gothic"/>
+          <w:b/>
+          <w:bCs/>
+          <w:i w:val="false"/>
+          <w:iCs w:val="false"/>
+          <w:color w:val="C00000"/>
+          <w:sz w:val="20"/>
+          <w:szCs w:val="20"/>
+        </w:rPr>
+        <w:t xml:space="preserve">差し替えるときのコツ　</w:t>
+      </w:r>
+      <w:r>
+        <w:rPr>
+          <w:rFonts w:ascii="Yu Gothic" w:cs="Yu Gothic" w:eastAsia="Yu Gothic" w:hAnsi="Yu Gothic"/>
+          <w:b w:val="false"/>
+          <w:bCs w:val="false"/>
+          <w:i w:val="false"/>
+          <w:iCs w:val="false"/>
+          <w:color w:val="000000"/>
+          <w:sz w:val="20"/>
+          <w:szCs w:val="20"/>
+        </w:rPr>
+        <w:t xml:space="preserve">取り違えた属性が、最後の書類の見た目には表れないようにしてください。書式が整っていて、数字も入っていて、根拠も3件並んでいる。それでも1か所だけ前提が違う——この状態を作れれば、業種は何でも成立します。</w:t>
+      </w:r>
+    </w:p>
     <w:p>
       <w:pPr>
         <w:pStyle w:val="Heading2"/>

--- a/demo/AI実装講座_デモ素材集_第7-9回.docx
+++ b/demo/AI実装講座_デモ素材集_第7-9回.docx
@@ -4180,7 +4180,7 @@
           <w:sz w:val="20"/>
           <w:szCs w:val="20"/>
         </w:rPr>
-        <w:t xml:space="preserve">登壇資料は実演①＝広げすぎた場合、実演②＝絞った場合の順に印字されていますが、実際に流すときは絞ったA（○8）を先に、広げたB（○4）を後にしてください。先に落ちたものを見せても、何から落ちたのかが分かりません。スライドは実演①のページで束Aを、実演②のページで束Bを流す、と読み替えます。</w:t>
+        <w:t xml:space="preserve">登壇資料は実演①＝広げすぎた場合、実演②＝絞った場合の順に印字されていますが、実際に流すときは絞ったA（○8）を先に、広げたB（○4）を後にしてください。先に落ちたものを見せても、何から落ちたのかが分かりません。スライドは実演②のページ（1領域に絞った場合）で束Aを先に、実演①のページ（範囲を広げすぎた場合）で束Bを後に流します。ページを行ったり来たりするのが嫌なら、登壇資料の6枚目と7枚目を入れ替えてから当日を迎えてください。</w:t>
       </w:r>
     </w:p>
     <w:p>
@@ -4219,7 +4219,7 @@
           <w:sz w:val="20"/>
           <w:szCs w:val="20"/>
         </w:rPr>
-        <w:t xml:space="preserve">読む資料 第8回のQ&amp;Aに「Q 資料は多いほどいいのでは → A 逆です。今日、実際に入れて落ちるところをお見せします」と書いてあります。登壇資料の実演①は「○が3件まで落ちる」、実演②は「○が8件・△が2件」と数値まで印字されています。その2本を、講師の環境で先に作っておきます。</w:t>
+        <w:t xml:space="preserve">読む資料 第8回のQ&amp;Aに「Q 資料は多いほどいいのでは → A 逆です。今日、実際に入れて落ちるところをお見せします」と書いてあります。登壇資料の実演①は「○が3件まで落ちる」、実演②は「○が8件・△が2件」と数値まで印字されています。この資料の束Bは○4件なので、スライドの「3件」は当日の実測に合わせて口頭で言い直してください（落差を見せる趣旨は変わりません）。その2本を、講師の環境で先に作っておきます。</w:t>
       </w:r>
     </w:p>
     <w:p>
@@ -4697,7 +4697,7 @@
                 <w:sz w:val="17"/>
                 <w:szCs w:val="17"/>
               </w:rPr>
-              <w:t xml:space="preserve">○4件・△1件・×5件まで落ちる。落ちるのは古い版が混ざった5問だけ</w:t>
+              <w:t xml:space="preserve">○4件・△1件・×5件まで落ちる。5問のうち4問は古い版が混ざったせい</w:t>
             </w:r>
           </w:p>
         </w:tc>
@@ -4805,7 +4805,7 @@
           <w:sz w:val="21"/>
           <w:szCs w:val="21"/>
         </w:rPr>
-        <w:t xml:space="preserve">入れます（Q7・Q9）。書いていない2つで△（記載がありません）が出るかどうかが、この回の本当のテストです。そしてBで×に落ちる5問は、</w:t>
+        <w:t xml:space="preserve">入れます（Q7・Q9）。書いていない2つで△（記載がありません）が出るかどうかが、この回の本当のテストです。そしてBで×に落ちる5問のうち</w:t>
       </w:r>
       <w:r>
         <w:rPr>
@@ -4818,7 +4818,7 @@
           <w:sz w:val="21"/>
           <w:szCs w:val="21"/>
         </w:rPr>
-        <w:t xml:space="preserve">すべて古い版を混ぜたせいで落ちます。量ではありません。</w:t>
+        <w:t xml:space="preserve">4問は、古い版を混ぜたせいで落ちます。</w:t>
       </w:r>
       <w:r>
         <w:rPr>
@@ -4831,7 +4831,7 @@
           <w:sz w:val="21"/>
           <w:szCs w:val="21"/>
         </w:rPr>
-        <w:t xml:space="preserve"/>
+        <w:t xml:space="preserve">残る1問（Q9）だけが、量が増えて拾い間違えた例です。</w:t>
       </w:r>
     </w:p>
     <w:tbl>
@@ -10721,7 +10721,7 @@
           <w:sz w:val="24"/>
           <w:szCs w:val="24"/>
         </w:rPr>
-        <w:t xml:space="preserve">現物②：わざと壊す入力（演習の3番目で使う）</w:t>
+        <w:t xml:space="preserve">現物⑤：わざと壊す入力（演習の3番目で使う）</w:t>
       </w:r>
     </w:p>
     <w:p>

--- a/demo/AI実装講座_デモ素材集_第7-9回.docx
+++ b/demo/AI実装講座_デモ素材集_第7-9回.docx
@@ -3124,7 +3124,7 @@
                 <w:sz w:val="18"/>
                 <w:szCs w:val="18"/>
               </w:rPr>
-              <w:t xml:space="preserve">AIに書かせて動作確認済みのGASを、コメント付きで1本。当日AIが動くコードを出さなかったときに貼る</w:t>
+              <w:t xml:space="preserve">用意済み。サイトの「実演の材料」から `第7回デモ用_問い合わせ振り分け.gs` をダウンロードできます。組み立て手順・スクリプトプロパティ4つ・トリガー2つ・費用の言い方まで、コメントに書いてあります</w:t>
             </w:r>
           </w:p>
         </w:tc>
@@ -3266,6 +3266,50 @@
         </w:tc>
       </w:tr>
     </w:tbl>
+    <w:p>
+      <w:pPr>
+        <w:spacing w:after="140" w:before="0" w:line="276"/>
+      </w:pPr>
+      <w:r>
+        <w:rPr>
+          <w:rFonts w:ascii="Yu Gothic" w:cs="Yu Gothic" w:eastAsia="Yu Gothic" w:hAnsi="Yu Gothic"/>
+          <w:b w:val="false"/>
+          <w:bCs w:val="false"/>
+          <w:i w:val="false"/>
+          <w:iCs w:val="false"/>
+          <w:color w:val="000000"/>
+          <w:sz w:val="21"/>
+          <w:szCs w:val="21"/>
+        </w:rPr>
+        <w:t xml:space="preserve">配布している `.gs` は</w:t>
+      </w:r>
+      <w:r>
+        <w:rPr>
+          <w:rFonts w:ascii="Yu Gothic" w:cs="Yu Gothic" w:eastAsia="Yu Gothic" w:hAnsi="Yu Gothic"/>
+          <w:b/>
+          <w:bCs/>
+          <w:i w:val="false"/>
+          <w:iCs w:val="false"/>
+          <w:color w:val="000000"/>
+          <w:sz w:val="21"/>
+          <w:szCs w:val="21"/>
+        </w:rPr>
+        <w:t xml:space="preserve">完成形</w:t>
+      </w:r>
+      <w:r>
+        <w:rPr>
+          <w:rFonts w:ascii="Yu Gothic" w:cs="Yu Gothic" w:eastAsia="Yu Gothic" w:hAnsi="Yu Gothic"/>
+          <w:b w:val="false"/>
+          <w:bCs w:val="false"/>
+          <w:i w:val="false"/>
+          <w:iCs w:val="false"/>
+          <w:color w:val="000000"/>
+          <w:sz w:val="21"/>
+          <w:szCs w:val="21"/>
+        </w:rPr>
+        <w:t xml:space="preserve">です。7分でライブ追加するのは、その中の `notifyOnError_` を呼ぶ1行だけ（`onFormSubmit_` の catch 節）。ファイル内に「★ここが、デモの7分でライブ追加する1行です★」と印を付けてあります。デモの前にはこの1行をコメントアウトしておき、目の前で戻してください。</w:t>
+      </w:r>
+    </w:p>
     <w:p>
       <w:pPr>
         <w:pBdr>
@@ -4241,7 +4285,46 @@
           <w:sz w:val="24"/>
           <w:szCs w:val="24"/>
         </w:rPr>
-        <w:t xml:space="preserve">作るもの：講師用デモ会社「サクラ製作所」の資料束</w:t>
+        <w:t xml:space="preserve">資料束は用意済み：講師用デモ会社「サクラ製作所」</w:t>
+      </w:r>
+    </w:p>
+    <w:p>
+      <w:pPr>
+        <w:pBdr>
+          <w:top w:val="single" w:color="BBD9D6" w:sz="2" w:space="4"/>
+          <w:left w:val="single" w:color="1F6F6B" w:sz="18" w:space="6"/>
+          <w:bottom w:val="single" w:color="BBD9D6" w:sz="2" w:space="4"/>
+          <w:right w:val="single" w:color="BBD9D6" w:sz="2" w:space="4"/>
+        </w:pBdr>
+        <w:shd w:fill="E8F2F1" w:color="auto" w:val="clear"/>
+        <w:spacing w:after="180" w:before="140" w:line="264"/>
+        <w:ind w:left="120" w:right="120"/>
+      </w:pPr>
+      <w:r>
+        <w:rPr>
+          <w:rFonts w:ascii="Yu Gothic" w:cs="Yu Gothic" w:eastAsia="Yu Gothic" w:hAnsi="Yu Gothic"/>
+          <w:b/>
+          <w:bCs/>
+          <w:i w:val="false"/>
+          <w:iCs w:val="false"/>
+          <w:color w:val="1F6F6B"/>
+          <w:sz w:val="20"/>
+          <w:szCs w:val="20"/>
+        </w:rPr>
+        <w:t xml:space="preserve">ダウンロードして使ってください　</w:t>
+      </w:r>
+      <w:r>
+        <w:rPr>
+          <w:rFonts w:ascii="Yu Gothic" w:cs="Yu Gothic" w:eastAsia="Yu Gothic" w:hAnsi="Yu Gothic"/>
+          <w:b w:val="false"/>
+          <w:bCs w:val="false"/>
+          <w:i w:val="false"/>
+          <w:iCs w:val="false"/>
+          <w:color w:val="000000"/>
+          <w:sz w:val="20"/>
+          <w:szCs w:val="20"/>
+        </w:rPr>
+        <w:t xml:space="preserve">サイトの「実演の材料」から `第8回デモ用資料束_サクラ製作所.zip` をダウンロードできます。中身は sakura_A（現行版6本）と sakura_B_extra（古い版3本＋領域外21本）、それに10問と正解を書いた README です。作る必要はありません。受講者の業種が金属加工でない場合も、この束のまま使えます（デモは架空会社で行うため）。</w:t>
       </w:r>
     </w:p>
     <w:p>
